--- a/Lab03/Lab03_Neural-Networks.docx
+++ b/Lab03/Lab03_Neural-Networks.docx
@@ -207,7 +207,25 @@
         <w:t xml:space="preserve">Завдання 9: </w:t>
       </w:r>
       <w:r>
-        <w:t>Розділити дані на тренувальні (70% — 729 зразків), валідаційні (15% — 152 зразки) та тестувальні (15% — 168 зразків).</w:t>
+        <w:t xml:space="preserve">Розділити дані на тренувальні (70% </w:t>
+      </w:r>
+      <w:r>
+        <w:t>-</w:t>
+      </w:r>
+      <w:r>
+        <w:t xml:space="preserve"> 729 зразків), валідаційні (15% </w:t>
+      </w:r>
+      <w:r>
+        <w:t>-</w:t>
+      </w:r>
+      <w:r>
+        <w:t xml:space="preserve"> 152 зразки) та тестувальні (15% </w:t>
+      </w:r>
+      <w:r>
+        <w:t>-</w:t>
+      </w:r>
+      <w:r>
+        <w:t xml:space="preserve"> 168 зразків).</w:t>
       </w:r>
     </w:p>
     <w:p>
@@ -239,7 +257,3638 @@
         <w:t xml:space="preserve">Завдання 11: </w:t>
       </w:r>
       <w:r>
-        <w:t>Натренувати нейронну мережу (15 епох з EarlyStopping та ReduceLROnPlateau) та протестувати: точність на тестовій вибірці — 100.00%.</w:t>
+        <w:t xml:space="preserve">Натренувати нейронну мережу (15 епох з EarlyStopping та ReduceLROnPlateau) та протестувати: точність на тестовій вибірці </w:t>
+      </w:r>
+      <w:r>
+        <w:t>-</w:t>
+      </w:r>
+      <w:r>
+        <w:t xml:space="preserve"> 100.00%.</w:t>
+      </w:r>
+    </w:p>
+    <w:p>
+      <w:pPr>
+        <w:pStyle w:val="ZIKSMAINTEXT"/>
+        <w:ind w:firstLine="0"/>
+        <w:rPr>
+          <w:b/>
+          <w:bCs/>
+        </w:rPr>
+      </w:pPr>
+    </w:p>
+    <w:p>
+      <w:pPr>
+        <w:pStyle w:val="ZIKSMAINTEXT"/>
+        <w:ind w:firstLine="0"/>
+        <w:rPr>
+          <w:b/>
+          <w:bCs/>
+        </w:rPr>
+      </w:pPr>
+    </w:p>
+    <w:p>
+      <w:pPr>
+        <w:pStyle w:val="ZIKSMAINTEXT"/>
+        <w:ind w:firstLine="0"/>
+        <w:rPr>
+          <w:b/>
+          <w:bCs/>
+        </w:rPr>
+      </w:pPr>
+      <w:r>
+        <w:rPr>
+          <w:b/>
+          <w:bCs/>
+        </w:rPr>
+        <w:lastRenderedPageBreak/>
+        <w:t>Лістинг програми:</w:t>
+      </w:r>
+    </w:p>
+    <w:p>
+      <w:pPr>
+        <w:pStyle w:val="ZIKSMAINTEXT"/>
+        <w:rPr>
+          <w:sz w:val="15"/>
+          <w:szCs w:val="15"/>
+        </w:rPr>
+      </w:pPr>
+      <w:r>
+        <w:rPr>
+          <w:sz w:val="15"/>
+          <w:szCs w:val="15"/>
+        </w:rPr>
+        <w:t>import os</w:t>
+      </w:r>
+    </w:p>
+    <w:p>
+      <w:pPr>
+        <w:pStyle w:val="ZIKSMAINTEXT"/>
+        <w:rPr>
+          <w:sz w:val="15"/>
+          <w:szCs w:val="15"/>
+        </w:rPr>
+      </w:pPr>
+      <w:r>
+        <w:rPr>
+          <w:sz w:val="15"/>
+          <w:szCs w:val="15"/>
+        </w:rPr>
+        <w:t>import zipfile</w:t>
+      </w:r>
+    </w:p>
+    <w:p>
+      <w:pPr>
+        <w:pStyle w:val="ZIKSMAINTEXT"/>
+        <w:rPr>
+          <w:sz w:val="15"/>
+          <w:szCs w:val="15"/>
+        </w:rPr>
+      </w:pPr>
+      <w:r>
+        <w:rPr>
+          <w:sz w:val="15"/>
+          <w:szCs w:val="15"/>
+        </w:rPr>
+        <w:t>import shutil</w:t>
+      </w:r>
+    </w:p>
+    <w:p>
+      <w:pPr>
+        <w:pStyle w:val="ZIKSMAINTEXT"/>
+        <w:rPr>
+          <w:sz w:val="15"/>
+          <w:szCs w:val="15"/>
+        </w:rPr>
+      </w:pPr>
+      <w:r>
+        <w:rPr>
+          <w:sz w:val="15"/>
+          <w:szCs w:val="15"/>
+        </w:rPr>
+        <w:t>import numpy as np</w:t>
+      </w:r>
+    </w:p>
+    <w:p>
+      <w:pPr>
+        <w:pStyle w:val="ZIKSMAINTEXT"/>
+        <w:rPr>
+          <w:sz w:val="15"/>
+          <w:szCs w:val="15"/>
+        </w:rPr>
+      </w:pPr>
+      <w:r>
+        <w:rPr>
+          <w:sz w:val="15"/>
+          <w:szCs w:val="15"/>
+        </w:rPr>
+        <w:t>import matplotlib.pyplot as plt</w:t>
+      </w:r>
+    </w:p>
+    <w:p>
+      <w:pPr>
+        <w:pStyle w:val="ZIKSMAINTEXT"/>
+        <w:rPr>
+          <w:sz w:val="15"/>
+          <w:szCs w:val="15"/>
+        </w:rPr>
+      </w:pPr>
+      <w:r>
+        <w:rPr>
+          <w:sz w:val="15"/>
+          <w:szCs w:val="15"/>
+        </w:rPr>
+        <w:t>import matplotlib.image as mpimg</w:t>
+      </w:r>
+    </w:p>
+    <w:p>
+      <w:pPr>
+        <w:pStyle w:val="ZIKSMAINTEXT"/>
+        <w:rPr>
+          <w:sz w:val="15"/>
+          <w:szCs w:val="15"/>
+        </w:rPr>
+      </w:pPr>
+      <w:r>
+        <w:rPr>
+          <w:sz w:val="15"/>
+          <w:szCs w:val="15"/>
+        </w:rPr>
+        <w:t>import tensorflow as tf</w:t>
+      </w:r>
+    </w:p>
+    <w:p>
+      <w:pPr>
+        <w:pStyle w:val="ZIKSMAINTEXT"/>
+        <w:rPr>
+          <w:sz w:val="15"/>
+          <w:szCs w:val="15"/>
+        </w:rPr>
+      </w:pPr>
+      <w:r>
+        <w:rPr>
+          <w:sz w:val="15"/>
+          <w:szCs w:val="15"/>
+        </w:rPr>
+        <w:t>from tensorflow import keras</w:t>
+      </w:r>
+    </w:p>
+    <w:p>
+      <w:pPr>
+        <w:pStyle w:val="ZIKSMAINTEXT"/>
+        <w:rPr>
+          <w:sz w:val="15"/>
+          <w:szCs w:val="15"/>
+        </w:rPr>
+      </w:pPr>
+      <w:r>
+        <w:rPr>
+          <w:sz w:val="15"/>
+          <w:szCs w:val="15"/>
+        </w:rPr>
+        <w:t>from tensorflow.keras import layers</w:t>
+      </w:r>
+    </w:p>
+    <w:p>
+      <w:pPr>
+        <w:pStyle w:val="ZIKSMAINTEXT"/>
+        <w:rPr>
+          <w:sz w:val="15"/>
+          <w:szCs w:val="15"/>
+        </w:rPr>
+      </w:pPr>
+      <w:r>
+        <w:rPr>
+          <w:sz w:val="15"/>
+          <w:szCs w:val="15"/>
+        </w:rPr>
+        <w:t>from tensorflow.keras.models import Sequential</w:t>
+      </w:r>
+    </w:p>
+    <w:p>
+      <w:pPr>
+        <w:pStyle w:val="ZIKSMAINTEXT"/>
+        <w:rPr>
+          <w:sz w:val="15"/>
+          <w:szCs w:val="15"/>
+        </w:rPr>
+      </w:pPr>
+      <w:r>
+        <w:rPr>
+          <w:sz w:val="15"/>
+          <w:szCs w:val="15"/>
+        </w:rPr>
+        <w:t>from pathlib import Path</w:t>
+      </w:r>
+    </w:p>
+    <w:p>
+      <w:pPr>
+        <w:pStyle w:val="ZIKSMAINTEXT"/>
+        <w:rPr>
+          <w:sz w:val="15"/>
+          <w:szCs w:val="15"/>
+        </w:rPr>
+      </w:pPr>
+    </w:p>
+    <w:p>
+      <w:pPr>
+        <w:pStyle w:val="ZIKSMAINTEXT"/>
+        <w:rPr>
+          <w:sz w:val="15"/>
+          <w:szCs w:val="15"/>
+        </w:rPr>
+      </w:pPr>
+      <w:r>
+        <w:rPr>
+          <w:sz w:val="15"/>
+          <w:szCs w:val="15"/>
+        </w:rPr>
+        <w:t>print(f'TensorFlow: {tf.__version__}')</w:t>
+      </w:r>
+    </w:p>
+    <w:p>
+      <w:pPr>
+        <w:pStyle w:val="ZIKSMAINTEXT"/>
+        <w:rPr>
+          <w:sz w:val="15"/>
+          <w:szCs w:val="15"/>
+        </w:rPr>
+      </w:pPr>
+      <w:r>
+        <w:rPr>
+          <w:sz w:val="15"/>
+          <w:szCs w:val="15"/>
+        </w:rPr>
+        <w:t>print(f'GPU: {tf.config.list_physical_devices("GPU")}')</w:t>
+      </w:r>
+    </w:p>
+    <w:p>
+      <w:pPr>
+        <w:pStyle w:val="ZIKSMAINTEXT"/>
+        <w:rPr>
+          <w:sz w:val="15"/>
+          <w:szCs w:val="15"/>
+        </w:rPr>
+      </w:pPr>
+    </w:p>
+    <w:p>
+      <w:pPr>
+        <w:pStyle w:val="ZIKSMAINTEXT"/>
+        <w:rPr>
+          <w:sz w:val="15"/>
+          <w:szCs w:val="15"/>
+        </w:rPr>
+      </w:pPr>
+      <w:r>
+        <w:rPr>
+          <w:sz w:val="15"/>
+          <w:szCs w:val="15"/>
+        </w:rPr>
+        <w:t># Step 1. Dataset preparation</w:t>
+      </w:r>
+    </w:p>
+    <w:p>
+      <w:pPr>
+        <w:pStyle w:val="ZIKSMAINTEXT"/>
+        <w:rPr>
+          <w:sz w:val="15"/>
+          <w:szCs w:val="15"/>
+        </w:rPr>
+      </w:pPr>
+      <w:r>
+        <w:rPr>
+          <w:sz w:val="15"/>
+          <w:szCs w:val="15"/>
+        </w:rPr>
+        <w:t>from google.colab import drive</w:t>
+      </w:r>
+    </w:p>
+    <w:p>
+      <w:pPr>
+        <w:pStyle w:val="ZIKSMAINTEXT"/>
+        <w:rPr>
+          <w:sz w:val="15"/>
+          <w:szCs w:val="15"/>
+        </w:rPr>
+      </w:pPr>
+      <w:r>
+        <w:rPr>
+          <w:sz w:val="15"/>
+          <w:szCs w:val="15"/>
+        </w:rPr>
+        <w:t>drive.mount('/content/drive')</w:t>
+      </w:r>
+    </w:p>
+    <w:p>
+      <w:pPr>
+        <w:pStyle w:val="ZIKSMAINTEXT"/>
+        <w:rPr>
+          <w:sz w:val="15"/>
+          <w:szCs w:val="15"/>
+        </w:rPr>
+      </w:pPr>
+    </w:p>
+    <w:p>
+      <w:pPr>
+        <w:pStyle w:val="ZIKSMAINTEXT"/>
+        <w:rPr>
+          <w:sz w:val="15"/>
+          <w:szCs w:val="15"/>
+        </w:rPr>
+      </w:pPr>
+      <w:r>
+        <w:rPr>
+          <w:sz w:val="15"/>
+          <w:szCs w:val="15"/>
+        </w:rPr>
+        <w:t>DRIVE_BASE  = Path('/content/drive/MyDrive/Neural Networks')</w:t>
+      </w:r>
+    </w:p>
+    <w:p>
+      <w:pPr>
+        <w:pStyle w:val="ZIKSMAINTEXT"/>
+        <w:rPr>
+          <w:sz w:val="15"/>
+          <w:szCs w:val="15"/>
+        </w:rPr>
+      </w:pPr>
+      <w:r>
+        <w:rPr>
+          <w:sz w:val="15"/>
+          <w:szCs w:val="15"/>
+        </w:rPr>
+        <w:t>DATASET_DIR = Path('/content/dataset')</w:t>
+      </w:r>
+    </w:p>
+    <w:p>
+      <w:pPr>
+        <w:pStyle w:val="ZIKSMAINTEXT"/>
+        <w:rPr>
+          <w:sz w:val="15"/>
+          <w:szCs w:val="15"/>
+        </w:rPr>
+      </w:pPr>
+    </w:p>
+    <w:p>
+      <w:pPr>
+        <w:pStyle w:val="ZIKSMAINTEXT"/>
+        <w:rPr>
+          <w:sz w:val="15"/>
+          <w:szCs w:val="15"/>
+        </w:rPr>
+      </w:pPr>
+      <w:r>
+        <w:rPr>
+          <w:sz w:val="15"/>
+          <w:szCs w:val="15"/>
+        </w:rPr>
+        <w:t>if DATASET_DIR.exists():</w:t>
+      </w:r>
+    </w:p>
+    <w:p>
+      <w:pPr>
+        <w:pStyle w:val="ZIKSMAINTEXT"/>
+        <w:rPr>
+          <w:sz w:val="15"/>
+          <w:szCs w:val="15"/>
+        </w:rPr>
+      </w:pPr>
+      <w:r>
+        <w:rPr>
+          <w:sz w:val="15"/>
+          <w:szCs w:val="15"/>
+        </w:rPr>
+        <w:t xml:space="preserve">    shutil.rmtree(DATASET_DIR)</w:t>
+      </w:r>
+    </w:p>
+    <w:p>
+      <w:pPr>
+        <w:pStyle w:val="ZIKSMAINTEXT"/>
+        <w:rPr>
+          <w:sz w:val="15"/>
+          <w:szCs w:val="15"/>
+        </w:rPr>
+      </w:pPr>
+    </w:p>
+    <w:p>
+      <w:pPr>
+        <w:pStyle w:val="ZIKSMAINTEXT"/>
+        <w:rPr>
+          <w:sz w:val="15"/>
+          <w:szCs w:val="15"/>
+        </w:rPr>
+      </w:pPr>
+      <w:r>
+        <w:rPr>
+          <w:sz w:val="15"/>
+          <w:szCs w:val="15"/>
+        </w:rPr>
+        <w:t>for cls in ['cats', 'dogs']:</w:t>
+      </w:r>
+    </w:p>
+    <w:p>
+      <w:pPr>
+        <w:pStyle w:val="ZIKSMAINTEXT"/>
+        <w:rPr>
+          <w:sz w:val="15"/>
+          <w:szCs w:val="15"/>
+        </w:rPr>
+      </w:pPr>
+      <w:r>
+        <w:rPr>
+          <w:sz w:val="15"/>
+          <w:szCs w:val="15"/>
+        </w:rPr>
+        <w:t xml:space="preserve">    dest = DATASET_DIR / cls</w:t>
+      </w:r>
+    </w:p>
+    <w:p>
+      <w:pPr>
+        <w:pStyle w:val="ZIKSMAINTEXT"/>
+        <w:rPr>
+          <w:sz w:val="15"/>
+          <w:szCs w:val="15"/>
+        </w:rPr>
+      </w:pPr>
+      <w:r>
+        <w:rPr>
+          <w:sz w:val="15"/>
+          <w:szCs w:val="15"/>
+        </w:rPr>
+        <w:t xml:space="preserve">    dest.mkdir(parents=True, exist_ok=True)</w:t>
+      </w:r>
+    </w:p>
+    <w:p>
+      <w:pPr>
+        <w:pStyle w:val="ZIKSMAINTEXT"/>
+        <w:rPr>
+          <w:sz w:val="15"/>
+          <w:szCs w:val="15"/>
+        </w:rPr>
+      </w:pPr>
+      <w:r>
+        <w:rPr>
+          <w:sz w:val="15"/>
+          <w:szCs w:val="15"/>
+        </w:rPr>
+        <w:t xml:space="preserve">    zips = list((DRIVE_BASE / cls.capitalize()).glob('*.zip'))</w:t>
+      </w:r>
+    </w:p>
+    <w:p>
+      <w:pPr>
+        <w:pStyle w:val="ZIKSMAINTEXT"/>
+        <w:rPr>
+          <w:sz w:val="15"/>
+          <w:szCs w:val="15"/>
+        </w:rPr>
+      </w:pPr>
+      <w:r>
+        <w:rPr>
+          <w:sz w:val="15"/>
+          <w:szCs w:val="15"/>
+        </w:rPr>
+        <w:t xml:space="preserve">    if not zips:</w:t>
+      </w:r>
+    </w:p>
+    <w:p>
+      <w:pPr>
+        <w:pStyle w:val="ZIKSMAINTEXT"/>
+        <w:rPr>
+          <w:sz w:val="15"/>
+          <w:szCs w:val="15"/>
+        </w:rPr>
+      </w:pPr>
+      <w:r>
+        <w:rPr>
+          <w:sz w:val="15"/>
+          <w:szCs w:val="15"/>
+        </w:rPr>
+        <w:t xml:space="preserve">        print(f'no zip found for {cls}')</w:t>
+      </w:r>
+    </w:p>
+    <w:p>
+      <w:pPr>
+        <w:pStyle w:val="ZIKSMAINTEXT"/>
+        <w:rPr>
+          <w:sz w:val="15"/>
+          <w:szCs w:val="15"/>
+        </w:rPr>
+      </w:pPr>
+      <w:r>
+        <w:rPr>
+          <w:sz w:val="15"/>
+          <w:szCs w:val="15"/>
+        </w:rPr>
+        <w:t xml:space="preserve">        continue</w:t>
+      </w:r>
+    </w:p>
+    <w:p>
+      <w:pPr>
+        <w:pStyle w:val="ZIKSMAINTEXT"/>
+        <w:rPr>
+          <w:sz w:val="15"/>
+          <w:szCs w:val="15"/>
+        </w:rPr>
+      </w:pPr>
+      <w:r>
+        <w:rPr>
+          <w:sz w:val="15"/>
+          <w:szCs w:val="15"/>
+        </w:rPr>
+        <w:t xml:space="preserve">    with zipfile.ZipFile(zips[0], 'r') as z:</w:t>
+      </w:r>
+    </w:p>
+    <w:p>
+      <w:pPr>
+        <w:pStyle w:val="ZIKSMAINTEXT"/>
+        <w:rPr>
+          <w:sz w:val="15"/>
+          <w:szCs w:val="15"/>
+        </w:rPr>
+      </w:pPr>
+      <w:r>
+        <w:rPr>
+          <w:sz w:val="15"/>
+          <w:szCs w:val="15"/>
+        </w:rPr>
+        <w:t xml:space="preserve">        z.extractall(dest)</w:t>
+      </w:r>
+    </w:p>
+    <w:p>
+      <w:pPr>
+        <w:pStyle w:val="ZIKSMAINTEXT"/>
+        <w:rPr>
+          <w:sz w:val="15"/>
+          <w:szCs w:val="15"/>
+        </w:rPr>
+      </w:pPr>
+      <w:r>
+        <w:rPr>
+          <w:sz w:val="15"/>
+          <w:szCs w:val="15"/>
+        </w:rPr>
+        <w:t xml:space="preserve">    for sub in [p for p in dest.iterdir() if p.is_dir()]:</w:t>
+      </w:r>
+    </w:p>
+    <w:p>
+      <w:pPr>
+        <w:pStyle w:val="ZIKSMAINTEXT"/>
+        <w:rPr>
+          <w:sz w:val="15"/>
+          <w:szCs w:val="15"/>
+        </w:rPr>
+      </w:pPr>
+      <w:r>
+        <w:rPr>
+          <w:sz w:val="15"/>
+          <w:szCs w:val="15"/>
+        </w:rPr>
+        <w:t xml:space="preserve">        for img in sub.iterdir():</w:t>
+      </w:r>
+    </w:p>
+    <w:p>
+      <w:pPr>
+        <w:pStyle w:val="ZIKSMAINTEXT"/>
+        <w:rPr>
+          <w:sz w:val="15"/>
+          <w:szCs w:val="15"/>
+        </w:rPr>
+      </w:pPr>
+      <w:r>
+        <w:rPr>
+          <w:sz w:val="15"/>
+          <w:szCs w:val="15"/>
+        </w:rPr>
+        <w:t xml:space="preserve">            img.rename(dest / img.name)</w:t>
+      </w:r>
+    </w:p>
+    <w:p>
+      <w:pPr>
+        <w:pStyle w:val="ZIKSMAINTEXT"/>
+        <w:rPr>
+          <w:sz w:val="15"/>
+          <w:szCs w:val="15"/>
+        </w:rPr>
+      </w:pPr>
+      <w:r>
+        <w:rPr>
+          <w:sz w:val="15"/>
+          <w:szCs w:val="15"/>
+        </w:rPr>
+        <w:t xml:space="preserve">        sub.rmdir()</w:t>
+      </w:r>
+    </w:p>
+    <w:p>
+      <w:pPr>
+        <w:pStyle w:val="ZIKSMAINTEXT"/>
+        <w:rPr>
+          <w:sz w:val="15"/>
+          <w:szCs w:val="15"/>
+        </w:rPr>
+      </w:pPr>
+      <w:r>
+        <w:rPr>
+          <w:sz w:val="15"/>
+          <w:szCs w:val="15"/>
+        </w:rPr>
+        <w:t xml:space="preserve">    print(f'{cls}: {len(list(dest.glob("*.*")))} images')</w:t>
+      </w:r>
+    </w:p>
+    <w:p>
+      <w:pPr>
+        <w:pStyle w:val="ZIKSMAINTEXT"/>
+        <w:rPr>
+          <w:sz w:val="15"/>
+          <w:szCs w:val="15"/>
+        </w:rPr>
+      </w:pPr>
+    </w:p>
+    <w:p>
+      <w:pPr>
+        <w:pStyle w:val="ZIKSMAINTEXT"/>
+        <w:rPr>
+          <w:sz w:val="15"/>
+          <w:szCs w:val="15"/>
+        </w:rPr>
+      </w:pPr>
+      <w:r>
+        <w:rPr>
+          <w:sz w:val="15"/>
+          <w:szCs w:val="15"/>
+        </w:rPr>
+        <w:t># Step 3-4. Reading and displaying images</w:t>
+      </w:r>
+    </w:p>
+    <w:p>
+      <w:pPr>
+        <w:pStyle w:val="ZIKSMAINTEXT"/>
+        <w:rPr>
+          <w:sz w:val="15"/>
+          <w:szCs w:val="15"/>
+        </w:rPr>
+      </w:pPr>
+      <w:r>
+        <w:rPr>
+          <w:sz w:val="15"/>
+          <w:szCs w:val="15"/>
+        </w:rPr>
+        <w:t>VALID_EXTENSIONS = ('.jpg', '.jpeg', '.png', '.bmp', '.JPG', '.JPEG')</w:t>
+      </w:r>
+    </w:p>
+    <w:p>
+      <w:pPr>
+        <w:pStyle w:val="ZIKSMAINTEXT"/>
+        <w:rPr>
+          <w:sz w:val="15"/>
+          <w:szCs w:val="15"/>
+        </w:rPr>
+      </w:pPr>
+      <w:r>
+        <w:rPr>
+          <w:sz w:val="15"/>
+          <w:szCs w:val="15"/>
+        </w:rPr>
+        <w:t>sample_cats = [p for p in (DATASET_DIR / 'cats').iterdir() if p.suffix in VALID_EXTENSIONS]</w:t>
+      </w:r>
+    </w:p>
+    <w:p>
+      <w:pPr>
+        <w:pStyle w:val="ZIKSMAINTEXT"/>
+        <w:rPr>
+          <w:sz w:val="15"/>
+          <w:szCs w:val="15"/>
+        </w:rPr>
+      </w:pPr>
+      <w:r>
+        <w:rPr>
+          <w:sz w:val="15"/>
+          <w:szCs w:val="15"/>
+        </w:rPr>
+        <w:t>sample_path = sample_cats[0]</w:t>
+      </w:r>
+    </w:p>
+    <w:p>
+      <w:pPr>
+        <w:pStyle w:val="ZIKSMAINTEXT"/>
+        <w:rPr>
+          <w:sz w:val="15"/>
+          <w:szCs w:val="15"/>
+        </w:rPr>
+      </w:pPr>
+      <w:r>
+        <w:rPr>
+          <w:sz w:val="15"/>
+          <w:szCs w:val="15"/>
+        </w:rPr>
+        <w:t>sample_img  = mpimg.imread(str(sample_path))</w:t>
+      </w:r>
+    </w:p>
+    <w:p>
+      <w:pPr>
+        <w:pStyle w:val="ZIKSMAINTEXT"/>
+        <w:rPr>
+          <w:sz w:val="15"/>
+          <w:szCs w:val="15"/>
+        </w:rPr>
+      </w:pPr>
+      <w:r>
+        <w:rPr>
+          <w:sz w:val="15"/>
+          <w:szCs w:val="15"/>
+        </w:rPr>
+        <w:t>print(f'file:  {sample_path.name}')</w:t>
+      </w:r>
+    </w:p>
+    <w:p>
+      <w:pPr>
+        <w:pStyle w:val="ZIKSMAINTEXT"/>
+        <w:rPr>
+          <w:sz w:val="15"/>
+          <w:szCs w:val="15"/>
+        </w:rPr>
+      </w:pPr>
+      <w:r>
+        <w:rPr>
+          <w:sz w:val="15"/>
+          <w:szCs w:val="15"/>
+        </w:rPr>
+        <w:t>print(f'shape: {sample_img.shape}')</w:t>
+      </w:r>
+    </w:p>
+    <w:p>
+      <w:pPr>
+        <w:pStyle w:val="ZIKSMAINTEXT"/>
+        <w:rPr>
+          <w:sz w:val="15"/>
+          <w:szCs w:val="15"/>
+        </w:rPr>
+      </w:pPr>
+      <w:r>
+        <w:rPr>
+          <w:sz w:val="15"/>
+          <w:szCs w:val="15"/>
+        </w:rPr>
+        <w:t>print(f'dtype: {sample_img.dtype}')</w:t>
+      </w:r>
+    </w:p>
+    <w:p>
+      <w:pPr>
+        <w:pStyle w:val="ZIKSMAINTEXT"/>
+        <w:rPr>
+          <w:sz w:val="15"/>
+          <w:szCs w:val="15"/>
+        </w:rPr>
+      </w:pPr>
+      <w:r>
+        <w:rPr>
+          <w:sz w:val="15"/>
+          <w:szCs w:val="15"/>
+        </w:rPr>
+        <w:t>print(f'range: {sample_img.min()} - {sample_img.max()}')</w:t>
+      </w:r>
+    </w:p>
+    <w:p>
+      <w:pPr>
+        <w:pStyle w:val="ZIKSMAINTEXT"/>
+        <w:rPr>
+          <w:sz w:val="15"/>
+          <w:szCs w:val="15"/>
+        </w:rPr>
+      </w:pPr>
+    </w:p>
+    <w:p>
+      <w:pPr>
+        <w:pStyle w:val="ZIKSMAINTEXT"/>
+        <w:rPr>
+          <w:sz w:val="15"/>
+          <w:szCs w:val="15"/>
+        </w:rPr>
+      </w:pPr>
+      <w:r>
+        <w:rPr>
+          <w:sz w:val="15"/>
+          <w:szCs w:val="15"/>
+        </w:rPr>
+        <w:t>fig, axes = plt.subplots(2, 4, figsize=(14, 7))</w:t>
+      </w:r>
+    </w:p>
+    <w:p>
+      <w:pPr>
+        <w:pStyle w:val="ZIKSMAINTEXT"/>
+        <w:rPr>
+          <w:sz w:val="15"/>
+          <w:szCs w:val="15"/>
+        </w:rPr>
+      </w:pPr>
+      <w:r>
+        <w:rPr>
+          <w:sz w:val="15"/>
+          <w:szCs w:val="15"/>
+        </w:rPr>
+        <w:t>fig.suptitle('Dataset samples', fontsize=16)</w:t>
+      </w:r>
+    </w:p>
+    <w:p>
+      <w:pPr>
+        <w:pStyle w:val="ZIKSMAINTEXT"/>
+        <w:rPr>
+          <w:sz w:val="15"/>
+          <w:szCs w:val="15"/>
+        </w:rPr>
+      </w:pPr>
+      <w:r>
+        <w:rPr>
+          <w:sz w:val="15"/>
+          <w:szCs w:val="15"/>
+        </w:rPr>
+        <w:t>for row, cls in enumerate(['cats', 'dogs']):</w:t>
+      </w:r>
+    </w:p>
+    <w:p>
+      <w:pPr>
+        <w:pStyle w:val="ZIKSMAINTEXT"/>
+        <w:rPr>
+          <w:sz w:val="15"/>
+          <w:szCs w:val="15"/>
+        </w:rPr>
+      </w:pPr>
+      <w:r>
+        <w:rPr>
+          <w:sz w:val="15"/>
+          <w:szCs w:val="15"/>
+        </w:rPr>
+        <w:t xml:space="preserve">    images = [p for p in (DATASET_DIR / cls).iterdir() if p.suffix in VALID_EXTENSIONS][:4]</w:t>
+      </w:r>
+    </w:p>
+    <w:p>
+      <w:pPr>
+        <w:pStyle w:val="ZIKSMAINTEXT"/>
+        <w:rPr>
+          <w:sz w:val="15"/>
+          <w:szCs w:val="15"/>
+        </w:rPr>
+      </w:pPr>
+      <w:r>
+        <w:rPr>
+          <w:sz w:val="15"/>
+          <w:szCs w:val="15"/>
+        </w:rPr>
+        <w:lastRenderedPageBreak/>
+        <w:t xml:space="preserve">    for col in range(4):</w:t>
+      </w:r>
+    </w:p>
+    <w:p>
+      <w:pPr>
+        <w:pStyle w:val="ZIKSMAINTEXT"/>
+        <w:rPr>
+          <w:sz w:val="15"/>
+          <w:szCs w:val="15"/>
+        </w:rPr>
+      </w:pPr>
+      <w:r>
+        <w:rPr>
+          <w:sz w:val="15"/>
+          <w:szCs w:val="15"/>
+        </w:rPr>
+        <w:t xml:space="preserve">        ax = axes[row, col]</w:t>
+      </w:r>
+    </w:p>
+    <w:p>
+      <w:pPr>
+        <w:pStyle w:val="ZIKSMAINTEXT"/>
+        <w:rPr>
+          <w:sz w:val="15"/>
+          <w:szCs w:val="15"/>
+        </w:rPr>
+      </w:pPr>
+      <w:r>
+        <w:rPr>
+          <w:sz w:val="15"/>
+          <w:szCs w:val="15"/>
+        </w:rPr>
+        <w:t xml:space="preserve">        if col &lt; len(images):</w:t>
+      </w:r>
+    </w:p>
+    <w:p>
+      <w:pPr>
+        <w:pStyle w:val="ZIKSMAINTEXT"/>
+        <w:rPr>
+          <w:sz w:val="15"/>
+          <w:szCs w:val="15"/>
+        </w:rPr>
+      </w:pPr>
+      <w:r>
+        <w:rPr>
+          <w:sz w:val="15"/>
+          <w:szCs w:val="15"/>
+        </w:rPr>
+        <w:t xml:space="preserve">            img = mpimg.imread(str(images[col]))</w:t>
+      </w:r>
+    </w:p>
+    <w:p>
+      <w:pPr>
+        <w:pStyle w:val="ZIKSMAINTEXT"/>
+        <w:rPr>
+          <w:sz w:val="15"/>
+          <w:szCs w:val="15"/>
+        </w:rPr>
+      </w:pPr>
+      <w:r>
+        <w:rPr>
+          <w:sz w:val="15"/>
+          <w:szCs w:val="15"/>
+        </w:rPr>
+        <w:t xml:space="preserve">            ax.imshow(img)</w:t>
+      </w:r>
+    </w:p>
+    <w:p>
+      <w:pPr>
+        <w:pStyle w:val="ZIKSMAINTEXT"/>
+        <w:rPr>
+          <w:sz w:val="15"/>
+          <w:szCs w:val="15"/>
+        </w:rPr>
+      </w:pPr>
+      <w:r>
+        <w:rPr>
+          <w:sz w:val="15"/>
+          <w:szCs w:val="15"/>
+        </w:rPr>
+        <w:t xml:space="preserve">            ax.set_title(f'{cls.upper()}\n{img.shape}', fontsize=10)</w:t>
+      </w:r>
+    </w:p>
+    <w:p>
+      <w:pPr>
+        <w:pStyle w:val="ZIKSMAINTEXT"/>
+        <w:rPr>
+          <w:sz w:val="15"/>
+          <w:szCs w:val="15"/>
+        </w:rPr>
+      </w:pPr>
+      <w:r>
+        <w:rPr>
+          <w:sz w:val="15"/>
+          <w:szCs w:val="15"/>
+        </w:rPr>
+        <w:t xml:space="preserve">        ax.axis('off')</w:t>
+      </w:r>
+    </w:p>
+    <w:p>
+      <w:pPr>
+        <w:pStyle w:val="ZIKSMAINTEXT"/>
+        <w:rPr>
+          <w:sz w:val="15"/>
+          <w:szCs w:val="15"/>
+        </w:rPr>
+      </w:pPr>
+      <w:r>
+        <w:rPr>
+          <w:sz w:val="15"/>
+          <w:szCs w:val="15"/>
+        </w:rPr>
+        <w:t>plt.tight_layout()</w:t>
+      </w:r>
+    </w:p>
+    <w:p>
+      <w:pPr>
+        <w:pStyle w:val="ZIKSMAINTEXT"/>
+        <w:rPr>
+          <w:sz w:val="15"/>
+          <w:szCs w:val="15"/>
+        </w:rPr>
+      </w:pPr>
+      <w:r>
+        <w:rPr>
+          <w:sz w:val="15"/>
+          <w:szCs w:val="15"/>
+        </w:rPr>
+        <w:t>plt.show()</w:t>
+      </w:r>
+    </w:p>
+    <w:p>
+      <w:pPr>
+        <w:pStyle w:val="ZIKSMAINTEXT"/>
+        <w:rPr>
+          <w:sz w:val="15"/>
+          <w:szCs w:val="15"/>
+        </w:rPr>
+      </w:pPr>
+    </w:p>
+    <w:p>
+      <w:pPr>
+        <w:pStyle w:val="ZIKSMAINTEXT"/>
+        <w:rPr>
+          <w:sz w:val="15"/>
+          <w:szCs w:val="15"/>
+        </w:rPr>
+      </w:pPr>
+      <w:r>
+        <w:rPr>
+          <w:sz w:val="15"/>
+          <w:szCs w:val="15"/>
+        </w:rPr>
+        <w:t># Step 5. File extension filtering</w:t>
+      </w:r>
+    </w:p>
+    <w:p>
+      <w:pPr>
+        <w:pStyle w:val="ZIKSMAINTEXT"/>
+        <w:rPr>
+          <w:sz w:val="15"/>
+          <w:szCs w:val="15"/>
+        </w:rPr>
+      </w:pPr>
+      <w:r>
+        <w:rPr>
+          <w:sz w:val="15"/>
+          <w:szCs w:val="15"/>
+        </w:rPr>
+        <w:t>ALLOWED_EXTENSIONS = {'jpeg', 'jpg', 'bmp', 'png'}</w:t>
+      </w:r>
+    </w:p>
+    <w:p>
+      <w:pPr>
+        <w:pStyle w:val="ZIKSMAINTEXT"/>
+        <w:rPr>
+          <w:sz w:val="15"/>
+          <w:szCs w:val="15"/>
+        </w:rPr>
+      </w:pPr>
+      <w:r>
+        <w:rPr>
+          <w:sz w:val="15"/>
+          <w:szCs w:val="15"/>
+        </w:rPr>
+        <w:t>removed = 0</w:t>
+      </w:r>
+    </w:p>
+    <w:p>
+      <w:pPr>
+        <w:pStyle w:val="ZIKSMAINTEXT"/>
+        <w:rPr>
+          <w:sz w:val="15"/>
+          <w:szCs w:val="15"/>
+        </w:rPr>
+      </w:pPr>
+      <w:r>
+        <w:rPr>
+          <w:sz w:val="15"/>
+          <w:szCs w:val="15"/>
+        </w:rPr>
+        <w:t>kept    = 0</w:t>
+      </w:r>
+    </w:p>
+    <w:p>
+      <w:pPr>
+        <w:pStyle w:val="ZIKSMAINTEXT"/>
+        <w:rPr>
+          <w:sz w:val="15"/>
+          <w:szCs w:val="15"/>
+        </w:rPr>
+      </w:pPr>
+      <w:r>
+        <w:rPr>
+          <w:sz w:val="15"/>
+          <w:szCs w:val="15"/>
+        </w:rPr>
+        <w:t>ext_counter = {}</w:t>
+      </w:r>
+    </w:p>
+    <w:p>
+      <w:pPr>
+        <w:pStyle w:val="ZIKSMAINTEXT"/>
+        <w:rPr>
+          <w:sz w:val="15"/>
+          <w:szCs w:val="15"/>
+        </w:rPr>
+      </w:pPr>
+      <w:r>
+        <w:rPr>
+          <w:sz w:val="15"/>
+          <w:szCs w:val="15"/>
+        </w:rPr>
+        <w:t>for cls in ['cats', 'dogs']:</w:t>
+      </w:r>
+    </w:p>
+    <w:p>
+      <w:pPr>
+        <w:pStyle w:val="ZIKSMAINTEXT"/>
+        <w:rPr>
+          <w:sz w:val="15"/>
+          <w:szCs w:val="15"/>
+        </w:rPr>
+      </w:pPr>
+      <w:r>
+        <w:rPr>
+          <w:sz w:val="15"/>
+          <w:szCs w:val="15"/>
+        </w:rPr>
+        <w:t xml:space="preserve">    for f in list((DATASET_DIR / cls).glob('*')):</w:t>
+      </w:r>
+    </w:p>
+    <w:p>
+      <w:pPr>
+        <w:pStyle w:val="ZIKSMAINTEXT"/>
+        <w:rPr>
+          <w:sz w:val="15"/>
+          <w:szCs w:val="15"/>
+        </w:rPr>
+      </w:pPr>
+      <w:r>
+        <w:rPr>
+          <w:sz w:val="15"/>
+          <w:szCs w:val="15"/>
+        </w:rPr>
+        <w:t xml:space="preserve">        if not f.is_file():</w:t>
+      </w:r>
+    </w:p>
+    <w:p>
+      <w:pPr>
+        <w:pStyle w:val="ZIKSMAINTEXT"/>
+        <w:rPr>
+          <w:sz w:val="15"/>
+          <w:szCs w:val="15"/>
+        </w:rPr>
+      </w:pPr>
+      <w:r>
+        <w:rPr>
+          <w:sz w:val="15"/>
+          <w:szCs w:val="15"/>
+        </w:rPr>
+        <w:t xml:space="preserve">            continue</w:t>
+      </w:r>
+    </w:p>
+    <w:p>
+      <w:pPr>
+        <w:pStyle w:val="ZIKSMAINTEXT"/>
+        <w:rPr>
+          <w:sz w:val="15"/>
+          <w:szCs w:val="15"/>
+        </w:rPr>
+      </w:pPr>
+      <w:r>
+        <w:rPr>
+          <w:sz w:val="15"/>
+          <w:szCs w:val="15"/>
+        </w:rPr>
+        <w:t xml:space="preserve">        ext = f.suffix.lower().lstrip('.')</w:t>
+      </w:r>
+    </w:p>
+    <w:p>
+      <w:pPr>
+        <w:pStyle w:val="ZIKSMAINTEXT"/>
+        <w:rPr>
+          <w:sz w:val="15"/>
+          <w:szCs w:val="15"/>
+        </w:rPr>
+      </w:pPr>
+      <w:r>
+        <w:rPr>
+          <w:sz w:val="15"/>
+          <w:szCs w:val="15"/>
+        </w:rPr>
+        <w:t xml:space="preserve">        ext_counter[ext] = ext_counter.get(ext, 0) + 1</w:t>
+      </w:r>
+    </w:p>
+    <w:p>
+      <w:pPr>
+        <w:pStyle w:val="ZIKSMAINTEXT"/>
+        <w:rPr>
+          <w:sz w:val="15"/>
+          <w:szCs w:val="15"/>
+        </w:rPr>
+      </w:pPr>
+      <w:r>
+        <w:rPr>
+          <w:sz w:val="15"/>
+          <w:szCs w:val="15"/>
+        </w:rPr>
+        <w:t xml:space="preserve">        if ext not in ALLOWED_EXTENSIONS:</w:t>
+      </w:r>
+    </w:p>
+    <w:p>
+      <w:pPr>
+        <w:pStyle w:val="ZIKSMAINTEXT"/>
+        <w:rPr>
+          <w:sz w:val="15"/>
+          <w:szCs w:val="15"/>
+        </w:rPr>
+      </w:pPr>
+      <w:r>
+        <w:rPr>
+          <w:sz w:val="15"/>
+          <w:szCs w:val="15"/>
+        </w:rPr>
+        <w:t xml:space="preserve">            f.unlink()</w:t>
+      </w:r>
+    </w:p>
+    <w:p>
+      <w:pPr>
+        <w:pStyle w:val="ZIKSMAINTEXT"/>
+        <w:rPr>
+          <w:sz w:val="15"/>
+          <w:szCs w:val="15"/>
+        </w:rPr>
+      </w:pPr>
+      <w:r>
+        <w:rPr>
+          <w:sz w:val="15"/>
+          <w:szCs w:val="15"/>
+        </w:rPr>
+        <w:t xml:space="preserve">            removed += 1</w:t>
+      </w:r>
+    </w:p>
+    <w:p>
+      <w:pPr>
+        <w:pStyle w:val="ZIKSMAINTEXT"/>
+        <w:rPr>
+          <w:sz w:val="15"/>
+          <w:szCs w:val="15"/>
+        </w:rPr>
+      </w:pPr>
+      <w:r>
+        <w:rPr>
+          <w:sz w:val="15"/>
+          <w:szCs w:val="15"/>
+        </w:rPr>
+        <w:t xml:space="preserve">        else:</w:t>
+      </w:r>
+    </w:p>
+    <w:p>
+      <w:pPr>
+        <w:pStyle w:val="ZIKSMAINTEXT"/>
+        <w:rPr>
+          <w:sz w:val="15"/>
+          <w:szCs w:val="15"/>
+        </w:rPr>
+      </w:pPr>
+      <w:r>
+        <w:rPr>
+          <w:sz w:val="15"/>
+          <w:szCs w:val="15"/>
+        </w:rPr>
+        <w:t xml:space="preserve">            kept += 1</w:t>
+      </w:r>
+    </w:p>
+    <w:p>
+      <w:pPr>
+        <w:pStyle w:val="ZIKSMAINTEXT"/>
+        <w:rPr>
+          <w:sz w:val="15"/>
+          <w:szCs w:val="15"/>
+        </w:rPr>
+      </w:pPr>
+      <w:r>
+        <w:rPr>
+          <w:sz w:val="15"/>
+          <w:szCs w:val="15"/>
+        </w:rPr>
+        <w:t>print(f'extensions: {ext_counter}')</w:t>
+      </w:r>
+    </w:p>
+    <w:p>
+      <w:pPr>
+        <w:pStyle w:val="ZIKSMAINTEXT"/>
+        <w:rPr>
+          <w:sz w:val="15"/>
+          <w:szCs w:val="15"/>
+        </w:rPr>
+      </w:pPr>
+      <w:r>
+        <w:rPr>
+          <w:sz w:val="15"/>
+          <w:szCs w:val="15"/>
+        </w:rPr>
+        <w:t>print(f'kept: {kept}, removed: {removed}')</w:t>
+      </w:r>
+    </w:p>
+    <w:p>
+      <w:pPr>
+        <w:pStyle w:val="ZIKSMAINTEXT"/>
+        <w:rPr>
+          <w:sz w:val="15"/>
+          <w:szCs w:val="15"/>
+        </w:rPr>
+      </w:pPr>
+    </w:p>
+    <w:p>
+      <w:pPr>
+        <w:pStyle w:val="ZIKSMAINTEXT"/>
+        <w:rPr>
+          <w:sz w:val="15"/>
+          <w:szCs w:val="15"/>
+        </w:rPr>
+      </w:pPr>
+      <w:r>
+        <w:rPr>
+          <w:sz w:val="15"/>
+          <w:szCs w:val="15"/>
+        </w:rPr>
+        <w:t># Step 6. Dataset via image_dataset_from_directory</w:t>
+      </w:r>
+    </w:p>
+    <w:p>
+      <w:pPr>
+        <w:pStyle w:val="ZIKSMAINTEXT"/>
+        <w:rPr>
+          <w:sz w:val="15"/>
+          <w:szCs w:val="15"/>
+        </w:rPr>
+      </w:pPr>
+      <w:r>
+        <w:rPr>
+          <w:sz w:val="15"/>
+          <w:szCs w:val="15"/>
+        </w:rPr>
+        <w:t>IMG_SIZE   = (128, 128)</w:t>
+      </w:r>
+    </w:p>
+    <w:p>
+      <w:pPr>
+        <w:pStyle w:val="ZIKSMAINTEXT"/>
+        <w:rPr>
+          <w:sz w:val="15"/>
+          <w:szCs w:val="15"/>
+        </w:rPr>
+      </w:pPr>
+      <w:r>
+        <w:rPr>
+          <w:sz w:val="15"/>
+          <w:szCs w:val="15"/>
+        </w:rPr>
+        <w:t>BATCH_SIZE = 8</w:t>
+      </w:r>
+    </w:p>
+    <w:p>
+      <w:pPr>
+        <w:pStyle w:val="ZIKSMAINTEXT"/>
+        <w:rPr>
+          <w:sz w:val="15"/>
+          <w:szCs w:val="15"/>
+        </w:rPr>
+      </w:pPr>
+      <w:r>
+        <w:rPr>
+          <w:sz w:val="15"/>
+          <w:szCs w:val="15"/>
+        </w:rPr>
+        <w:t>SEED       = 42</w:t>
+      </w:r>
+    </w:p>
+    <w:p>
+      <w:pPr>
+        <w:pStyle w:val="ZIKSMAINTEXT"/>
+        <w:rPr>
+          <w:sz w:val="15"/>
+          <w:szCs w:val="15"/>
+        </w:rPr>
+      </w:pPr>
+    </w:p>
+    <w:p>
+      <w:pPr>
+        <w:pStyle w:val="ZIKSMAINTEXT"/>
+        <w:rPr>
+          <w:sz w:val="15"/>
+          <w:szCs w:val="15"/>
+        </w:rPr>
+      </w:pPr>
+      <w:r>
+        <w:rPr>
+          <w:sz w:val="15"/>
+          <w:szCs w:val="15"/>
+        </w:rPr>
+        <w:t>full_dataset = tf.keras.utils.image_dataset_from_directory(</w:t>
+      </w:r>
+    </w:p>
+    <w:p>
+      <w:pPr>
+        <w:pStyle w:val="ZIKSMAINTEXT"/>
+        <w:rPr>
+          <w:sz w:val="15"/>
+          <w:szCs w:val="15"/>
+        </w:rPr>
+      </w:pPr>
+      <w:r>
+        <w:rPr>
+          <w:sz w:val="15"/>
+          <w:szCs w:val="15"/>
+        </w:rPr>
+        <w:t xml:space="preserve">    str(DATASET_DIR),</w:t>
+      </w:r>
+    </w:p>
+    <w:p>
+      <w:pPr>
+        <w:pStyle w:val="ZIKSMAINTEXT"/>
+        <w:rPr>
+          <w:sz w:val="15"/>
+          <w:szCs w:val="15"/>
+        </w:rPr>
+      </w:pPr>
+      <w:r>
+        <w:rPr>
+          <w:sz w:val="15"/>
+          <w:szCs w:val="15"/>
+        </w:rPr>
+        <w:t xml:space="preserve">    image_size=IMG_SIZE,</w:t>
+      </w:r>
+    </w:p>
+    <w:p>
+      <w:pPr>
+        <w:pStyle w:val="ZIKSMAINTEXT"/>
+        <w:rPr>
+          <w:sz w:val="15"/>
+          <w:szCs w:val="15"/>
+        </w:rPr>
+      </w:pPr>
+      <w:r>
+        <w:rPr>
+          <w:sz w:val="15"/>
+          <w:szCs w:val="15"/>
+        </w:rPr>
+        <w:t xml:space="preserve">    batch_size=BATCH_SIZE,</w:t>
+      </w:r>
+    </w:p>
+    <w:p>
+      <w:pPr>
+        <w:pStyle w:val="ZIKSMAINTEXT"/>
+        <w:rPr>
+          <w:sz w:val="15"/>
+          <w:szCs w:val="15"/>
+        </w:rPr>
+      </w:pPr>
+      <w:r>
+        <w:rPr>
+          <w:sz w:val="15"/>
+          <w:szCs w:val="15"/>
+        </w:rPr>
+        <w:t xml:space="preserve">    shuffle=True,</w:t>
+      </w:r>
+    </w:p>
+    <w:p>
+      <w:pPr>
+        <w:pStyle w:val="ZIKSMAINTEXT"/>
+        <w:rPr>
+          <w:sz w:val="15"/>
+          <w:szCs w:val="15"/>
+        </w:rPr>
+      </w:pPr>
+      <w:r>
+        <w:rPr>
+          <w:sz w:val="15"/>
+          <w:szCs w:val="15"/>
+        </w:rPr>
+        <w:t xml:space="preserve">    seed=SEED,</w:t>
+      </w:r>
+    </w:p>
+    <w:p>
+      <w:pPr>
+        <w:pStyle w:val="ZIKSMAINTEXT"/>
+        <w:rPr>
+          <w:sz w:val="15"/>
+          <w:szCs w:val="15"/>
+        </w:rPr>
+      </w:pPr>
+      <w:r>
+        <w:rPr>
+          <w:sz w:val="15"/>
+          <w:szCs w:val="15"/>
+        </w:rPr>
+        <w:t xml:space="preserve">    label_mode='binary'</w:t>
+      </w:r>
+    </w:p>
+    <w:p>
+      <w:pPr>
+        <w:pStyle w:val="ZIKSMAINTEXT"/>
+        <w:rPr>
+          <w:sz w:val="15"/>
+          <w:szCs w:val="15"/>
+        </w:rPr>
+      </w:pPr>
+      <w:r>
+        <w:rPr>
+          <w:sz w:val="15"/>
+          <w:szCs w:val="15"/>
+        </w:rPr>
+        <w:t>)</w:t>
+      </w:r>
+    </w:p>
+    <w:p>
+      <w:pPr>
+        <w:pStyle w:val="ZIKSMAINTEXT"/>
+        <w:rPr>
+          <w:sz w:val="15"/>
+          <w:szCs w:val="15"/>
+        </w:rPr>
+      </w:pPr>
+      <w:r>
+        <w:rPr>
+          <w:sz w:val="15"/>
+          <w:szCs w:val="15"/>
+        </w:rPr>
+        <w:t>class_names = full_dataset.class_names</w:t>
+      </w:r>
+    </w:p>
+    <w:p>
+      <w:pPr>
+        <w:pStyle w:val="ZIKSMAINTEXT"/>
+        <w:rPr>
+          <w:sz w:val="15"/>
+          <w:szCs w:val="15"/>
+        </w:rPr>
+      </w:pPr>
+      <w:r>
+        <w:rPr>
+          <w:sz w:val="15"/>
+          <w:szCs w:val="15"/>
+        </w:rPr>
+        <w:t>print(f'classes: {class_names}')</w:t>
+      </w:r>
+    </w:p>
+    <w:p>
+      <w:pPr>
+        <w:pStyle w:val="ZIKSMAINTEXT"/>
+        <w:rPr>
+          <w:sz w:val="15"/>
+          <w:szCs w:val="15"/>
+        </w:rPr>
+      </w:pPr>
+      <w:r>
+        <w:rPr>
+          <w:sz w:val="15"/>
+          <w:szCs w:val="15"/>
+        </w:rPr>
+        <w:t>print(f'batches: {len(full_dataset)}')</w:t>
+      </w:r>
+    </w:p>
+    <w:p>
+      <w:pPr>
+        <w:pStyle w:val="ZIKSMAINTEXT"/>
+        <w:rPr>
+          <w:sz w:val="15"/>
+          <w:szCs w:val="15"/>
+        </w:rPr>
+      </w:pPr>
+    </w:p>
+    <w:p>
+      <w:pPr>
+        <w:pStyle w:val="ZIKSMAINTEXT"/>
+        <w:rPr>
+          <w:sz w:val="15"/>
+          <w:szCs w:val="15"/>
+        </w:rPr>
+      </w:pPr>
+      <w:r>
+        <w:rPr>
+          <w:sz w:val="15"/>
+          <w:szCs w:val="15"/>
+        </w:rPr>
+        <w:t># Step 7. Numpy iterator</w:t>
+      </w:r>
+    </w:p>
+    <w:p>
+      <w:pPr>
+        <w:pStyle w:val="ZIKSMAINTEXT"/>
+        <w:rPr>
+          <w:sz w:val="15"/>
+          <w:szCs w:val="15"/>
+        </w:rPr>
+      </w:pPr>
+      <w:r>
+        <w:rPr>
+          <w:sz w:val="15"/>
+          <w:szCs w:val="15"/>
+        </w:rPr>
+        <w:t>numpy_iter  = full_dataset.as_numpy_iterator()</w:t>
+      </w:r>
+    </w:p>
+    <w:p>
+      <w:pPr>
+        <w:pStyle w:val="ZIKSMAINTEXT"/>
+        <w:rPr>
+          <w:sz w:val="15"/>
+          <w:szCs w:val="15"/>
+        </w:rPr>
+      </w:pPr>
+      <w:r>
+        <w:rPr>
+          <w:sz w:val="15"/>
+          <w:szCs w:val="15"/>
+        </w:rPr>
+        <w:t>first_batch = next(numpy_iter)</w:t>
+      </w:r>
+    </w:p>
+    <w:p>
+      <w:pPr>
+        <w:pStyle w:val="ZIKSMAINTEXT"/>
+        <w:rPr>
+          <w:sz w:val="15"/>
+          <w:szCs w:val="15"/>
+        </w:rPr>
+      </w:pPr>
+      <w:r>
+        <w:rPr>
+          <w:sz w:val="15"/>
+          <w:szCs w:val="15"/>
+        </w:rPr>
+        <w:t>images_np, labels_np = first_batch</w:t>
+      </w:r>
+    </w:p>
+    <w:p>
+      <w:pPr>
+        <w:pStyle w:val="ZIKSMAINTEXT"/>
+        <w:rPr>
+          <w:sz w:val="15"/>
+          <w:szCs w:val="15"/>
+        </w:rPr>
+      </w:pPr>
+      <w:r>
+        <w:rPr>
+          <w:sz w:val="15"/>
+          <w:szCs w:val="15"/>
+        </w:rPr>
+        <w:t>print(f'shape: {images_np.shape}')</w:t>
+      </w:r>
+    </w:p>
+    <w:p>
+      <w:pPr>
+        <w:pStyle w:val="ZIKSMAINTEXT"/>
+        <w:rPr>
+          <w:sz w:val="15"/>
+          <w:szCs w:val="15"/>
+        </w:rPr>
+      </w:pPr>
+      <w:r>
+        <w:rPr>
+          <w:sz w:val="15"/>
+          <w:szCs w:val="15"/>
+        </w:rPr>
+        <w:t>print(f'dtype: {images_np.dtype}')</w:t>
+      </w:r>
+    </w:p>
+    <w:p>
+      <w:pPr>
+        <w:pStyle w:val="ZIKSMAINTEXT"/>
+        <w:rPr>
+          <w:sz w:val="15"/>
+          <w:szCs w:val="15"/>
+        </w:rPr>
+      </w:pPr>
+      <w:r>
+        <w:rPr>
+          <w:sz w:val="15"/>
+          <w:szCs w:val="15"/>
+        </w:rPr>
+        <w:t>print(f'range: [{images_np.min():.1f}, {images_np.max():.1f}]')</w:t>
+      </w:r>
+    </w:p>
+    <w:p>
+      <w:pPr>
+        <w:pStyle w:val="ZIKSMAINTEXT"/>
+        <w:rPr>
+          <w:sz w:val="15"/>
+          <w:szCs w:val="15"/>
+        </w:rPr>
+      </w:pPr>
+      <w:r>
+        <w:rPr>
+          <w:sz w:val="15"/>
+          <w:szCs w:val="15"/>
+        </w:rPr>
+        <w:t>print(f'first 8 labels: {labels_np[:8].flatten().astype(int)}')</w:t>
+      </w:r>
+    </w:p>
+    <w:p>
+      <w:pPr>
+        <w:pStyle w:val="ZIKSMAINTEXT"/>
+        <w:rPr>
+          <w:sz w:val="15"/>
+          <w:szCs w:val="15"/>
+        </w:rPr>
+      </w:pPr>
+    </w:p>
+    <w:p>
+      <w:pPr>
+        <w:pStyle w:val="ZIKSMAINTEXT"/>
+        <w:rPr>
+          <w:sz w:val="15"/>
+          <w:szCs w:val="15"/>
+        </w:rPr>
+      </w:pPr>
+      <w:r>
+        <w:rPr>
+          <w:sz w:val="15"/>
+          <w:szCs w:val="15"/>
+        </w:rPr>
+        <w:t># Step 8. Normalisation</w:t>
+      </w:r>
+    </w:p>
+    <w:p>
+      <w:pPr>
+        <w:pStyle w:val="ZIKSMAINTEXT"/>
+        <w:rPr>
+          <w:sz w:val="15"/>
+          <w:szCs w:val="15"/>
+        </w:rPr>
+      </w:pPr>
+      <w:r>
+        <w:rPr>
+          <w:sz w:val="15"/>
+          <w:szCs w:val="15"/>
+        </w:rPr>
+        <w:lastRenderedPageBreak/>
+        <w:t>normalization_layer = layers.Rescaling(1.0 / 255)</w:t>
+      </w:r>
+    </w:p>
+    <w:p>
+      <w:pPr>
+        <w:pStyle w:val="ZIKSMAINTEXT"/>
+        <w:rPr>
+          <w:sz w:val="15"/>
+          <w:szCs w:val="15"/>
+        </w:rPr>
+      </w:pPr>
+      <w:r>
+        <w:rPr>
+          <w:sz w:val="15"/>
+          <w:szCs w:val="15"/>
+        </w:rPr>
+        <w:t>normalized_dataset = full_dataset.map(</w:t>
+      </w:r>
+    </w:p>
+    <w:p>
+      <w:pPr>
+        <w:pStyle w:val="ZIKSMAINTEXT"/>
+        <w:rPr>
+          <w:sz w:val="15"/>
+          <w:szCs w:val="15"/>
+        </w:rPr>
+      </w:pPr>
+      <w:r>
+        <w:rPr>
+          <w:sz w:val="15"/>
+          <w:szCs w:val="15"/>
+        </w:rPr>
+        <w:t xml:space="preserve">    lambda x, y: (normalization_layer(x), y)</w:t>
+      </w:r>
+    </w:p>
+    <w:p>
+      <w:pPr>
+        <w:pStyle w:val="ZIKSMAINTEXT"/>
+        <w:rPr>
+          <w:sz w:val="15"/>
+          <w:szCs w:val="15"/>
+        </w:rPr>
+      </w:pPr>
+      <w:r>
+        <w:rPr>
+          <w:sz w:val="15"/>
+          <w:szCs w:val="15"/>
+        </w:rPr>
+        <w:t>)</w:t>
+      </w:r>
+    </w:p>
+    <w:p>
+      <w:pPr>
+        <w:pStyle w:val="ZIKSMAINTEXT"/>
+        <w:rPr>
+          <w:sz w:val="15"/>
+          <w:szCs w:val="15"/>
+        </w:rPr>
+      </w:pPr>
+      <w:r>
+        <w:rPr>
+          <w:sz w:val="15"/>
+          <w:szCs w:val="15"/>
+        </w:rPr>
+        <w:t>augmentation_layer = tf.keras.Sequential([</w:t>
+      </w:r>
+    </w:p>
+    <w:p>
+      <w:pPr>
+        <w:pStyle w:val="ZIKSMAINTEXT"/>
+        <w:rPr>
+          <w:sz w:val="15"/>
+          <w:szCs w:val="15"/>
+        </w:rPr>
+      </w:pPr>
+      <w:r>
+        <w:rPr>
+          <w:sz w:val="15"/>
+          <w:szCs w:val="15"/>
+        </w:rPr>
+        <w:t xml:space="preserve">    layers.RandomFlip('horizontal'),</w:t>
+      </w:r>
+    </w:p>
+    <w:p>
+      <w:pPr>
+        <w:pStyle w:val="ZIKSMAINTEXT"/>
+        <w:rPr>
+          <w:sz w:val="15"/>
+          <w:szCs w:val="15"/>
+        </w:rPr>
+      </w:pPr>
+      <w:r>
+        <w:rPr>
+          <w:sz w:val="15"/>
+          <w:szCs w:val="15"/>
+        </w:rPr>
+        <w:t xml:space="preserve">    layers.RandomRotation(0.1),</w:t>
+      </w:r>
+    </w:p>
+    <w:p>
+      <w:pPr>
+        <w:pStyle w:val="ZIKSMAINTEXT"/>
+        <w:rPr>
+          <w:sz w:val="15"/>
+          <w:szCs w:val="15"/>
+        </w:rPr>
+      </w:pPr>
+      <w:r>
+        <w:rPr>
+          <w:sz w:val="15"/>
+          <w:szCs w:val="15"/>
+        </w:rPr>
+        <w:t xml:space="preserve">    layers.RandomZoom(0.1),</w:t>
+      </w:r>
+    </w:p>
+    <w:p>
+      <w:pPr>
+        <w:pStyle w:val="ZIKSMAINTEXT"/>
+        <w:rPr>
+          <w:sz w:val="15"/>
+          <w:szCs w:val="15"/>
+        </w:rPr>
+      </w:pPr>
+      <w:r>
+        <w:rPr>
+          <w:sz w:val="15"/>
+          <w:szCs w:val="15"/>
+        </w:rPr>
+        <w:t xml:space="preserve">    layers.RandomContrast(0.1),</w:t>
+      </w:r>
+    </w:p>
+    <w:p>
+      <w:pPr>
+        <w:pStyle w:val="ZIKSMAINTEXT"/>
+        <w:rPr>
+          <w:sz w:val="15"/>
+          <w:szCs w:val="15"/>
+        </w:rPr>
+      </w:pPr>
+      <w:r>
+        <w:rPr>
+          <w:sz w:val="15"/>
+          <w:szCs w:val="15"/>
+        </w:rPr>
+        <w:t>], name='augmentation')</w:t>
+      </w:r>
+    </w:p>
+    <w:p>
+      <w:pPr>
+        <w:pStyle w:val="ZIKSMAINTEXT"/>
+        <w:rPr>
+          <w:sz w:val="15"/>
+          <w:szCs w:val="15"/>
+        </w:rPr>
+      </w:pPr>
+    </w:p>
+    <w:p>
+      <w:pPr>
+        <w:pStyle w:val="ZIKSMAINTEXT"/>
+        <w:rPr>
+          <w:sz w:val="15"/>
+          <w:szCs w:val="15"/>
+        </w:rPr>
+      </w:pPr>
+      <w:r>
+        <w:rPr>
+          <w:sz w:val="15"/>
+          <w:szCs w:val="15"/>
+        </w:rPr>
+        <w:t># Step 9. Train / val / test split (70% / 15% / 15%)</w:t>
+      </w:r>
+    </w:p>
+    <w:p>
+      <w:pPr>
+        <w:pStyle w:val="ZIKSMAINTEXT"/>
+        <w:rPr>
+          <w:sz w:val="15"/>
+          <w:szCs w:val="15"/>
+        </w:rPr>
+      </w:pPr>
+      <w:r>
+        <w:rPr>
+          <w:sz w:val="15"/>
+          <w:szCs w:val="15"/>
+        </w:rPr>
+        <w:t>total_batches = len(normalized_dataset)</w:t>
+      </w:r>
+    </w:p>
+    <w:p>
+      <w:pPr>
+        <w:pStyle w:val="ZIKSMAINTEXT"/>
+        <w:rPr>
+          <w:sz w:val="15"/>
+          <w:szCs w:val="15"/>
+        </w:rPr>
+      </w:pPr>
+      <w:r>
+        <w:rPr>
+          <w:sz w:val="15"/>
+          <w:szCs w:val="15"/>
+        </w:rPr>
+        <w:t>train_size = int(total_batches * 0.70)</w:t>
+      </w:r>
+    </w:p>
+    <w:p>
+      <w:pPr>
+        <w:pStyle w:val="ZIKSMAINTEXT"/>
+        <w:rPr>
+          <w:sz w:val="15"/>
+          <w:szCs w:val="15"/>
+        </w:rPr>
+      </w:pPr>
+      <w:r>
+        <w:rPr>
+          <w:sz w:val="15"/>
+          <w:szCs w:val="15"/>
+        </w:rPr>
+        <w:t>val_size   = max(1, int(total_batches * 0.15))</w:t>
+      </w:r>
+    </w:p>
+    <w:p>
+      <w:pPr>
+        <w:pStyle w:val="ZIKSMAINTEXT"/>
+        <w:rPr>
+          <w:sz w:val="15"/>
+          <w:szCs w:val="15"/>
+        </w:rPr>
+      </w:pPr>
+      <w:r>
+        <w:rPr>
+          <w:sz w:val="15"/>
+          <w:szCs w:val="15"/>
+        </w:rPr>
+        <w:t>test_size  = max(1, total_batches - train_size - val_size)</w:t>
+      </w:r>
+    </w:p>
+    <w:p>
+      <w:pPr>
+        <w:pStyle w:val="ZIKSMAINTEXT"/>
+        <w:rPr>
+          <w:sz w:val="15"/>
+          <w:szCs w:val="15"/>
+        </w:rPr>
+      </w:pPr>
+      <w:r>
+        <w:rPr>
+          <w:sz w:val="15"/>
+          <w:szCs w:val="15"/>
+        </w:rPr>
+        <w:t>train_size = total_batches - val_size - test_size</w:t>
+      </w:r>
+    </w:p>
+    <w:p>
+      <w:pPr>
+        <w:pStyle w:val="ZIKSMAINTEXT"/>
+        <w:rPr>
+          <w:sz w:val="15"/>
+          <w:szCs w:val="15"/>
+        </w:rPr>
+      </w:pPr>
+      <w:r>
+        <w:rPr>
+          <w:sz w:val="15"/>
+          <w:szCs w:val="15"/>
+        </w:rPr>
+        <w:t>print(f'total: {total_batches} batches -&gt; train: {train_size}, val: {val_size}, test: {test_size}')</w:t>
+      </w:r>
+    </w:p>
+    <w:p>
+      <w:pPr>
+        <w:pStyle w:val="ZIKSMAINTEXT"/>
+        <w:rPr>
+          <w:sz w:val="15"/>
+          <w:szCs w:val="15"/>
+        </w:rPr>
+      </w:pPr>
+    </w:p>
+    <w:p>
+      <w:pPr>
+        <w:pStyle w:val="ZIKSMAINTEXT"/>
+        <w:rPr>
+          <w:sz w:val="15"/>
+          <w:szCs w:val="15"/>
+        </w:rPr>
+      </w:pPr>
+      <w:r>
+        <w:rPr>
+          <w:sz w:val="15"/>
+          <w:szCs w:val="15"/>
+        </w:rPr>
+        <w:t>AUTOTUNE = tf.data.AUTOTUNE</w:t>
+      </w:r>
+    </w:p>
+    <w:p>
+      <w:pPr>
+        <w:pStyle w:val="ZIKSMAINTEXT"/>
+        <w:rPr>
+          <w:sz w:val="15"/>
+          <w:szCs w:val="15"/>
+        </w:rPr>
+      </w:pPr>
+      <w:r>
+        <w:rPr>
+          <w:sz w:val="15"/>
+          <w:szCs w:val="15"/>
+        </w:rPr>
+        <w:t>normalized_dataset = normalized_dataset.cache().shuffle(</w:t>
+      </w:r>
+    </w:p>
+    <w:p>
+      <w:pPr>
+        <w:pStyle w:val="ZIKSMAINTEXT"/>
+        <w:rPr>
+          <w:sz w:val="15"/>
+          <w:szCs w:val="15"/>
+        </w:rPr>
+      </w:pPr>
+      <w:r>
+        <w:rPr>
+          <w:sz w:val="15"/>
+          <w:szCs w:val="15"/>
+        </w:rPr>
+        <w:t xml:space="preserve">    buffer_size=total_batches, seed=SEED, reshuffle_each_iteration=False</w:t>
+      </w:r>
+    </w:p>
+    <w:p>
+      <w:pPr>
+        <w:pStyle w:val="ZIKSMAINTEXT"/>
+        <w:rPr>
+          <w:sz w:val="15"/>
+          <w:szCs w:val="15"/>
+        </w:rPr>
+      </w:pPr>
+      <w:r>
+        <w:rPr>
+          <w:sz w:val="15"/>
+          <w:szCs w:val="15"/>
+        </w:rPr>
+        <w:t>)</w:t>
+      </w:r>
+    </w:p>
+    <w:p>
+      <w:pPr>
+        <w:pStyle w:val="ZIKSMAINTEXT"/>
+        <w:rPr>
+          <w:sz w:val="15"/>
+          <w:szCs w:val="15"/>
+        </w:rPr>
+      </w:pPr>
+      <w:r>
+        <w:rPr>
+          <w:sz w:val="15"/>
+          <w:szCs w:val="15"/>
+        </w:rPr>
+        <w:t>train_ds = normalized_dataset.take(train_size).shuffle(1000, reshuffle_each_iteration=True).map(</w:t>
+      </w:r>
+    </w:p>
+    <w:p>
+      <w:pPr>
+        <w:pStyle w:val="ZIKSMAINTEXT"/>
+        <w:rPr>
+          <w:sz w:val="15"/>
+          <w:szCs w:val="15"/>
+        </w:rPr>
+      </w:pPr>
+      <w:r>
+        <w:rPr>
+          <w:sz w:val="15"/>
+          <w:szCs w:val="15"/>
+        </w:rPr>
+        <w:t xml:space="preserve">    lambda x, y: (augmentation_layer(x, training=True), y), num_parallel_calls=AUTOTUNE</w:t>
+      </w:r>
+    </w:p>
+    <w:p>
+      <w:pPr>
+        <w:pStyle w:val="ZIKSMAINTEXT"/>
+        <w:rPr>
+          <w:sz w:val="15"/>
+          <w:szCs w:val="15"/>
+        </w:rPr>
+      </w:pPr>
+      <w:r>
+        <w:rPr>
+          <w:sz w:val="15"/>
+          <w:szCs w:val="15"/>
+        </w:rPr>
+        <w:t>).prefetch(AUTOTUNE)</w:t>
+      </w:r>
+    </w:p>
+    <w:p>
+      <w:pPr>
+        <w:pStyle w:val="ZIKSMAINTEXT"/>
+        <w:rPr>
+          <w:sz w:val="15"/>
+          <w:szCs w:val="15"/>
+        </w:rPr>
+      </w:pPr>
+      <w:r>
+        <w:rPr>
+          <w:sz w:val="15"/>
+          <w:szCs w:val="15"/>
+        </w:rPr>
+        <w:t>remaining = normalized_dataset.skip(train_size)</w:t>
+      </w:r>
+    </w:p>
+    <w:p>
+      <w:pPr>
+        <w:pStyle w:val="ZIKSMAINTEXT"/>
+        <w:rPr>
+          <w:sz w:val="15"/>
+          <w:szCs w:val="15"/>
+        </w:rPr>
+      </w:pPr>
+      <w:r>
+        <w:rPr>
+          <w:sz w:val="15"/>
+          <w:szCs w:val="15"/>
+        </w:rPr>
+        <w:t>val_ds    = remaining.take(val_size).prefetch(AUTOTUNE)</w:t>
+      </w:r>
+    </w:p>
+    <w:p>
+      <w:pPr>
+        <w:pStyle w:val="ZIKSMAINTEXT"/>
+        <w:rPr>
+          <w:sz w:val="15"/>
+          <w:szCs w:val="15"/>
+        </w:rPr>
+      </w:pPr>
+      <w:r>
+        <w:rPr>
+          <w:sz w:val="15"/>
+          <w:szCs w:val="15"/>
+        </w:rPr>
+        <w:t>test_ds   = remaining.skip(val_size).prefetch(AUTOTUNE)</w:t>
+      </w:r>
+    </w:p>
+    <w:p>
+      <w:pPr>
+        <w:pStyle w:val="ZIKSMAINTEXT"/>
+        <w:rPr>
+          <w:sz w:val="15"/>
+          <w:szCs w:val="15"/>
+        </w:rPr>
+      </w:pPr>
+    </w:p>
+    <w:p>
+      <w:pPr>
+        <w:pStyle w:val="ZIKSMAINTEXT"/>
+        <w:rPr>
+          <w:sz w:val="15"/>
+          <w:szCs w:val="15"/>
+        </w:rPr>
+      </w:pPr>
+      <w:r>
+        <w:rPr>
+          <w:sz w:val="15"/>
+          <w:szCs w:val="15"/>
+        </w:rPr>
+        <w:t># Step 10. CNN architecture</w:t>
+      </w:r>
+    </w:p>
+    <w:p>
+      <w:pPr>
+        <w:pStyle w:val="ZIKSMAINTEXT"/>
+        <w:rPr>
+          <w:sz w:val="15"/>
+          <w:szCs w:val="15"/>
+        </w:rPr>
+      </w:pPr>
+      <w:r>
+        <w:rPr>
+          <w:sz w:val="15"/>
+          <w:szCs w:val="15"/>
+        </w:rPr>
+        <w:t>model = Sequential([</w:t>
+      </w:r>
+    </w:p>
+    <w:p>
+      <w:pPr>
+        <w:pStyle w:val="ZIKSMAINTEXT"/>
+        <w:rPr>
+          <w:sz w:val="15"/>
+          <w:szCs w:val="15"/>
+        </w:rPr>
+      </w:pPr>
+      <w:r>
+        <w:rPr>
+          <w:sz w:val="15"/>
+          <w:szCs w:val="15"/>
+        </w:rPr>
+        <w:t xml:space="preserve">    layers.Input(shape=(128, 128, 3)),</w:t>
+      </w:r>
+    </w:p>
+    <w:p>
+      <w:pPr>
+        <w:pStyle w:val="ZIKSMAINTEXT"/>
+        <w:rPr>
+          <w:sz w:val="15"/>
+          <w:szCs w:val="15"/>
+        </w:rPr>
+      </w:pPr>
+      <w:r>
+        <w:rPr>
+          <w:sz w:val="15"/>
+          <w:szCs w:val="15"/>
+        </w:rPr>
+        <w:t xml:space="preserve">    layers.Conv2D(32,  (3, 3), padding='same'),</w:t>
+      </w:r>
+    </w:p>
+    <w:p>
+      <w:pPr>
+        <w:pStyle w:val="ZIKSMAINTEXT"/>
+        <w:rPr>
+          <w:sz w:val="15"/>
+          <w:szCs w:val="15"/>
+        </w:rPr>
+      </w:pPr>
+      <w:r>
+        <w:rPr>
+          <w:sz w:val="15"/>
+          <w:szCs w:val="15"/>
+        </w:rPr>
+        <w:t xml:space="preserve">    layers.BatchNormalization(),</w:t>
+      </w:r>
+    </w:p>
+    <w:p>
+      <w:pPr>
+        <w:pStyle w:val="ZIKSMAINTEXT"/>
+        <w:rPr>
+          <w:sz w:val="15"/>
+          <w:szCs w:val="15"/>
+        </w:rPr>
+      </w:pPr>
+      <w:r>
+        <w:rPr>
+          <w:sz w:val="15"/>
+          <w:szCs w:val="15"/>
+        </w:rPr>
+        <w:t xml:space="preserve">    layers.Activation('relu'),</w:t>
+      </w:r>
+    </w:p>
+    <w:p>
+      <w:pPr>
+        <w:pStyle w:val="ZIKSMAINTEXT"/>
+        <w:rPr>
+          <w:sz w:val="15"/>
+          <w:szCs w:val="15"/>
+        </w:rPr>
+      </w:pPr>
+      <w:r>
+        <w:rPr>
+          <w:sz w:val="15"/>
+          <w:szCs w:val="15"/>
+        </w:rPr>
+        <w:t xml:space="preserve">    layers.MaxPooling2D(pool_size=(2, 2)),</w:t>
+      </w:r>
+    </w:p>
+    <w:p>
+      <w:pPr>
+        <w:pStyle w:val="ZIKSMAINTEXT"/>
+        <w:rPr>
+          <w:sz w:val="15"/>
+          <w:szCs w:val="15"/>
+        </w:rPr>
+      </w:pPr>
+      <w:r>
+        <w:rPr>
+          <w:sz w:val="15"/>
+          <w:szCs w:val="15"/>
+        </w:rPr>
+        <w:t xml:space="preserve">    layers.Conv2D(64,  (3, 3), padding='same'),</w:t>
+      </w:r>
+    </w:p>
+    <w:p>
+      <w:pPr>
+        <w:pStyle w:val="ZIKSMAINTEXT"/>
+        <w:rPr>
+          <w:sz w:val="15"/>
+          <w:szCs w:val="15"/>
+        </w:rPr>
+      </w:pPr>
+      <w:r>
+        <w:rPr>
+          <w:sz w:val="15"/>
+          <w:szCs w:val="15"/>
+        </w:rPr>
+        <w:t xml:space="preserve">    layers.BatchNormalization(),</w:t>
+      </w:r>
+    </w:p>
+    <w:p>
+      <w:pPr>
+        <w:pStyle w:val="ZIKSMAINTEXT"/>
+        <w:rPr>
+          <w:sz w:val="15"/>
+          <w:szCs w:val="15"/>
+        </w:rPr>
+      </w:pPr>
+      <w:r>
+        <w:rPr>
+          <w:sz w:val="15"/>
+          <w:szCs w:val="15"/>
+        </w:rPr>
+        <w:t xml:space="preserve">    layers.Activation('relu'),</w:t>
+      </w:r>
+    </w:p>
+    <w:p>
+      <w:pPr>
+        <w:pStyle w:val="ZIKSMAINTEXT"/>
+        <w:rPr>
+          <w:sz w:val="15"/>
+          <w:szCs w:val="15"/>
+        </w:rPr>
+      </w:pPr>
+      <w:r>
+        <w:rPr>
+          <w:sz w:val="15"/>
+          <w:szCs w:val="15"/>
+        </w:rPr>
+        <w:t xml:space="preserve">    layers.MaxPooling2D(pool_size=(2, 2)),</w:t>
+      </w:r>
+    </w:p>
+    <w:p>
+      <w:pPr>
+        <w:pStyle w:val="ZIKSMAINTEXT"/>
+        <w:rPr>
+          <w:sz w:val="15"/>
+          <w:szCs w:val="15"/>
+        </w:rPr>
+      </w:pPr>
+      <w:r>
+        <w:rPr>
+          <w:sz w:val="15"/>
+          <w:szCs w:val="15"/>
+        </w:rPr>
+        <w:t xml:space="preserve">    layers.Conv2D(128, (3, 3), padding='same'),</w:t>
+      </w:r>
+    </w:p>
+    <w:p>
+      <w:pPr>
+        <w:pStyle w:val="ZIKSMAINTEXT"/>
+        <w:rPr>
+          <w:sz w:val="15"/>
+          <w:szCs w:val="15"/>
+        </w:rPr>
+      </w:pPr>
+      <w:r>
+        <w:rPr>
+          <w:sz w:val="15"/>
+          <w:szCs w:val="15"/>
+        </w:rPr>
+        <w:t xml:space="preserve">    layers.BatchNormalization(),</w:t>
+      </w:r>
+    </w:p>
+    <w:p>
+      <w:pPr>
+        <w:pStyle w:val="ZIKSMAINTEXT"/>
+        <w:rPr>
+          <w:sz w:val="15"/>
+          <w:szCs w:val="15"/>
+        </w:rPr>
+      </w:pPr>
+      <w:r>
+        <w:rPr>
+          <w:sz w:val="15"/>
+          <w:szCs w:val="15"/>
+        </w:rPr>
+        <w:t xml:space="preserve">    layers.Activation('relu'),</w:t>
+      </w:r>
+    </w:p>
+    <w:p>
+      <w:pPr>
+        <w:pStyle w:val="ZIKSMAINTEXT"/>
+        <w:rPr>
+          <w:sz w:val="15"/>
+          <w:szCs w:val="15"/>
+        </w:rPr>
+      </w:pPr>
+      <w:r>
+        <w:rPr>
+          <w:sz w:val="15"/>
+          <w:szCs w:val="15"/>
+        </w:rPr>
+        <w:t xml:space="preserve">    layers.MaxPooling2D(pool_size=(2, 2)),</w:t>
+      </w:r>
+    </w:p>
+    <w:p>
+      <w:pPr>
+        <w:pStyle w:val="ZIKSMAINTEXT"/>
+        <w:rPr>
+          <w:sz w:val="15"/>
+          <w:szCs w:val="15"/>
+        </w:rPr>
+      </w:pPr>
+      <w:r>
+        <w:rPr>
+          <w:sz w:val="15"/>
+          <w:szCs w:val="15"/>
+        </w:rPr>
+        <w:t xml:space="preserve">    layers.Conv2D(256, (3, 3), padding='same'),</w:t>
+      </w:r>
+    </w:p>
+    <w:p>
+      <w:pPr>
+        <w:pStyle w:val="ZIKSMAINTEXT"/>
+        <w:rPr>
+          <w:sz w:val="15"/>
+          <w:szCs w:val="15"/>
+        </w:rPr>
+      </w:pPr>
+      <w:r>
+        <w:rPr>
+          <w:sz w:val="15"/>
+          <w:szCs w:val="15"/>
+        </w:rPr>
+        <w:t xml:space="preserve">    layers.BatchNormalization(),</w:t>
+      </w:r>
+    </w:p>
+    <w:p>
+      <w:pPr>
+        <w:pStyle w:val="ZIKSMAINTEXT"/>
+        <w:rPr>
+          <w:sz w:val="15"/>
+          <w:szCs w:val="15"/>
+        </w:rPr>
+      </w:pPr>
+      <w:r>
+        <w:rPr>
+          <w:sz w:val="15"/>
+          <w:szCs w:val="15"/>
+        </w:rPr>
+        <w:t xml:space="preserve">    layers.Activation('relu'),</w:t>
+      </w:r>
+    </w:p>
+    <w:p>
+      <w:pPr>
+        <w:pStyle w:val="ZIKSMAINTEXT"/>
+        <w:rPr>
+          <w:sz w:val="15"/>
+          <w:szCs w:val="15"/>
+        </w:rPr>
+      </w:pPr>
+      <w:r>
+        <w:rPr>
+          <w:sz w:val="15"/>
+          <w:szCs w:val="15"/>
+        </w:rPr>
+        <w:t xml:space="preserve">    layers.MaxPooling2D(pool_size=(2, 2)),</w:t>
+      </w:r>
+    </w:p>
+    <w:p>
+      <w:pPr>
+        <w:pStyle w:val="ZIKSMAINTEXT"/>
+        <w:rPr>
+          <w:sz w:val="15"/>
+          <w:szCs w:val="15"/>
+        </w:rPr>
+      </w:pPr>
+      <w:r>
+        <w:rPr>
+          <w:sz w:val="15"/>
+          <w:szCs w:val="15"/>
+        </w:rPr>
+        <w:t xml:space="preserve">    layers.Flatten(),</w:t>
+      </w:r>
+    </w:p>
+    <w:p>
+      <w:pPr>
+        <w:pStyle w:val="ZIKSMAINTEXT"/>
+        <w:rPr>
+          <w:sz w:val="15"/>
+          <w:szCs w:val="15"/>
+        </w:rPr>
+      </w:pPr>
+      <w:r>
+        <w:rPr>
+          <w:sz w:val="15"/>
+          <w:szCs w:val="15"/>
+        </w:rPr>
+        <w:t xml:space="preserve">    layers.Dense(256),</w:t>
+      </w:r>
+    </w:p>
+    <w:p>
+      <w:pPr>
+        <w:pStyle w:val="ZIKSMAINTEXT"/>
+        <w:rPr>
+          <w:sz w:val="15"/>
+          <w:szCs w:val="15"/>
+        </w:rPr>
+      </w:pPr>
+      <w:r>
+        <w:rPr>
+          <w:sz w:val="15"/>
+          <w:szCs w:val="15"/>
+        </w:rPr>
+        <w:t xml:space="preserve">    layers.BatchNormalization(),</w:t>
+      </w:r>
+    </w:p>
+    <w:p>
+      <w:pPr>
+        <w:pStyle w:val="ZIKSMAINTEXT"/>
+        <w:rPr>
+          <w:sz w:val="15"/>
+          <w:szCs w:val="15"/>
+        </w:rPr>
+      </w:pPr>
+      <w:r>
+        <w:rPr>
+          <w:sz w:val="15"/>
+          <w:szCs w:val="15"/>
+        </w:rPr>
+        <w:t xml:space="preserve">    layers.Activation('relu'),</w:t>
+      </w:r>
+    </w:p>
+    <w:p>
+      <w:pPr>
+        <w:pStyle w:val="ZIKSMAINTEXT"/>
+        <w:rPr>
+          <w:sz w:val="15"/>
+          <w:szCs w:val="15"/>
+        </w:rPr>
+      </w:pPr>
+      <w:r>
+        <w:rPr>
+          <w:sz w:val="15"/>
+          <w:szCs w:val="15"/>
+        </w:rPr>
+        <w:t xml:space="preserve">    layers.Dropout(0.5),</w:t>
+      </w:r>
+    </w:p>
+    <w:p>
+      <w:pPr>
+        <w:pStyle w:val="ZIKSMAINTEXT"/>
+        <w:rPr>
+          <w:sz w:val="15"/>
+          <w:szCs w:val="15"/>
+        </w:rPr>
+      </w:pPr>
+      <w:r>
+        <w:rPr>
+          <w:sz w:val="15"/>
+          <w:szCs w:val="15"/>
+        </w:rPr>
+        <w:t xml:space="preserve">    layers.Dense(64),</w:t>
+      </w:r>
+    </w:p>
+    <w:p>
+      <w:pPr>
+        <w:pStyle w:val="ZIKSMAINTEXT"/>
+        <w:rPr>
+          <w:sz w:val="15"/>
+          <w:szCs w:val="15"/>
+        </w:rPr>
+      </w:pPr>
+      <w:r>
+        <w:rPr>
+          <w:sz w:val="15"/>
+          <w:szCs w:val="15"/>
+        </w:rPr>
+        <w:t xml:space="preserve">    layers.BatchNormalization(),</w:t>
+      </w:r>
+    </w:p>
+    <w:p>
+      <w:pPr>
+        <w:pStyle w:val="ZIKSMAINTEXT"/>
+        <w:rPr>
+          <w:sz w:val="15"/>
+          <w:szCs w:val="15"/>
+        </w:rPr>
+      </w:pPr>
+      <w:r>
+        <w:rPr>
+          <w:sz w:val="15"/>
+          <w:szCs w:val="15"/>
+        </w:rPr>
+        <w:lastRenderedPageBreak/>
+        <w:t xml:space="preserve">    layers.Activation('relu'),</w:t>
+      </w:r>
+    </w:p>
+    <w:p>
+      <w:pPr>
+        <w:pStyle w:val="ZIKSMAINTEXT"/>
+        <w:rPr>
+          <w:sz w:val="15"/>
+          <w:szCs w:val="15"/>
+        </w:rPr>
+      </w:pPr>
+      <w:r>
+        <w:rPr>
+          <w:sz w:val="15"/>
+          <w:szCs w:val="15"/>
+        </w:rPr>
+        <w:t xml:space="preserve">    layers.Dense(1, activation='sigmoid'),</w:t>
+      </w:r>
+    </w:p>
+    <w:p>
+      <w:pPr>
+        <w:pStyle w:val="ZIKSMAINTEXT"/>
+        <w:rPr>
+          <w:sz w:val="15"/>
+          <w:szCs w:val="15"/>
+        </w:rPr>
+      </w:pPr>
+      <w:r>
+        <w:rPr>
+          <w:sz w:val="15"/>
+          <w:szCs w:val="15"/>
+        </w:rPr>
+        <w:t>], name='CNN_Cats_vs_Dogs')</w:t>
+      </w:r>
+    </w:p>
+    <w:p>
+      <w:pPr>
+        <w:pStyle w:val="ZIKSMAINTEXT"/>
+        <w:rPr>
+          <w:sz w:val="15"/>
+          <w:szCs w:val="15"/>
+        </w:rPr>
+      </w:pPr>
+    </w:p>
+    <w:p>
+      <w:pPr>
+        <w:pStyle w:val="ZIKSMAINTEXT"/>
+        <w:rPr>
+          <w:sz w:val="15"/>
+          <w:szCs w:val="15"/>
+        </w:rPr>
+      </w:pPr>
+      <w:r>
+        <w:rPr>
+          <w:sz w:val="15"/>
+          <w:szCs w:val="15"/>
+        </w:rPr>
+        <w:t>model.compile(</w:t>
+      </w:r>
+    </w:p>
+    <w:p>
+      <w:pPr>
+        <w:pStyle w:val="ZIKSMAINTEXT"/>
+        <w:rPr>
+          <w:sz w:val="15"/>
+          <w:szCs w:val="15"/>
+        </w:rPr>
+      </w:pPr>
+      <w:r>
+        <w:rPr>
+          <w:sz w:val="15"/>
+          <w:szCs w:val="15"/>
+        </w:rPr>
+        <w:t xml:space="preserve">    optimizer=keras.optimizers.Adam(learning_rate=1e-4),</w:t>
+      </w:r>
+    </w:p>
+    <w:p>
+      <w:pPr>
+        <w:pStyle w:val="ZIKSMAINTEXT"/>
+        <w:rPr>
+          <w:sz w:val="15"/>
+          <w:szCs w:val="15"/>
+        </w:rPr>
+      </w:pPr>
+      <w:r>
+        <w:rPr>
+          <w:sz w:val="15"/>
+          <w:szCs w:val="15"/>
+        </w:rPr>
+        <w:t xml:space="preserve">    loss='binary_crossentropy',</w:t>
+      </w:r>
+    </w:p>
+    <w:p>
+      <w:pPr>
+        <w:pStyle w:val="ZIKSMAINTEXT"/>
+        <w:rPr>
+          <w:sz w:val="15"/>
+          <w:szCs w:val="15"/>
+        </w:rPr>
+      </w:pPr>
+      <w:r>
+        <w:rPr>
+          <w:sz w:val="15"/>
+          <w:szCs w:val="15"/>
+        </w:rPr>
+        <w:t xml:space="preserve">    metrics=['accuracy']</w:t>
+      </w:r>
+    </w:p>
+    <w:p>
+      <w:pPr>
+        <w:pStyle w:val="ZIKSMAINTEXT"/>
+        <w:rPr>
+          <w:sz w:val="15"/>
+          <w:szCs w:val="15"/>
+        </w:rPr>
+      </w:pPr>
+      <w:r>
+        <w:rPr>
+          <w:sz w:val="15"/>
+          <w:szCs w:val="15"/>
+        </w:rPr>
+        <w:t>)</w:t>
+      </w:r>
+    </w:p>
+    <w:p>
+      <w:pPr>
+        <w:pStyle w:val="ZIKSMAINTEXT"/>
+        <w:rPr>
+          <w:sz w:val="15"/>
+          <w:szCs w:val="15"/>
+        </w:rPr>
+      </w:pPr>
+      <w:r>
+        <w:rPr>
+          <w:sz w:val="15"/>
+          <w:szCs w:val="15"/>
+        </w:rPr>
+        <w:t>model.summary()</w:t>
+      </w:r>
+    </w:p>
+    <w:p>
+      <w:pPr>
+        <w:pStyle w:val="ZIKSMAINTEXT"/>
+        <w:rPr>
+          <w:sz w:val="15"/>
+          <w:szCs w:val="15"/>
+        </w:rPr>
+      </w:pPr>
+    </w:p>
+    <w:p>
+      <w:pPr>
+        <w:pStyle w:val="ZIKSMAINTEXT"/>
+        <w:rPr>
+          <w:sz w:val="15"/>
+          <w:szCs w:val="15"/>
+        </w:rPr>
+      </w:pPr>
+      <w:r>
+        <w:rPr>
+          <w:sz w:val="15"/>
+          <w:szCs w:val="15"/>
+        </w:rPr>
+        <w:t># Step 11. Training</w:t>
+      </w:r>
+    </w:p>
+    <w:p>
+      <w:pPr>
+        <w:pStyle w:val="ZIKSMAINTEXT"/>
+        <w:rPr>
+          <w:sz w:val="15"/>
+          <w:szCs w:val="15"/>
+        </w:rPr>
+      </w:pPr>
+      <w:r>
+        <w:rPr>
+          <w:sz w:val="15"/>
+          <w:szCs w:val="15"/>
+        </w:rPr>
+        <w:t>EPOCHS = 15</w:t>
+      </w:r>
+    </w:p>
+    <w:p>
+      <w:pPr>
+        <w:pStyle w:val="ZIKSMAINTEXT"/>
+        <w:rPr>
+          <w:sz w:val="15"/>
+          <w:szCs w:val="15"/>
+        </w:rPr>
+      </w:pPr>
+      <w:r>
+        <w:rPr>
+          <w:sz w:val="15"/>
+          <w:szCs w:val="15"/>
+        </w:rPr>
+        <w:t>callbacks = [</w:t>
+      </w:r>
+    </w:p>
+    <w:p>
+      <w:pPr>
+        <w:pStyle w:val="ZIKSMAINTEXT"/>
+        <w:rPr>
+          <w:sz w:val="15"/>
+          <w:szCs w:val="15"/>
+        </w:rPr>
+      </w:pPr>
+      <w:r>
+        <w:rPr>
+          <w:sz w:val="15"/>
+          <w:szCs w:val="15"/>
+        </w:rPr>
+        <w:t xml:space="preserve">    keras.callbacks.ModelCheckpoint(</w:t>
+      </w:r>
+    </w:p>
+    <w:p>
+      <w:pPr>
+        <w:pStyle w:val="ZIKSMAINTEXT"/>
+        <w:rPr>
+          <w:sz w:val="15"/>
+          <w:szCs w:val="15"/>
+        </w:rPr>
+      </w:pPr>
+      <w:r>
+        <w:rPr>
+          <w:sz w:val="15"/>
+          <w:szCs w:val="15"/>
+        </w:rPr>
+        <w:t xml:space="preserve">        'best_model.keras',</w:t>
+      </w:r>
+    </w:p>
+    <w:p>
+      <w:pPr>
+        <w:pStyle w:val="ZIKSMAINTEXT"/>
+        <w:rPr>
+          <w:sz w:val="15"/>
+          <w:szCs w:val="15"/>
+        </w:rPr>
+      </w:pPr>
+      <w:r>
+        <w:rPr>
+          <w:sz w:val="15"/>
+          <w:szCs w:val="15"/>
+        </w:rPr>
+        <w:t xml:space="preserve">        monitor='val_accuracy',</w:t>
+      </w:r>
+    </w:p>
+    <w:p>
+      <w:pPr>
+        <w:pStyle w:val="ZIKSMAINTEXT"/>
+        <w:rPr>
+          <w:sz w:val="15"/>
+          <w:szCs w:val="15"/>
+        </w:rPr>
+      </w:pPr>
+      <w:r>
+        <w:rPr>
+          <w:sz w:val="15"/>
+          <w:szCs w:val="15"/>
+        </w:rPr>
+        <w:t xml:space="preserve">        save_best_only=True,</w:t>
+      </w:r>
+    </w:p>
+    <w:p>
+      <w:pPr>
+        <w:pStyle w:val="ZIKSMAINTEXT"/>
+        <w:rPr>
+          <w:sz w:val="15"/>
+          <w:szCs w:val="15"/>
+        </w:rPr>
+      </w:pPr>
+      <w:r>
+        <w:rPr>
+          <w:sz w:val="15"/>
+          <w:szCs w:val="15"/>
+        </w:rPr>
+        <w:t xml:space="preserve">        verbose=1</w:t>
+      </w:r>
+    </w:p>
+    <w:p>
+      <w:pPr>
+        <w:pStyle w:val="ZIKSMAINTEXT"/>
+        <w:rPr>
+          <w:sz w:val="15"/>
+          <w:szCs w:val="15"/>
+        </w:rPr>
+      </w:pPr>
+      <w:r>
+        <w:rPr>
+          <w:sz w:val="15"/>
+          <w:szCs w:val="15"/>
+        </w:rPr>
+        <w:t xml:space="preserve">    ),</w:t>
+      </w:r>
+    </w:p>
+    <w:p>
+      <w:pPr>
+        <w:pStyle w:val="ZIKSMAINTEXT"/>
+        <w:rPr>
+          <w:sz w:val="15"/>
+          <w:szCs w:val="15"/>
+        </w:rPr>
+      </w:pPr>
+      <w:r>
+        <w:rPr>
+          <w:sz w:val="15"/>
+          <w:szCs w:val="15"/>
+        </w:rPr>
+        <w:t xml:space="preserve">    keras.callbacks.EarlyStopping(</w:t>
+      </w:r>
+    </w:p>
+    <w:p>
+      <w:pPr>
+        <w:pStyle w:val="ZIKSMAINTEXT"/>
+        <w:rPr>
+          <w:sz w:val="15"/>
+          <w:szCs w:val="15"/>
+        </w:rPr>
+      </w:pPr>
+      <w:r>
+        <w:rPr>
+          <w:sz w:val="15"/>
+          <w:szCs w:val="15"/>
+        </w:rPr>
+        <w:t xml:space="preserve">        monitor='val_loss',</w:t>
+      </w:r>
+    </w:p>
+    <w:p>
+      <w:pPr>
+        <w:pStyle w:val="ZIKSMAINTEXT"/>
+        <w:rPr>
+          <w:sz w:val="15"/>
+          <w:szCs w:val="15"/>
+        </w:rPr>
+      </w:pPr>
+      <w:r>
+        <w:rPr>
+          <w:sz w:val="15"/>
+          <w:szCs w:val="15"/>
+        </w:rPr>
+        <w:t xml:space="preserve">        patience=4,</w:t>
+      </w:r>
+    </w:p>
+    <w:p>
+      <w:pPr>
+        <w:pStyle w:val="ZIKSMAINTEXT"/>
+        <w:rPr>
+          <w:sz w:val="15"/>
+          <w:szCs w:val="15"/>
+        </w:rPr>
+      </w:pPr>
+      <w:r>
+        <w:rPr>
+          <w:sz w:val="15"/>
+          <w:szCs w:val="15"/>
+        </w:rPr>
+        <w:t xml:space="preserve">        restore_best_weights=True,</w:t>
+      </w:r>
+    </w:p>
+    <w:p>
+      <w:pPr>
+        <w:pStyle w:val="ZIKSMAINTEXT"/>
+        <w:rPr>
+          <w:sz w:val="15"/>
+          <w:szCs w:val="15"/>
+        </w:rPr>
+      </w:pPr>
+      <w:r>
+        <w:rPr>
+          <w:sz w:val="15"/>
+          <w:szCs w:val="15"/>
+        </w:rPr>
+        <w:t xml:space="preserve">        verbose=1</w:t>
+      </w:r>
+    </w:p>
+    <w:p>
+      <w:pPr>
+        <w:pStyle w:val="ZIKSMAINTEXT"/>
+        <w:rPr>
+          <w:sz w:val="15"/>
+          <w:szCs w:val="15"/>
+        </w:rPr>
+      </w:pPr>
+      <w:r>
+        <w:rPr>
+          <w:sz w:val="15"/>
+          <w:szCs w:val="15"/>
+        </w:rPr>
+        <w:t xml:space="preserve">    ),</w:t>
+      </w:r>
+    </w:p>
+    <w:p>
+      <w:pPr>
+        <w:pStyle w:val="ZIKSMAINTEXT"/>
+        <w:rPr>
+          <w:sz w:val="15"/>
+          <w:szCs w:val="15"/>
+        </w:rPr>
+      </w:pPr>
+      <w:r>
+        <w:rPr>
+          <w:sz w:val="15"/>
+          <w:szCs w:val="15"/>
+        </w:rPr>
+        <w:t xml:space="preserve">    keras.callbacks.ReduceLROnPlateau(</w:t>
+      </w:r>
+    </w:p>
+    <w:p>
+      <w:pPr>
+        <w:pStyle w:val="ZIKSMAINTEXT"/>
+        <w:rPr>
+          <w:sz w:val="15"/>
+          <w:szCs w:val="15"/>
+        </w:rPr>
+      </w:pPr>
+      <w:r>
+        <w:rPr>
+          <w:sz w:val="15"/>
+          <w:szCs w:val="15"/>
+        </w:rPr>
+        <w:t xml:space="preserve">        monitor='val_loss',</w:t>
+      </w:r>
+    </w:p>
+    <w:p>
+      <w:pPr>
+        <w:pStyle w:val="ZIKSMAINTEXT"/>
+        <w:rPr>
+          <w:sz w:val="15"/>
+          <w:szCs w:val="15"/>
+        </w:rPr>
+      </w:pPr>
+      <w:r>
+        <w:rPr>
+          <w:sz w:val="15"/>
+          <w:szCs w:val="15"/>
+        </w:rPr>
+        <w:t xml:space="preserve">        factor=0.5,</w:t>
+      </w:r>
+    </w:p>
+    <w:p>
+      <w:pPr>
+        <w:pStyle w:val="ZIKSMAINTEXT"/>
+        <w:rPr>
+          <w:sz w:val="15"/>
+          <w:szCs w:val="15"/>
+        </w:rPr>
+      </w:pPr>
+      <w:r>
+        <w:rPr>
+          <w:sz w:val="15"/>
+          <w:szCs w:val="15"/>
+        </w:rPr>
+        <w:t xml:space="preserve">        patience=2,</w:t>
+      </w:r>
+    </w:p>
+    <w:p>
+      <w:pPr>
+        <w:pStyle w:val="ZIKSMAINTEXT"/>
+        <w:rPr>
+          <w:sz w:val="15"/>
+          <w:szCs w:val="15"/>
+        </w:rPr>
+      </w:pPr>
+      <w:r>
+        <w:rPr>
+          <w:sz w:val="15"/>
+          <w:szCs w:val="15"/>
+        </w:rPr>
+        <w:t xml:space="preserve">        verbose=1</w:t>
+      </w:r>
+    </w:p>
+    <w:p>
+      <w:pPr>
+        <w:pStyle w:val="ZIKSMAINTEXT"/>
+        <w:rPr>
+          <w:sz w:val="15"/>
+          <w:szCs w:val="15"/>
+        </w:rPr>
+      </w:pPr>
+      <w:r>
+        <w:rPr>
+          <w:sz w:val="15"/>
+          <w:szCs w:val="15"/>
+        </w:rPr>
+        <w:t xml:space="preserve">    ),</w:t>
+      </w:r>
+    </w:p>
+    <w:p>
+      <w:pPr>
+        <w:pStyle w:val="ZIKSMAINTEXT"/>
+        <w:rPr>
+          <w:sz w:val="15"/>
+          <w:szCs w:val="15"/>
+        </w:rPr>
+      </w:pPr>
+      <w:r>
+        <w:rPr>
+          <w:sz w:val="15"/>
+          <w:szCs w:val="15"/>
+        </w:rPr>
+        <w:t>]</w:t>
+      </w:r>
+    </w:p>
+    <w:p>
+      <w:pPr>
+        <w:pStyle w:val="ZIKSMAINTEXT"/>
+        <w:rPr>
+          <w:sz w:val="15"/>
+          <w:szCs w:val="15"/>
+        </w:rPr>
+      </w:pPr>
+      <w:r>
+        <w:rPr>
+          <w:sz w:val="15"/>
+          <w:szCs w:val="15"/>
+        </w:rPr>
+        <w:t>history = model.fit(</w:t>
+      </w:r>
+    </w:p>
+    <w:p>
+      <w:pPr>
+        <w:pStyle w:val="ZIKSMAINTEXT"/>
+        <w:rPr>
+          <w:sz w:val="15"/>
+          <w:szCs w:val="15"/>
+        </w:rPr>
+      </w:pPr>
+      <w:r>
+        <w:rPr>
+          <w:sz w:val="15"/>
+          <w:szCs w:val="15"/>
+        </w:rPr>
+        <w:t xml:space="preserve">    train_ds,</w:t>
+      </w:r>
+    </w:p>
+    <w:p>
+      <w:pPr>
+        <w:pStyle w:val="ZIKSMAINTEXT"/>
+        <w:rPr>
+          <w:sz w:val="15"/>
+          <w:szCs w:val="15"/>
+        </w:rPr>
+      </w:pPr>
+      <w:r>
+        <w:rPr>
+          <w:sz w:val="15"/>
+          <w:szCs w:val="15"/>
+        </w:rPr>
+        <w:t xml:space="preserve">    validation_data=val_ds,</w:t>
+      </w:r>
+    </w:p>
+    <w:p>
+      <w:pPr>
+        <w:pStyle w:val="ZIKSMAINTEXT"/>
+        <w:rPr>
+          <w:sz w:val="15"/>
+          <w:szCs w:val="15"/>
+        </w:rPr>
+      </w:pPr>
+      <w:r>
+        <w:rPr>
+          <w:sz w:val="15"/>
+          <w:szCs w:val="15"/>
+        </w:rPr>
+        <w:t xml:space="preserve">    epochs=EPOCHS,</w:t>
+      </w:r>
+    </w:p>
+    <w:p>
+      <w:pPr>
+        <w:pStyle w:val="ZIKSMAINTEXT"/>
+        <w:rPr>
+          <w:sz w:val="15"/>
+          <w:szCs w:val="15"/>
+        </w:rPr>
+      </w:pPr>
+      <w:r>
+        <w:rPr>
+          <w:sz w:val="15"/>
+          <w:szCs w:val="15"/>
+        </w:rPr>
+        <w:t xml:space="preserve">    callbacks=callbacks,</w:t>
+      </w:r>
+    </w:p>
+    <w:p>
+      <w:pPr>
+        <w:pStyle w:val="ZIKSMAINTEXT"/>
+        <w:rPr>
+          <w:sz w:val="15"/>
+          <w:szCs w:val="15"/>
+        </w:rPr>
+      </w:pPr>
+      <w:r>
+        <w:rPr>
+          <w:sz w:val="15"/>
+          <w:szCs w:val="15"/>
+        </w:rPr>
+        <w:t xml:space="preserve">    verbose=1</w:t>
+      </w:r>
+    </w:p>
+    <w:p>
+      <w:pPr>
+        <w:pStyle w:val="ZIKSMAINTEXT"/>
+        <w:rPr>
+          <w:sz w:val="15"/>
+          <w:szCs w:val="15"/>
+        </w:rPr>
+      </w:pPr>
+      <w:r>
+        <w:rPr>
+          <w:sz w:val="15"/>
+          <w:szCs w:val="15"/>
+        </w:rPr>
+        <w:t>)</w:t>
+      </w:r>
+    </w:p>
+    <w:p>
+      <w:pPr>
+        <w:pStyle w:val="ZIKSMAINTEXT"/>
+        <w:rPr>
+          <w:sz w:val="15"/>
+          <w:szCs w:val="15"/>
+        </w:rPr>
+      </w:pPr>
+    </w:p>
+    <w:p>
+      <w:pPr>
+        <w:pStyle w:val="ZIKSMAINTEXT"/>
+        <w:rPr>
+          <w:sz w:val="15"/>
+          <w:szCs w:val="15"/>
+        </w:rPr>
+      </w:pPr>
+      <w:r>
+        <w:rPr>
+          <w:sz w:val="15"/>
+          <w:szCs w:val="15"/>
+        </w:rPr>
+        <w:t># Evaluation</w:t>
+      </w:r>
+    </w:p>
+    <w:p>
+      <w:pPr>
+        <w:pStyle w:val="ZIKSMAINTEXT"/>
+        <w:rPr>
+          <w:sz w:val="15"/>
+          <w:szCs w:val="15"/>
+        </w:rPr>
+      </w:pPr>
+      <w:r>
+        <w:rPr>
+          <w:sz w:val="15"/>
+          <w:szCs w:val="15"/>
+        </w:rPr>
+        <w:t>test_loss, test_accuracy = model.evaluate(test_ds, verbose=1)</w:t>
+      </w:r>
+    </w:p>
+    <w:p>
+      <w:pPr>
+        <w:pStyle w:val="ZIKSMAINTEXT"/>
+        <w:rPr>
+          <w:sz w:val="15"/>
+          <w:szCs w:val="15"/>
+        </w:rPr>
+      </w:pPr>
+      <w:r>
+        <w:rPr>
+          <w:sz w:val="15"/>
+          <w:szCs w:val="15"/>
+        </w:rPr>
+        <w:t>print(f'test accuracy: {test_accuracy * 100:.2f}%  loss: {test_loss:.4f}')</w:t>
+      </w:r>
+    </w:p>
+    <w:p>
+      <w:pPr>
+        <w:pStyle w:val="ZIKSMAINTEXT"/>
+        <w:rPr>
+          <w:sz w:val="15"/>
+          <w:szCs w:val="15"/>
+        </w:rPr>
+      </w:pPr>
+    </w:p>
+    <w:p>
+      <w:pPr>
+        <w:pStyle w:val="ZIKSMAINTEXT"/>
+        <w:rPr>
+          <w:sz w:val="15"/>
+          <w:szCs w:val="15"/>
+        </w:rPr>
+      </w:pPr>
+      <w:r>
+        <w:rPr>
+          <w:sz w:val="15"/>
+          <w:szCs w:val="15"/>
+        </w:rPr>
+        <w:t># Classification report + confusion matrix</w:t>
+      </w:r>
+    </w:p>
+    <w:p>
+      <w:pPr>
+        <w:pStyle w:val="ZIKSMAINTEXT"/>
+        <w:rPr>
+          <w:sz w:val="15"/>
+          <w:szCs w:val="15"/>
+        </w:rPr>
+      </w:pPr>
+      <w:r>
+        <w:rPr>
+          <w:sz w:val="15"/>
+          <w:szCs w:val="15"/>
+        </w:rPr>
+        <w:t>from sklearn.metrics import classification_report, confusion_matrix</w:t>
+      </w:r>
+    </w:p>
+    <w:p>
+      <w:pPr>
+        <w:pStyle w:val="ZIKSMAINTEXT"/>
+        <w:rPr>
+          <w:sz w:val="15"/>
+          <w:szCs w:val="15"/>
+        </w:rPr>
+      </w:pPr>
+      <w:r>
+        <w:rPr>
+          <w:sz w:val="15"/>
+          <w:szCs w:val="15"/>
+        </w:rPr>
+        <w:t>import seaborn as sns</w:t>
+      </w:r>
+    </w:p>
+    <w:p>
+      <w:pPr>
+        <w:pStyle w:val="ZIKSMAINTEXT"/>
+        <w:rPr>
+          <w:sz w:val="15"/>
+          <w:szCs w:val="15"/>
+        </w:rPr>
+      </w:pPr>
+    </w:p>
+    <w:p>
+      <w:pPr>
+        <w:pStyle w:val="ZIKSMAINTEXT"/>
+        <w:rPr>
+          <w:sz w:val="15"/>
+          <w:szCs w:val="15"/>
+        </w:rPr>
+      </w:pPr>
+      <w:r>
+        <w:rPr>
+          <w:sz w:val="15"/>
+          <w:szCs w:val="15"/>
+        </w:rPr>
+        <w:t>y_true_list = []</w:t>
+      </w:r>
+    </w:p>
+    <w:p>
+      <w:pPr>
+        <w:pStyle w:val="ZIKSMAINTEXT"/>
+        <w:rPr>
+          <w:sz w:val="15"/>
+          <w:szCs w:val="15"/>
+        </w:rPr>
+      </w:pPr>
+      <w:r>
+        <w:rPr>
+          <w:sz w:val="15"/>
+          <w:szCs w:val="15"/>
+        </w:rPr>
+        <w:t>y_pred_list = []</w:t>
+      </w:r>
+    </w:p>
+    <w:p>
+      <w:pPr>
+        <w:pStyle w:val="ZIKSMAINTEXT"/>
+        <w:rPr>
+          <w:sz w:val="15"/>
+          <w:szCs w:val="15"/>
+        </w:rPr>
+      </w:pPr>
+      <w:r>
+        <w:rPr>
+          <w:sz w:val="15"/>
+          <w:szCs w:val="15"/>
+        </w:rPr>
+        <w:t>for images_batch, labels_batch in test_ds:</w:t>
+      </w:r>
+    </w:p>
+    <w:p>
+      <w:pPr>
+        <w:pStyle w:val="ZIKSMAINTEXT"/>
+        <w:rPr>
+          <w:sz w:val="15"/>
+          <w:szCs w:val="15"/>
+        </w:rPr>
+      </w:pPr>
+      <w:r>
+        <w:rPr>
+          <w:sz w:val="15"/>
+          <w:szCs w:val="15"/>
+        </w:rPr>
+        <w:t xml:space="preserve">    preds = model.predict(images_batch, verbose=0)</w:t>
+      </w:r>
+    </w:p>
+    <w:p>
+      <w:pPr>
+        <w:pStyle w:val="ZIKSMAINTEXT"/>
+        <w:rPr>
+          <w:sz w:val="15"/>
+          <w:szCs w:val="15"/>
+        </w:rPr>
+      </w:pPr>
+      <w:r>
+        <w:rPr>
+          <w:sz w:val="15"/>
+          <w:szCs w:val="15"/>
+        </w:rPr>
+        <w:t xml:space="preserve">    y_pred_list.extend((preds &gt; 0.5).astype(int).flatten())</w:t>
+      </w:r>
+    </w:p>
+    <w:p>
+      <w:pPr>
+        <w:pStyle w:val="ZIKSMAINTEXT"/>
+        <w:rPr>
+          <w:sz w:val="15"/>
+          <w:szCs w:val="15"/>
+        </w:rPr>
+      </w:pPr>
+      <w:r>
+        <w:rPr>
+          <w:sz w:val="15"/>
+          <w:szCs w:val="15"/>
+        </w:rPr>
+        <w:t xml:space="preserve">    y_true_list.extend(labels_batch.numpy().astype(int).flatten())</w:t>
+      </w:r>
+    </w:p>
+    <w:p>
+      <w:pPr>
+        <w:pStyle w:val="ZIKSMAINTEXT"/>
+        <w:rPr>
+          <w:sz w:val="15"/>
+          <w:szCs w:val="15"/>
+        </w:rPr>
+      </w:pPr>
+    </w:p>
+    <w:p>
+      <w:pPr>
+        <w:pStyle w:val="ZIKSMAINTEXT"/>
+        <w:rPr>
+          <w:sz w:val="15"/>
+          <w:szCs w:val="15"/>
+        </w:rPr>
+      </w:pPr>
+      <w:r>
+        <w:rPr>
+          <w:sz w:val="15"/>
+          <w:szCs w:val="15"/>
+        </w:rPr>
+        <w:lastRenderedPageBreak/>
+        <w:t>y_true = np.array(y_true_list)</w:t>
+      </w:r>
+    </w:p>
+    <w:p>
+      <w:pPr>
+        <w:pStyle w:val="ZIKSMAINTEXT"/>
+        <w:rPr>
+          <w:sz w:val="15"/>
+          <w:szCs w:val="15"/>
+        </w:rPr>
+      </w:pPr>
+      <w:r>
+        <w:rPr>
+          <w:sz w:val="15"/>
+          <w:szCs w:val="15"/>
+        </w:rPr>
+        <w:t>y_pred = np.array(y_pred_list)</w:t>
+      </w:r>
+    </w:p>
+    <w:p>
+      <w:pPr>
+        <w:pStyle w:val="ZIKSMAINTEXT"/>
+        <w:rPr>
+          <w:sz w:val="15"/>
+          <w:szCs w:val="15"/>
+        </w:rPr>
+      </w:pPr>
+      <w:r>
+        <w:rPr>
+          <w:sz w:val="15"/>
+          <w:szCs w:val="15"/>
+        </w:rPr>
+        <w:t>print(classification_report(y_true, y_pred, target_names=class_names))</w:t>
+      </w:r>
+    </w:p>
+    <w:p>
+      <w:pPr>
+        <w:pStyle w:val="ZIKSMAINTEXT"/>
+        <w:rPr>
+          <w:sz w:val="15"/>
+          <w:szCs w:val="15"/>
+        </w:rPr>
+      </w:pPr>
+    </w:p>
+    <w:p>
+      <w:pPr>
+        <w:pStyle w:val="ZIKSMAINTEXT"/>
+        <w:rPr>
+          <w:sz w:val="15"/>
+          <w:szCs w:val="15"/>
+        </w:rPr>
+      </w:pPr>
+      <w:r>
+        <w:rPr>
+          <w:sz w:val="15"/>
+          <w:szCs w:val="15"/>
+        </w:rPr>
+        <w:t>cm = confusion_matrix(y_true, y_pred)</w:t>
+      </w:r>
+    </w:p>
+    <w:p>
+      <w:pPr>
+        <w:pStyle w:val="ZIKSMAINTEXT"/>
+        <w:rPr>
+          <w:sz w:val="15"/>
+          <w:szCs w:val="15"/>
+        </w:rPr>
+      </w:pPr>
+      <w:r>
+        <w:rPr>
+          <w:sz w:val="15"/>
+          <w:szCs w:val="15"/>
+        </w:rPr>
+        <w:t>sns.heatmap(cm, annot=True, fmt='d', cmap='Blues',</w:t>
+      </w:r>
+    </w:p>
+    <w:p>
+      <w:pPr>
+        <w:pStyle w:val="ZIKSMAINTEXT"/>
+        <w:rPr>
+          <w:sz w:val="15"/>
+          <w:szCs w:val="15"/>
+        </w:rPr>
+      </w:pPr>
+      <w:r>
+        <w:rPr>
+          <w:sz w:val="15"/>
+          <w:szCs w:val="15"/>
+        </w:rPr>
+        <w:t xml:space="preserve">            xticklabels=class_names, yticklabels=class_names)</w:t>
+      </w:r>
+    </w:p>
+    <w:p>
+      <w:pPr>
+        <w:pStyle w:val="ZIKSMAINTEXT"/>
+        <w:rPr>
+          <w:sz w:val="15"/>
+          <w:szCs w:val="15"/>
+        </w:rPr>
+      </w:pPr>
+      <w:r>
+        <w:rPr>
+          <w:sz w:val="15"/>
+          <w:szCs w:val="15"/>
+        </w:rPr>
+        <w:t>plt.title('Confusion Matrix')</w:t>
+      </w:r>
+    </w:p>
+    <w:p>
+      <w:pPr>
+        <w:pStyle w:val="ZIKSMAINTEXT"/>
+        <w:rPr>
+          <w:sz w:val="15"/>
+          <w:szCs w:val="15"/>
+        </w:rPr>
+      </w:pPr>
+      <w:r>
+        <w:rPr>
+          <w:sz w:val="15"/>
+          <w:szCs w:val="15"/>
+        </w:rPr>
+        <w:t>plt.tight_layout()</w:t>
+      </w:r>
+    </w:p>
+    <w:p>
+      <w:pPr>
+        <w:pStyle w:val="ZIKSMAINTEXT"/>
+        <w:rPr>
+          <w:sz w:val="15"/>
+          <w:szCs w:val="15"/>
+        </w:rPr>
+      </w:pPr>
+      <w:r>
+        <w:rPr>
+          <w:sz w:val="15"/>
+          <w:szCs w:val="15"/>
+        </w:rPr>
+        <w:t>plt.show()</w:t>
+      </w:r>
+    </w:p>
+    <w:p>
+      <w:pPr>
+        <w:pStyle w:val="ZIKSMAINTEXT"/>
+        <w:rPr>
+          <w:sz w:val="15"/>
+          <w:szCs w:val="15"/>
+        </w:rPr>
+      </w:pPr>
+    </w:p>
+    <w:p>
+      <w:pPr>
+        <w:pStyle w:val="ZIKSMAINTEXT"/>
+        <w:rPr>
+          <w:sz w:val="15"/>
+          <w:szCs w:val="15"/>
+        </w:rPr>
+      </w:pPr>
+      <w:r>
+        <w:rPr>
+          <w:sz w:val="15"/>
+          <w:szCs w:val="15"/>
+        </w:rPr>
+        <w:t>model.save('cats_dogs_cnn_model.keras')</w:t>
       </w:r>
     </w:p>
     <w:p>
@@ -252,3656 +3901,30 @@
           <w:lang w:val="en-GB"/>
         </w:rPr>
       </w:pPr>
+      <w:r>
+        <w:rPr>
+          <w:b/>
+          <w:bCs/>
+        </w:rPr>
+        <w:t>Результат виконання:</w:t>
+      </w:r>
     </w:p>
     <w:p>
       <w:pPr>
         <w:pStyle w:val="ZIKSMAINTEXT"/>
         <w:ind w:firstLine="0"/>
+        <w:jc w:val="center"/>
         <w:rPr>
           <w:b/>
           <w:bCs/>
           <w:lang w:val="en-GB"/>
         </w:rPr>
       </w:pPr>
-    </w:p>
-    <w:p>
-      <w:pPr>
-        <w:pStyle w:val="ZIKSMAINTEXT"/>
-        <w:ind w:firstLine="0"/>
+      <w:r>
         <w:rPr>
           <w:b/>
           <w:bCs/>
-        </w:rPr>
-      </w:pPr>
-      <w:r>
-        <w:rPr>
-          <w:b/>
-          <w:bCs/>
-        </w:rPr>
-        <w:lastRenderedPageBreak/>
-        <w:t>Лістинг програми:</w:t>
-      </w:r>
-    </w:p>
-    <w:p>
-      <w:pPr>
-        <w:pStyle w:val="ZIKSMAINTEXT"/>
-        <w:rPr>
-          <w:sz w:val="15"/>
-          <w:szCs w:val="15"/>
-        </w:rPr>
-      </w:pPr>
-      <w:r>
-        <w:rPr>
-          <w:sz w:val="15"/>
-          <w:szCs w:val="15"/>
-        </w:rPr>
-        <w:t>import os</w:t>
-      </w:r>
-    </w:p>
-    <w:p>
-      <w:pPr>
-        <w:pStyle w:val="ZIKSMAINTEXT"/>
-        <w:rPr>
-          <w:sz w:val="15"/>
-          <w:szCs w:val="15"/>
-        </w:rPr>
-      </w:pPr>
-      <w:r>
-        <w:rPr>
-          <w:sz w:val="15"/>
-          <w:szCs w:val="15"/>
-        </w:rPr>
-        <w:t>import zipfile</w:t>
-      </w:r>
-    </w:p>
-    <w:p>
-      <w:pPr>
-        <w:pStyle w:val="ZIKSMAINTEXT"/>
-        <w:rPr>
-          <w:sz w:val="15"/>
-          <w:szCs w:val="15"/>
-        </w:rPr>
-      </w:pPr>
-      <w:r>
-        <w:rPr>
-          <w:sz w:val="15"/>
-          <w:szCs w:val="15"/>
-        </w:rPr>
-        <w:t>import shutil</w:t>
-      </w:r>
-    </w:p>
-    <w:p>
-      <w:pPr>
-        <w:pStyle w:val="ZIKSMAINTEXT"/>
-        <w:rPr>
-          <w:sz w:val="15"/>
-          <w:szCs w:val="15"/>
-        </w:rPr>
-      </w:pPr>
-      <w:r>
-        <w:rPr>
-          <w:sz w:val="15"/>
-          <w:szCs w:val="15"/>
-        </w:rPr>
-        <w:t>import numpy as np</w:t>
-      </w:r>
-    </w:p>
-    <w:p>
-      <w:pPr>
-        <w:pStyle w:val="ZIKSMAINTEXT"/>
-        <w:rPr>
-          <w:sz w:val="15"/>
-          <w:szCs w:val="15"/>
-        </w:rPr>
-      </w:pPr>
-      <w:r>
-        <w:rPr>
-          <w:sz w:val="15"/>
-          <w:szCs w:val="15"/>
-        </w:rPr>
-        <w:t>import matplotlib.pyplot as plt</w:t>
-      </w:r>
-    </w:p>
-    <w:p>
-      <w:pPr>
-        <w:pStyle w:val="ZIKSMAINTEXT"/>
-        <w:rPr>
-          <w:sz w:val="15"/>
-          <w:szCs w:val="15"/>
-        </w:rPr>
-      </w:pPr>
-      <w:r>
-        <w:rPr>
-          <w:sz w:val="15"/>
-          <w:szCs w:val="15"/>
-        </w:rPr>
-        <w:t>import matplotlib.image as mpimg</w:t>
-      </w:r>
-    </w:p>
-    <w:p>
-      <w:pPr>
-        <w:pStyle w:val="ZIKSMAINTEXT"/>
-        <w:rPr>
-          <w:sz w:val="15"/>
-          <w:szCs w:val="15"/>
-        </w:rPr>
-      </w:pPr>
-      <w:r>
-        <w:rPr>
-          <w:sz w:val="15"/>
-          <w:szCs w:val="15"/>
-        </w:rPr>
-        <w:t>import tensorflow as tf</w:t>
-      </w:r>
-    </w:p>
-    <w:p>
-      <w:pPr>
-        <w:pStyle w:val="ZIKSMAINTEXT"/>
-        <w:rPr>
-          <w:sz w:val="15"/>
-          <w:szCs w:val="15"/>
-        </w:rPr>
-      </w:pPr>
-      <w:r>
-        <w:rPr>
-          <w:sz w:val="15"/>
-          <w:szCs w:val="15"/>
-        </w:rPr>
-        <w:t>from tensorflow import keras</w:t>
-      </w:r>
-    </w:p>
-    <w:p>
-      <w:pPr>
-        <w:pStyle w:val="ZIKSMAINTEXT"/>
-        <w:rPr>
-          <w:sz w:val="15"/>
-          <w:szCs w:val="15"/>
-        </w:rPr>
-      </w:pPr>
-      <w:r>
-        <w:rPr>
-          <w:sz w:val="15"/>
-          <w:szCs w:val="15"/>
-        </w:rPr>
-        <w:t>from tensorflow.keras import layers</w:t>
-      </w:r>
-    </w:p>
-    <w:p>
-      <w:pPr>
-        <w:pStyle w:val="ZIKSMAINTEXT"/>
-        <w:rPr>
-          <w:sz w:val="15"/>
-          <w:szCs w:val="15"/>
-        </w:rPr>
-      </w:pPr>
-      <w:r>
-        <w:rPr>
-          <w:sz w:val="15"/>
-          <w:szCs w:val="15"/>
-        </w:rPr>
-        <w:t>from tensorflow.keras.models import Sequential</w:t>
-      </w:r>
-    </w:p>
-    <w:p>
-      <w:pPr>
-        <w:pStyle w:val="ZIKSMAINTEXT"/>
-        <w:rPr>
-          <w:sz w:val="15"/>
-          <w:szCs w:val="15"/>
-        </w:rPr>
-      </w:pPr>
-      <w:r>
-        <w:rPr>
-          <w:sz w:val="15"/>
-          <w:szCs w:val="15"/>
-        </w:rPr>
-        <w:t>from pathlib import Path</w:t>
-      </w:r>
-    </w:p>
-    <w:p>
-      <w:pPr>
-        <w:pStyle w:val="ZIKSMAINTEXT"/>
-        <w:rPr>
-          <w:sz w:val="15"/>
-          <w:szCs w:val="15"/>
-        </w:rPr>
-      </w:pPr>
-    </w:p>
-    <w:p>
-      <w:pPr>
-        <w:pStyle w:val="ZIKSMAINTEXT"/>
-        <w:rPr>
-          <w:sz w:val="15"/>
-          <w:szCs w:val="15"/>
-        </w:rPr>
-      </w:pPr>
-      <w:r>
-        <w:rPr>
-          <w:sz w:val="15"/>
-          <w:szCs w:val="15"/>
-        </w:rPr>
-        <w:t>print(f'TensorFlow: {tf.__version__}')</w:t>
-      </w:r>
-    </w:p>
-    <w:p>
-      <w:pPr>
-        <w:pStyle w:val="ZIKSMAINTEXT"/>
-        <w:rPr>
-          <w:sz w:val="15"/>
-          <w:szCs w:val="15"/>
-        </w:rPr>
-      </w:pPr>
-      <w:r>
-        <w:rPr>
-          <w:sz w:val="15"/>
-          <w:szCs w:val="15"/>
-        </w:rPr>
-        <w:t>print(f'GPU: {tf.config.list_physical_devices("GPU")}')</w:t>
-      </w:r>
-    </w:p>
-    <w:p>
-      <w:pPr>
-        <w:pStyle w:val="ZIKSMAINTEXT"/>
-        <w:rPr>
-          <w:sz w:val="15"/>
-          <w:szCs w:val="15"/>
-        </w:rPr>
-      </w:pPr>
-    </w:p>
-    <w:p>
-      <w:pPr>
-        <w:pStyle w:val="ZIKSMAINTEXT"/>
-        <w:rPr>
-          <w:sz w:val="15"/>
-          <w:szCs w:val="15"/>
-        </w:rPr>
-      </w:pPr>
-      <w:r>
-        <w:rPr>
-          <w:sz w:val="15"/>
-          <w:szCs w:val="15"/>
-        </w:rPr>
-        <w:t># Step 1. Dataset preparation</w:t>
-      </w:r>
-    </w:p>
-    <w:p>
-      <w:pPr>
-        <w:pStyle w:val="ZIKSMAINTEXT"/>
-        <w:rPr>
-          <w:sz w:val="15"/>
-          <w:szCs w:val="15"/>
-        </w:rPr>
-      </w:pPr>
-      <w:r>
-        <w:rPr>
-          <w:sz w:val="15"/>
-          <w:szCs w:val="15"/>
-        </w:rPr>
-        <w:t>from google.colab import drive</w:t>
-      </w:r>
-    </w:p>
-    <w:p>
-      <w:pPr>
-        <w:pStyle w:val="ZIKSMAINTEXT"/>
-        <w:rPr>
-          <w:sz w:val="15"/>
-          <w:szCs w:val="15"/>
-        </w:rPr>
-      </w:pPr>
-      <w:r>
-        <w:rPr>
-          <w:sz w:val="15"/>
-          <w:szCs w:val="15"/>
-        </w:rPr>
-        <w:t>drive.mount('/content/drive')</w:t>
-      </w:r>
-    </w:p>
-    <w:p>
-      <w:pPr>
-        <w:pStyle w:val="ZIKSMAINTEXT"/>
-        <w:rPr>
-          <w:sz w:val="15"/>
-          <w:szCs w:val="15"/>
-        </w:rPr>
-      </w:pPr>
-    </w:p>
-    <w:p>
-      <w:pPr>
-        <w:pStyle w:val="ZIKSMAINTEXT"/>
-        <w:rPr>
-          <w:sz w:val="15"/>
-          <w:szCs w:val="15"/>
-        </w:rPr>
-      </w:pPr>
-      <w:r>
-        <w:rPr>
-          <w:sz w:val="15"/>
-          <w:szCs w:val="15"/>
-        </w:rPr>
-        <w:t>DRIVE_BASE  = Path('/content/drive/MyDrive/Neural Networks')</w:t>
-      </w:r>
-    </w:p>
-    <w:p>
-      <w:pPr>
-        <w:pStyle w:val="ZIKSMAINTEXT"/>
-        <w:rPr>
-          <w:sz w:val="15"/>
-          <w:szCs w:val="15"/>
-        </w:rPr>
-      </w:pPr>
-      <w:r>
-        <w:rPr>
-          <w:sz w:val="15"/>
-          <w:szCs w:val="15"/>
-        </w:rPr>
-        <w:t>DATASET_DIR = Path('/content/dataset')</w:t>
-      </w:r>
-    </w:p>
-    <w:p>
-      <w:pPr>
-        <w:pStyle w:val="ZIKSMAINTEXT"/>
-        <w:rPr>
-          <w:sz w:val="15"/>
-          <w:szCs w:val="15"/>
-        </w:rPr>
-      </w:pPr>
-    </w:p>
-    <w:p>
-      <w:pPr>
-        <w:pStyle w:val="ZIKSMAINTEXT"/>
-        <w:rPr>
-          <w:sz w:val="15"/>
-          <w:szCs w:val="15"/>
-        </w:rPr>
-      </w:pPr>
-      <w:r>
-        <w:rPr>
-          <w:sz w:val="15"/>
-          <w:szCs w:val="15"/>
-        </w:rPr>
-        <w:t>if DATASET_DIR.exists():</w:t>
-      </w:r>
-    </w:p>
-    <w:p>
-      <w:pPr>
-        <w:pStyle w:val="ZIKSMAINTEXT"/>
-        <w:rPr>
-          <w:sz w:val="15"/>
-          <w:szCs w:val="15"/>
-        </w:rPr>
-      </w:pPr>
-      <w:r>
-        <w:rPr>
-          <w:sz w:val="15"/>
-          <w:szCs w:val="15"/>
-        </w:rPr>
-        <w:t xml:space="preserve">    shutil.rmtree(DATASET_DIR)</w:t>
-      </w:r>
-    </w:p>
-    <w:p>
-      <w:pPr>
-        <w:pStyle w:val="ZIKSMAINTEXT"/>
-        <w:rPr>
-          <w:sz w:val="15"/>
-          <w:szCs w:val="15"/>
-        </w:rPr>
-      </w:pPr>
-    </w:p>
-    <w:p>
-      <w:pPr>
-        <w:pStyle w:val="ZIKSMAINTEXT"/>
-        <w:rPr>
-          <w:sz w:val="15"/>
-          <w:szCs w:val="15"/>
-        </w:rPr>
-      </w:pPr>
-      <w:r>
-        <w:rPr>
-          <w:sz w:val="15"/>
-          <w:szCs w:val="15"/>
-        </w:rPr>
-        <w:t>for cls in ['cats', 'dogs']:</w:t>
-      </w:r>
-    </w:p>
-    <w:p>
-      <w:pPr>
-        <w:pStyle w:val="ZIKSMAINTEXT"/>
-        <w:rPr>
-          <w:sz w:val="15"/>
-          <w:szCs w:val="15"/>
-        </w:rPr>
-      </w:pPr>
-      <w:r>
-        <w:rPr>
-          <w:sz w:val="15"/>
-          <w:szCs w:val="15"/>
-        </w:rPr>
-        <w:t xml:space="preserve">    dest = DATASET_DIR / cls</w:t>
-      </w:r>
-    </w:p>
-    <w:p>
-      <w:pPr>
-        <w:pStyle w:val="ZIKSMAINTEXT"/>
-        <w:rPr>
-          <w:sz w:val="15"/>
-          <w:szCs w:val="15"/>
-        </w:rPr>
-      </w:pPr>
-      <w:r>
-        <w:rPr>
-          <w:sz w:val="15"/>
-          <w:szCs w:val="15"/>
-        </w:rPr>
-        <w:t xml:space="preserve">    dest.mkdir(parents=True, exist_ok=True)</w:t>
-      </w:r>
-    </w:p>
-    <w:p>
-      <w:pPr>
-        <w:pStyle w:val="ZIKSMAINTEXT"/>
-        <w:rPr>
-          <w:sz w:val="15"/>
-          <w:szCs w:val="15"/>
-        </w:rPr>
-      </w:pPr>
-      <w:r>
-        <w:rPr>
-          <w:sz w:val="15"/>
-          <w:szCs w:val="15"/>
-        </w:rPr>
-        <w:t xml:space="preserve">    zips = list((DRIVE_BASE / cls.capitalize()).glob('*.zip'))</w:t>
-      </w:r>
-    </w:p>
-    <w:p>
-      <w:pPr>
-        <w:pStyle w:val="ZIKSMAINTEXT"/>
-        <w:rPr>
-          <w:sz w:val="15"/>
-          <w:szCs w:val="15"/>
-        </w:rPr>
-      </w:pPr>
-      <w:r>
-        <w:rPr>
-          <w:sz w:val="15"/>
-          <w:szCs w:val="15"/>
-        </w:rPr>
-        <w:t xml:space="preserve">    if not zips:</w:t>
-      </w:r>
-    </w:p>
-    <w:p>
-      <w:pPr>
-        <w:pStyle w:val="ZIKSMAINTEXT"/>
-        <w:rPr>
-          <w:sz w:val="15"/>
-          <w:szCs w:val="15"/>
-        </w:rPr>
-      </w:pPr>
-      <w:r>
-        <w:rPr>
-          <w:sz w:val="15"/>
-          <w:szCs w:val="15"/>
-        </w:rPr>
-        <w:t xml:space="preserve">        print(f'no zip found for {cls}')</w:t>
-      </w:r>
-    </w:p>
-    <w:p>
-      <w:pPr>
-        <w:pStyle w:val="ZIKSMAINTEXT"/>
-        <w:rPr>
-          <w:sz w:val="15"/>
-          <w:szCs w:val="15"/>
-        </w:rPr>
-      </w:pPr>
-      <w:r>
-        <w:rPr>
-          <w:sz w:val="15"/>
-          <w:szCs w:val="15"/>
-        </w:rPr>
-        <w:t xml:space="preserve">        continue</w:t>
-      </w:r>
-    </w:p>
-    <w:p>
-      <w:pPr>
-        <w:pStyle w:val="ZIKSMAINTEXT"/>
-        <w:rPr>
-          <w:sz w:val="15"/>
-          <w:szCs w:val="15"/>
-        </w:rPr>
-      </w:pPr>
-      <w:r>
-        <w:rPr>
-          <w:sz w:val="15"/>
-          <w:szCs w:val="15"/>
-        </w:rPr>
-        <w:t xml:space="preserve">    with zipfile.ZipFile(zips[0], 'r') as z:</w:t>
-      </w:r>
-    </w:p>
-    <w:p>
-      <w:pPr>
-        <w:pStyle w:val="ZIKSMAINTEXT"/>
-        <w:rPr>
-          <w:sz w:val="15"/>
-          <w:szCs w:val="15"/>
-        </w:rPr>
-      </w:pPr>
-      <w:r>
-        <w:rPr>
-          <w:sz w:val="15"/>
-          <w:szCs w:val="15"/>
-        </w:rPr>
-        <w:t xml:space="preserve">        z.extractall(dest)</w:t>
-      </w:r>
-    </w:p>
-    <w:p>
-      <w:pPr>
-        <w:pStyle w:val="ZIKSMAINTEXT"/>
-        <w:rPr>
-          <w:sz w:val="15"/>
-          <w:szCs w:val="15"/>
-        </w:rPr>
-      </w:pPr>
-      <w:r>
-        <w:rPr>
-          <w:sz w:val="15"/>
-          <w:szCs w:val="15"/>
-        </w:rPr>
-        <w:t xml:space="preserve">    for sub in [p for p in dest.iterdir() if p.is_dir()]:</w:t>
-      </w:r>
-    </w:p>
-    <w:p>
-      <w:pPr>
-        <w:pStyle w:val="ZIKSMAINTEXT"/>
-        <w:rPr>
-          <w:sz w:val="15"/>
-          <w:szCs w:val="15"/>
-        </w:rPr>
-      </w:pPr>
-      <w:r>
-        <w:rPr>
-          <w:sz w:val="15"/>
-          <w:szCs w:val="15"/>
-        </w:rPr>
-        <w:t xml:space="preserve">        for img in sub.iterdir():</w:t>
-      </w:r>
-    </w:p>
-    <w:p>
-      <w:pPr>
-        <w:pStyle w:val="ZIKSMAINTEXT"/>
-        <w:rPr>
-          <w:sz w:val="15"/>
-          <w:szCs w:val="15"/>
-        </w:rPr>
-      </w:pPr>
-      <w:r>
-        <w:rPr>
-          <w:sz w:val="15"/>
-          <w:szCs w:val="15"/>
-        </w:rPr>
-        <w:t xml:space="preserve">            img.rename(dest / img.name)</w:t>
-      </w:r>
-    </w:p>
-    <w:p>
-      <w:pPr>
-        <w:pStyle w:val="ZIKSMAINTEXT"/>
-        <w:rPr>
-          <w:sz w:val="15"/>
-          <w:szCs w:val="15"/>
-        </w:rPr>
-      </w:pPr>
-      <w:r>
-        <w:rPr>
-          <w:sz w:val="15"/>
-          <w:szCs w:val="15"/>
-        </w:rPr>
-        <w:t xml:space="preserve">        sub.rmdir()</w:t>
-      </w:r>
-    </w:p>
-    <w:p>
-      <w:pPr>
-        <w:pStyle w:val="ZIKSMAINTEXT"/>
-        <w:rPr>
-          <w:sz w:val="15"/>
-          <w:szCs w:val="15"/>
-        </w:rPr>
-      </w:pPr>
-      <w:r>
-        <w:rPr>
-          <w:sz w:val="15"/>
-          <w:szCs w:val="15"/>
-        </w:rPr>
-        <w:t xml:space="preserve">    print(f'{cls}: {len(list(dest.glob("*.*")))} images')</w:t>
-      </w:r>
-    </w:p>
-    <w:p>
-      <w:pPr>
-        <w:pStyle w:val="ZIKSMAINTEXT"/>
-        <w:rPr>
-          <w:sz w:val="15"/>
-          <w:szCs w:val="15"/>
-        </w:rPr>
-      </w:pPr>
-    </w:p>
-    <w:p>
-      <w:pPr>
-        <w:pStyle w:val="ZIKSMAINTEXT"/>
-        <w:rPr>
-          <w:sz w:val="15"/>
-          <w:szCs w:val="15"/>
-        </w:rPr>
-      </w:pPr>
-      <w:r>
-        <w:rPr>
-          <w:sz w:val="15"/>
-          <w:szCs w:val="15"/>
-        </w:rPr>
-        <w:t># Step 3-4. Reading and displaying images</w:t>
-      </w:r>
-    </w:p>
-    <w:p>
-      <w:pPr>
-        <w:pStyle w:val="ZIKSMAINTEXT"/>
-        <w:rPr>
-          <w:sz w:val="15"/>
-          <w:szCs w:val="15"/>
-        </w:rPr>
-      </w:pPr>
-      <w:r>
-        <w:rPr>
-          <w:sz w:val="15"/>
-          <w:szCs w:val="15"/>
-        </w:rPr>
-        <w:t>VALID_EXTENSIONS = ('.jpg', '.jpeg', '.png', '.bmp', '.JPG', '.JPEG')</w:t>
-      </w:r>
-    </w:p>
-    <w:p>
-      <w:pPr>
-        <w:pStyle w:val="ZIKSMAINTEXT"/>
-        <w:rPr>
-          <w:sz w:val="15"/>
-          <w:szCs w:val="15"/>
-        </w:rPr>
-      </w:pPr>
-      <w:r>
-        <w:rPr>
-          <w:sz w:val="15"/>
-          <w:szCs w:val="15"/>
-        </w:rPr>
-        <w:t>sample_cats = [p for p in (DATASET_DIR / 'cats').iterdir() if p.suffix in VALID_EXTENSIONS]</w:t>
-      </w:r>
-    </w:p>
-    <w:p>
-      <w:pPr>
-        <w:pStyle w:val="ZIKSMAINTEXT"/>
-        <w:rPr>
-          <w:sz w:val="15"/>
-          <w:szCs w:val="15"/>
-        </w:rPr>
-      </w:pPr>
-      <w:r>
-        <w:rPr>
-          <w:sz w:val="15"/>
-          <w:szCs w:val="15"/>
-        </w:rPr>
-        <w:t>sample_path = sample_cats[0]</w:t>
-      </w:r>
-    </w:p>
-    <w:p>
-      <w:pPr>
-        <w:pStyle w:val="ZIKSMAINTEXT"/>
-        <w:rPr>
-          <w:sz w:val="15"/>
-          <w:szCs w:val="15"/>
-        </w:rPr>
-      </w:pPr>
-      <w:r>
-        <w:rPr>
-          <w:sz w:val="15"/>
-          <w:szCs w:val="15"/>
-        </w:rPr>
-        <w:t>sample_img  = mpimg.imread(str(sample_path))</w:t>
-      </w:r>
-    </w:p>
-    <w:p>
-      <w:pPr>
-        <w:pStyle w:val="ZIKSMAINTEXT"/>
-        <w:rPr>
-          <w:sz w:val="15"/>
-          <w:szCs w:val="15"/>
-        </w:rPr>
-      </w:pPr>
-      <w:r>
-        <w:rPr>
-          <w:sz w:val="15"/>
-          <w:szCs w:val="15"/>
-        </w:rPr>
-        <w:t>print(f'file:  {sample_path.name}')</w:t>
-      </w:r>
-    </w:p>
-    <w:p>
-      <w:pPr>
-        <w:pStyle w:val="ZIKSMAINTEXT"/>
-        <w:rPr>
-          <w:sz w:val="15"/>
-          <w:szCs w:val="15"/>
-        </w:rPr>
-      </w:pPr>
-      <w:r>
-        <w:rPr>
-          <w:sz w:val="15"/>
-          <w:szCs w:val="15"/>
-        </w:rPr>
-        <w:t>print(f'shape: {sample_img.shape}')</w:t>
-      </w:r>
-    </w:p>
-    <w:p>
-      <w:pPr>
-        <w:pStyle w:val="ZIKSMAINTEXT"/>
-        <w:rPr>
-          <w:sz w:val="15"/>
-          <w:szCs w:val="15"/>
-        </w:rPr>
-      </w:pPr>
-      <w:r>
-        <w:rPr>
-          <w:sz w:val="15"/>
-          <w:szCs w:val="15"/>
-        </w:rPr>
-        <w:t>print(f'dtype: {sample_img.dtype}')</w:t>
-      </w:r>
-    </w:p>
-    <w:p>
-      <w:pPr>
-        <w:pStyle w:val="ZIKSMAINTEXT"/>
-        <w:rPr>
-          <w:sz w:val="15"/>
-          <w:szCs w:val="15"/>
-        </w:rPr>
-      </w:pPr>
-      <w:r>
-        <w:rPr>
-          <w:sz w:val="15"/>
-          <w:szCs w:val="15"/>
-        </w:rPr>
-        <w:t>print(f'range: {sample_img.min()} - {sample_img.max()}')</w:t>
-      </w:r>
-    </w:p>
-    <w:p>
-      <w:pPr>
-        <w:pStyle w:val="ZIKSMAINTEXT"/>
-        <w:rPr>
-          <w:sz w:val="15"/>
-          <w:szCs w:val="15"/>
-        </w:rPr>
-      </w:pPr>
-    </w:p>
-    <w:p>
-      <w:pPr>
-        <w:pStyle w:val="ZIKSMAINTEXT"/>
-        <w:rPr>
-          <w:sz w:val="15"/>
-          <w:szCs w:val="15"/>
-        </w:rPr>
-      </w:pPr>
-      <w:r>
-        <w:rPr>
-          <w:sz w:val="15"/>
-          <w:szCs w:val="15"/>
-        </w:rPr>
-        <w:t>fig, axes = plt.subplots(2, 4, figsize=(14, 7))</w:t>
-      </w:r>
-    </w:p>
-    <w:p>
-      <w:pPr>
-        <w:pStyle w:val="ZIKSMAINTEXT"/>
-        <w:rPr>
-          <w:sz w:val="15"/>
-          <w:szCs w:val="15"/>
-        </w:rPr>
-      </w:pPr>
-      <w:r>
-        <w:rPr>
-          <w:sz w:val="15"/>
-          <w:szCs w:val="15"/>
-        </w:rPr>
-        <w:t>fig.suptitle('Dataset samples', fontsize=16)</w:t>
-      </w:r>
-    </w:p>
-    <w:p>
-      <w:pPr>
-        <w:pStyle w:val="ZIKSMAINTEXT"/>
-        <w:rPr>
-          <w:sz w:val="15"/>
-          <w:szCs w:val="15"/>
-        </w:rPr>
-      </w:pPr>
-      <w:r>
-        <w:rPr>
-          <w:sz w:val="15"/>
-          <w:szCs w:val="15"/>
-        </w:rPr>
-        <w:t>for row, cls in enumerate(['cats', 'dogs']):</w:t>
-      </w:r>
-    </w:p>
-    <w:p>
-      <w:pPr>
-        <w:pStyle w:val="ZIKSMAINTEXT"/>
-        <w:rPr>
-          <w:sz w:val="15"/>
-          <w:szCs w:val="15"/>
-        </w:rPr>
-      </w:pPr>
-      <w:r>
-        <w:rPr>
-          <w:sz w:val="15"/>
-          <w:szCs w:val="15"/>
-        </w:rPr>
-        <w:t xml:space="preserve">    images = [p for p in (DATASET_DIR / cls).iterdir() if p.suffix in VALID_EXTENSIONS][:4]</w:t>
-      </w:r>
-    </w:p>
-    <w:p>
-      <w:pPr>
-        <w:pStyle w:val="ZIKSMAINTEXT"/>
-        <w:rPr>
-          <w:sz w:val="15"/>
-          <w:szCs w:val="15"/>
-        </w:rPr>
-      </w:pPr>
-      <w:r>
-        <w:rPr>
-          <w:sz w:val="15"/>
-          <w:szCs w:val="15"/>
-        </w:rPr>
-        <w:lastRenderedPageBreak/>
-        <w:t xml:space="preserve">    for col in range(4):</w:t>
-      </w:r>
-    </w:p>
-    <w:p>
-      <w:pPr>
-        <w:pStyle w:val="ZIKSMAINTEXT"/>
-        <w:rPr>
-          <w:sz w:val="15"/>
-          <w:szCs w:val="15"/>
-        </w:rPr>
-      </w:pPr>
-      <w:r>
-        <w:rPr>
-          <w:sz w:val="15"/>
-          <w:szCs w:val="15"/>
-        </w:rPr>
-        <w:t xml:space="preserve">        ax = axes[row, col]</w:t>
-      </w:r>
-    </w:p>
-    <w:p>
-      <w:pPr>
-        <w:pStyle w:val="ZIKSMAINTEXT"/>
-        <w:rPr>
-          <w:sz w:val="15"/>
-          <w:szCs w:val="15"/>
-        </w:rPr>
-      </w:pPr>
-      <w:r>
-        <w:rPr>
-          <w:sz w:val="15"/>
-          <w:szCs w:val="15"/>
-        </w:rPr>
-        <w:t xml:space="preserve">        if col &lt; len(images):</w:t>
-      </w:r>
-    </w:p>
-    <w:p>
-      <w:pPr>
-        <w:pStyle w:val="ZIKSMAINTEXT"/>
-        <w:rPr>
-          <w:sz w:val="15"/>
-          <w:szCs w:val="15"/>
-        </w:rPr>
-      </w:pPr>
-      <w:r>
-        <w:rPr>
-          <w:sz w:val="15"/>
-          <w:szCs w:val="15"/>
-        </w:rPr>
-        <w:t xml:space="preserve">            img = mpimg.imread(str(images[col]))</w:t>
-      </w:r>
-    </w:p>
-    <w:p>
-      <w:pPr>
-        <w:pStyle w:val="ZIKSMAINTEXT"/>
-        <w:rPr>
-          <w:sz w:val="15"/>
-          <w:szCs w:val="15"/>
-        </w:rPr>
-      </w:pPr>
-      <w:r>
-        <w:rPr>
-          <w:sz w:val="15"/>
-          <w:szCs w:val="15"/>
-        </w:rPr>
-        <w:t xml:space="preserve">            ax.imshow(img)</w:t>
-      </w:r>
-    </w:p>
-    <w:p>
-      <w:pPr>
-        <w:pStyle w:val="ZIKSMAINTEXT"/>
-        <w:rPr>
-          <w:sz w:val="15"/>
-          <w:szCs w:val="15"/>
-        </w:rPr>
-      </w:pPr>
-      <w:r>
-        <w:rPr>
-          <w:sz w:val="15"/>
-          <w:szCs w:val="15"/>
-        </w:rPr>
-        <w:t xml:space="preserve">            ax.set_title(f'{cls.upper()}\n{img.shape}', fontsize=10)</w:t>
-      </w:r>
-    </w:p>
-    <w:p>
-      <w:pPr>
-        <w:pStyle w:val="ZIKSMAINTEXT"/>
-        <w:rPr>
-          <w:sz w:val="15"/>
-          <w:szCs w:val="15"/>
-        </w:rPr>
-      </w:pPr>
-      <w:r>
-        <w:rPr>
-          <w:sz w:val="15"/>
-          <w:szCs w:val="15"/>
-        </w:rPr>
-        <w:t xml:space="preserve">        ax.axis('off')</w:t>
-      </w:r>
-    </w:p>
-    <w:p>
-      <w:pPr>
-        <w:pStyle w:val="ZIKSMAINTEXT"/>
-        <w:rPr>
-          <w:sz w:val="15"/>
-          <w:szCs w:val="15"/>
-        </w:rPr>
-      </w:pPr>
-      <w:r>
-        <w:rPr>
-          <w:sz w:val="15"/>
-          <w:szCs w:val="15"/>
-        </w:rPr>
-        <w:t>plt.tight_layout()</w:t>
-      </w:r>
-    </w:p>
-    <w:p>
-      <w:pPr>
-        <w:pStyle w:val="ZIKSMAINTEXT"/>
-        <w:rPr>
-          <w:sz w:val="15"/>
-          <w:szCs w:val="15"/>
-        </w:rPr>
-      </w:pPr>
-      <w:r>
-        <w:rPr>
-          <w:sz w:val="15"/>
-          <w:szCs w:val="15"/>
-        </w:rPr>
-        <w:t>plt.show()</w:t>
-      </w:r>
-    </w:p>
-    <w:p>
-      <w:pPr>
-        <w:pStyle w:val="ZIKSMAINTEXT"/>
-        <w:rPr>
-          <w:sz w:val="15"/>
-          <w:szCs w:val="15"/>
-        </w:rPr>
-      </w:pPr>
-    </w:p>
-    <w:p>
-      <w:pPr>
-        <w:pStyle w:val="ZIKSMAINTEXT"/>
-        <w:rPr>
-          <w:sz w:val="15"/>
-          <w:szCs w:val="15"/>
-        </w:rPr>
-      </w:pPr>
-      <w:r>
-        <w:rPr>
-          <w:sz w:val="15"/>
-          <w:szCs w:val="15"/>
-        </w:rPr>
-        <w:t># Step 5. File extension filtering</w:t>
-      </w:r>
-    </w:p>
-    <w:p>
-      <w:pPr>
-        <w:pStyle w:val="ZIKSMAINTEXT"/>
-        <w:rPr>
-          <w:sz w:val="15"/>
-          <w:szCs w:val="15"/>
-        </w:rPr>
-      </w:pPr>
-      <w:r>
-        <w:rPr>
-          <w:sz w:val="15"/>
-          <w:szCs w:val="15"/>
-        </w:rPr>
-        <w:t>ALLOWED_EXTENSIONS = {'jpeg', 'jpg', 'bmp', 'png'}</w:t>
-      </w:r>
-    </w:p>
-    <w:p>
-      <w:pPr>
-        <w:pStyle w:val="ZIKSMAINTEXT"/>
-        <w:rPr>
-          <w:sz w:val="15"/>
-          <w:szCs w:val="15"/>
-        </w:rPr>
-      </w:pPr>
-      <w:r>
-        <w:rPr>
-          <w:sz w:val="15"/>
-          <w:szCs w:val="15"/>
-        </w:rPr>
-        <w:t>removed = 0</w:t>
-      </w:r>
-    </w:p>
-    <w:p>
-      <w:pPr>
-        <w:pStyle w:val="ZIKSMAINTEXT"/>
-        <w:rPr>
-          <w:sz w:val="15"/>
-          <w:szCs w:val="15"/>
-        </w:rPr>
-      </w:pPr>
-      <w:r>
-        <w:rPr>
-          <w:sz w:val="15"/>
-          <w:szCs w:val="15"/>
-        </w:rPr>
-        <w:t>kept    = 0</w:t>
-      </w:r>
-    </w:p>
-    <w:p>
-      <w:pPr>
-        <w:pStyle w:val="ZIKSMAINTEXT"/>
-        <w:rPr>
-          <w:sz w:val="15"/>
-          <w:szCs w:val="15"/>
-        </w:rPr>
-      </w:pPr>
-      <w:r>
-        <w:rPr>
-          <w:sz w:val="15"/>
-          <w:szCs w:val="15"/>
-        </w:rPr>
-        <w:t>ext_counter = {}</w:t>
-      </w:r>
-    </w:p>
-    <w:p>
-      <w:pPr>
-        <w:pStyle w:val="ZIKSMAINTEXT"/>
-        <w:rPr>
-          <w:sz w:val="15"/>
-          <w:szCs w:val="15"/>
-        </w:rPr>
-      </w:pPr>
-      <w:r>
-        <w:rPr>
-          <w:sz w:val="15"/>
-          <w:szCs w:val="15"/>
-        </w:rPr>
-        <w:t>for cls in ['cats', 'dogs']:</w:t>
-      </w:r>
-    </w:p>
-    <w:p>
-      <w:pPr>
-        <w:pStyle w:val="ZIKSMAINTEXT"/>
-        <w:rPr>
-          <w:sz w:val="15"/>
-          <w:szCs w:val="15"/>
-        </w:rPr>
-      </w:pPr>
-      <w:r>
-        <w:rPr>
-          <w:sz w:val="15"/>
-          <w:szCs w:val="15"/>
-        </w:rPr>
-        <w:t xml:space="preserve">    for f in list((DATASET_DIR / cls).glob('*')):</w:t>
-      </w:r>
-    </w:p>
-    <w:p>
-      <w:pPr>
-        <w:pStyle w:val="ZIKSMAINTEXT"/>
-        <w:rPr>
-          <w:sz w:val="15"/>
-          <w:szCs w:val="15"/>
-        </w:rPr>
-      </w:pPr>
-      <w:r>
-        <w:rPr>
-          <w:sz w:val="15"/>
-          <w:szCs w:val="15"/>
-        </w:rPr>
-        <w:t xml:space="preserve">        if not f.is_file():</w:t>
-      </w:r>
-    </w:p>
-    <w:p>
-      <w:pPr>
-        <w:pStyle w:val="ZIKSMAINTEXT"/>
-        <w:rPr>
-          <w:sz w:val="15"/>
-          <w:szCs w:val="15"/>
-        </w:rPr>
-      </w:pPr>
-      <w:r>
-        <w:rPr>
-          <w:sz w:val="15"/>
-          <w:szCs w:val="15"/>
-        </w:rPr>
-        <w:t xml:space="preserve">            continue</w:t>
-      </w:r>
-    </w:p>
-    <w:p>
-      <w:pPr>
-        <w:pStyle w:val="ZIKSMAINTEXT"/>
-        <w:rPr>
-          <w:sz w:val="15"/>
-          <w:szCs w:val="15"/>
-        </w:rPr>
-      </w:pPr>
-      <w:r>
-        <w:rPr>
-          <w:sz w:val="15"/>
-          <w:szCs w:val="15"/>
-        </w:rPr>
-        <w:t xml:space="preserve">        ext = f.suffix.lower().lstrip('.')</w:t>
-      </w:r>
-    </w:p>
-    <w:p>
-      <w:pPr>
-        <w:pStyle w:val="ZIKSMAINTEXT"/>
-        <w:rPr>
-          <w:sz w:val="15"/>
-          <w:szCs w:val="15"/>
-        </w:rPr>
-      </w:pPr>
-      <w:r>
-        <w:rPr>
-          <w:sz w:val="15"/>
-          <w:szCs w:val="15"/>
-        </w:rPr>
-        <w:t xml:space="preserve">        ext_counter[ext] = ext_counter.get(ext, 0) + 1</w:t>
-      </w:r>
-    </w:p>
-    <w:p>
-      <w:pPr>
-        <w:pStyle w:val="ZIKSMAINTEXT"/>
-        <w:rPr>
-          <w:sz w:val="15"/>
-          <w:szCs w:val="15"/>
-        </w:rPr>
-      </w:pPr>
-      <w:r>
-        <w:rPr>
-          <w:sz w:val="15"/>
-          <w:szCs w:val="15"/>
-        </w:rPr>
-        <w:t xml:space="preserve">        if ext not in ALLOWED_EXTENSIONS:</w:t>
-      </w:r>
-    </w:p>
-    <w:p>
-      <w:pPr>
-        <w:pStyle w:val="ZIKSMAINTEXT"/>
-        <w:rPr>
-          <w:sz w:val="15"/>
-          <w:szCs w:val="15"/>
-        </w:rPr>
-      </w:pPr>
-      <w:r>
-        <w:rPr>
-          <w:sz w:val="15"/>
-          <w:szCs w:val="15"/>
-        </w:rPr>
-        <w:t xml:space="preserve">            f.unlink()</w:t>
-      </w:r>
-    </w:p>
-    <w:p>
-      <w:pPr>
-        <w:pStyle w:val="ZIKSMAINTEXT"/>
-        <w:rPr>
-          <w:sz w:val="15"/>
-          <w:szCs w:val="15"/>
-        </w:rPr>
-      </w:pPr>
-      <w:r>
-        <w:rPr>
-          <w:sz w:val="15"/>
-          <w:szCs w:val="15"/>
-        </w:rPr>
-        <w:t xml:space="preserve">            removed += 1</w:t>
-      </w:r>
-    </w:p>
-    <w:p>
-      <w:pPr>
-        <w:pStyle w:val="ZIKSMAINTEXT"/>
-        <w:rPr>
-          <w:sz w:val="15"/>
-          <w:szCs w:val="15"/>
-        </w:rPr>
-      </w:pPr>
-      <w:r>
-        <w:rPr>
-          <w:sz w:val="15"/>
-          <w:szCs w:val="15"/>
-        </w:rPr>
-        <w:t xml:space="preserve">        else:</w:t>
-      </w:r>
-    </w:p>
-    <w:p>
-      <w:pPr>
-        <w:pStyle w:val="ZIKSMAINTEXT"/>
-        <w:rPr>
-          <w:sz w:val="15"/>
-          <w:szCs w:val="15"/>
-        </w:rPr>
-      </w:pPr>
-      <w:r>
-        <w:rPr>
-          <w:sz w:val="15"/>
-          <w:szCs w:val="15"/>
-        </w:rPr>
-        <w:t xml:space="preserve">            kept += 1</w:t>
-      </w:r>
-    </w:p>
-    <w:p>
-      <w:pPr>
-        <w:pStyle w:val="ZIKSMAINTEXT"/>
-        <w:rPr>
-          <w:sz w:val="15"/>
-          <w:szCs w:val="15"/>
-        </w:rPr>
-      </w:pPr>
-      <w:r>
-        <w:rPr>
-          <w:sz w:val="15"/>
-          <w:szCs w:val="15"/>
-        </w:rPr>
-        <w:t>print(f'extensions: {ext_counter}')</w:t>
-      </w:r>
-    </w:p>
-    <w:p>
-      <w:pPr>
-        <w:pStyle w:val="ZIKSMAINTEXT"/>
-        <w:rPr>
-          <w:sz w:val="15"/>
-          <w:szCs w:val="15"/>
-        </w:rPr>
-      </w:pPr>
-      <w:r>
-        <w:rPr>
-          <w:sz w:val="15"/>
-          <w:szCs w:val="15"/>
-        </w:rPr>
-        <w:t>print(f'kept: {kept}, removed: {removed}')</w:t>
-      </w:r>
-    </w:p>
-    <w:p>
-      <w:pPr>
-        <w:pStyle w:val="ZIKSMAINTEXT"/>
-        <w:rPr>
-          <w:sz w:val="15"/>
-          <w:szCs w:val="15"/>
-        </w:rPr>
-      </w:pPr>
-    </w:p>
-    <w:p>
-      <w:pPr>
-        <w:pStyle w:val="ZIKSMAINTEXT"/>
-        <w:rPr>
-          <w:sz w:val="15"/>
-          <w:szCs w:val="15"/>
-        </w:rPr>
-      </w:pPr>
-      <w:r>
-        <w:rPr>
-          <w:sz w:val="15"/>
-          <w:szCs w:val="15"/>
-        </w:rPr>
-        <w:t># Step 6. Dataset via image_dataset_from_directory</w:t>
-      </w:r>
-    </w:p>
-    <w:p>
-      <w:pPr>
-        <w:pStyle w:val="ZIKSMAINTEXT"/>
-        <w:rPr>
-          <w:sz w:val="15"/>
-          <w:szCs w:val="15"/>
-        </w:rPr>
-      </w:pPr>
-      <w:r>
-        <w:rPr>
-          <w:sz w:val="15"/>
-          <w:szCs w:val="15"/>
-        </w:rPr>
-        <w:t>IMG_SIZE   = (128, 128)</w:t>
-      </w:r>
-    </w:p>
-    <w:p>
-      <w:pPr>
-        <w:pStyle w:val="ZIKSMAINTEXT"/>
-        <w:rPr>
-          <w:sz w:val="15"/>
-          <w:szCs w:val="15"/>
-        </w:rPr>
-      </w:pPr>
-      <w:r>
-        <w:rPr>
-          <w:sz w:val="15"/>
-          <w:szCs w:val="15"/>
-        </w:rPr>
-        <w:t>BATCH_SIZE = 8</w:t>
-      </w:r>
-    </w:p>
-    <w:p>
-      <w:pPr>
-        <w:pStyle w:val="ZIKSMAINTEXT"/>
-        <w:rPr>
-          <w:sz w:val="15"/>
-          <w:szCs w:val="15"/>
-        </w:rPr>
-      </w:pPr>
-      <w:r>
-        <w:rPr>
-          <w:sz w:val="15"/>
-          <w:szCs w:val="15"/>
-        </w:rPr>
-        <w:t>SEED       = 42</w:t>
-      </w:r>
-    </w:p>
-    <w:p>
-      <w:pPr>
-        <w:pStyle w:val="ZIKSMAINTEXT"/>
-        <w:rPr>
-          <w:sz w:val="15"/>
-          <w:szCs w:val="15"/>
-        </w:rPr>
-      </w:pPr>
-    </w:p>
-    <w:p>
-      <w:pPr>
-        <w:pStyle w:val="ZIKSMAINTEXT"/>
-        <w:rPr>
-          <w:sz w:val="15"/>
-          <w:szCs w:val="15"/>
-        </w:rPr>
-      </w:pPr>
-      <w:r>
-        <w:rPr>
-          <w:sz w:val="15"/>
-          <w:szCs w:val="15"/>
-        </w:rPr>
-        <w:t>full_dataset = tf.keras.utils.image_dataset_from_directory(</w:t>
-      </w:r>
-    </w:p>
-    <w:p>
-      <w:pPr>
-        <w:pStyle w:val="ZIKSMAINTEXT"/>
-        <w:rPr>
-          <w:sz w:val="15"/>
-          <w:szCs w:val="15"/>
-        </w:rPr>
-      </w:pPr>
-      <w:r>
-        <w:rPr>
-          <w:sz w:val="15"/>
-          <w:szCs w:val="15"/>
-        </w:rPr>
-        <w:t xml:space="preserve">    str(DATASET_DIR),</w:t>
-      </w:r>
-    </w:p>
-    <w:p>
-      <w:pPr>
-        <w:pStyle w:val="ZIKSMAINTEXT"/>
-        <w:rPr>
-          <w:sz w:val="15"/>
-          <w:szCs w:val="15"/>
-        </w:rPr>
-      </w:pPr>
-      <w:r>
-        <w:rPr>
-          <w:sz w:val="15"/>
-          <w:szCs w:val="15"/>
-        </w:rPr>
-        <w:t xml:space="preserve">    image_size=IMG_SIZE,</w:t>
-      </w:r>
-    </w:p>
-    <w:p>
-      <w:pPr>
-        <w:pStyle w:val="ZIKSMAINTEXT"/>
-        <w:rPr>
-          <w:sz w:val="15"/>
-          <w:szCs w:val="15"/>
-        </w:rPr>
-      </w:pPr>
-      <w:r>
-        <w:rPr>
-          <w:sz w:val="15"/>
-          <w:szCs w:val="15"/>
-        </w:rPr>
-        <w:t xml:space="preserve">    batch_size=BATCH_SIZE,</w:t>
-      </w:r>
-    </w:p>
-    <w:p>
-      <w:pPr>
-        <w:pStyle w:val="ZIKSMAINTEXT"/>
-        <w:rPr>
-          <w:sz w:val="15"/>
-          <w:szCs w:val="15"/>
-        </w:rPr>
-      </w:pPr>
-      <w:r>
-        <w:rPr>
-          <w:sz w:val="15"/>
-          <w:szCs w:val="15"/>
-        </w:rPr>
-        <w:t xml:space="preserve">    shuffle=True,</w:t>
-      </w:r>
-    </w:p>
-    <w:p>
-      <w:pPr>
-        <w:pStyle w:val="ZIKSMAINTEXT"/>
-        <w:rPr>
-          <w:sz w:val="15"/>
-          <w:szCs w:val="15"/>
-        </w:rPr>
-      </w:pPr>
-      <w:r>
-        <w:rPr>
-          <w:sz w:val="15"/>
-          <w:szCs w:val="15"/>
-        </w:rPr>
-        <w:t xml:space="preserve">    seed=SEED,</w:t>
-      </w:r>
-    </w:p>
-    <w:p>
-      <w:pPr>
-        <w:pStyle w:val="ZIKSMAINTEXT"/>
-        <w:rPr>
-          <w:sz w:val="15"/>
-          <w:szCs w:val="15"/>
-        </w:rPr>
-      </w:pPr>
-      <w:r>
-        <w:rPr>
-          <w:sz w:val="15"/>
-          <w:szCs w:val="15"/>
-        </w:rPr>
-        <w:t xml:space="preserve">    label_mode='binary'</w:t>
-      </w:r>
-    </w:p>
-    <w:p>
-      <w:pPr>
-        <w:pStyle w:val="ZIKSMAINTEXT"/>
-        <w:rPr>
-          <w:sz w:val="15"/>
-          <w:szCs w:val="15"/>
-        </w:rPr>
-      </w:pPr>
-      <w:r>
-        <w:rPr>
-          <w:sz w:val="15"/>
-          <w:szCs w:val="15"/>
-        </w:rPr>
-        <w:t>)</w:t>
-      </w:r>
-    </w:p>
-    <w:p>
-      <w:pPr>
-        <w:pStyle w:val="ZIKSMAINTEXT"/>
-        <w:rPr>
-          <w:sz w:val="15"/>
-          <w:szCs w:val="15"/>
-        </w:rPr>
-      </w:pPr>
-      <w:r>
-        <w:rPr>
-          <w:sz w:val="15"/>
-          <w:szCs w:val="15"/>
-        </w:rPr>
-        <w:t>class_names = full_dataset.class_names</w:t>
-      </w:r>
-    </w:p>
-    <w:p>
-      <w:pPr>
-        <w:pStyle w:val="ZIKSMAINTEXT"/>
-        <w:rPr>
-          <w:sz w:val="15"/>
-          <w:szCs w:val="15"/>
-        </w:rPr>
-      </w:pPr>
-      <w:r>
-        <w:rPr>
-          <w:sz w:val="15"/>
-          <w:szCs w:val="15"/>
-        </w:rPr>
-        <w:t>print(f'classes: {class_names}')</w:t>
-      </w:r>
-    </w:p>
-    <w:p>
-      <w:pPr>
-        <w:pStyle w:val="ZIKSMAINTEXT"/>
-        <w:rPr>
-          <w:sz w:val="15"/>
-          <w:szCs w:val="15"/>
-        </w:rPr>
-      </w:pPr>
-      <w:r>
-        <w:rPr>
-          <w:sz w:val="15"/>
-          <w:szCs w:val="15"/>
-        </w:rPr>
-        <w:t>print(f'batches: {len(full_dataset)}')</w:t>
-      </w:r>
-    </w:p>
-    <w:p>
-      <w:pPr>
-        <w:pStyle w:val="ZIKSMAINTEXT"/>
-        <w:rPr>
-          <w:sz w:val="15"/>
-          <w:szCs w:val="15"/>
-        </w:rPr>
-      </w:pPr>
-    </w:p>
-    <w:p>
-      <w:pPr>
-        <w:pStyle w:val="ZIKSMAINTEXT"/>
-        <w:rPr>
-          <w:sz w:val="15"/>
-          <w:szCs w:val="15"/>
-        </w:rPr>
-      </w:pPr>
-      <w:r>
-        <w:rPr>
-          <w:sz w:val="15"/>
-          <w:szCs w:val="15"/>
-        </w:rPr>
-        <w:t># Step 7. Numpy iterator</w:t>
-      </w:r>
-    </w:p>
-    <w:p>
-      <w:pPr>
-        <w:pStyle w:val="ZIKSMAINTEXT"/>
-        <w:rPr>
-          <w:sz w:val="15"/>
-          <w:szCs w:val="15"/>
-        </w:rPr>
-      </w:pPr>
-      <w:r>
-        <w:rPr>
-          <w:sz w:val="15"/>
-          <w:szCs w:val="15"/>
-        </w:rPr>
-        <w:t>numpy_iter  = full_dataset.as_numpy_iterator()</w:t>
-      </w:r>
-    </w:p>
-    <w:p>
-      <w:pPr>
-        <w:pStyle w:val="ZIKSMAINTEXT"/>
-        <w:rPr>
-          <w:sz w:val="15"/>
-          <w:szCs w:val="15"/>
-        </w:rPr>
-      </w:pPr>
-      <w:r>
-        <w:rPr>
-          <w:sz w:val="15"/>
-          <w:szCs w:val="15"/>
-        </w:rPr>
-        <w:t>first_batch = next(numpy_iter)</w:t>
-      </w:r>
-    </w:p>
-    <w:p>
-      <w:pPr>
-        <w:pStyle w:val="ZIKSMAINTEXT"/>
-        <w:rPr>
-          <w:sz w:val="15"/>
-          <w:szCs w:val="15"/>
-        </w:rPr>
-      </w:pPr>
-      <w:r>
-        <w:rPr>
-          <w:sz w:val="15"/>
-          <w:szCs w:val="15"/>
-        </w:rPr>
-        <w:t>images_np, labels_np = first_batch</w:t>
-      </w:r>
-    </w:p>
-    <w:p>
-      <w:pPr>
-        <w:pStyle w:val="ZIKSMAINTEXT"/>
-        <w:rPr>
-          <w:sz w:val="15"/>
-          <w:szCs w:val="15"/>
-        </w:rPr>
-      </w:pPr>
-      <w:r>
-        <w:rPr>
-          <w:sz w:val="15"/>
-          <w:szCs w:val="15"/>
-        </w:rPr>
-        <w:t>print(f'shape: {images_np.shape}')</w:t>
-      </w:r>
-    </w:p>
-    <w:p>
-      <w:pPr>
-        <w:pStyle w:val="ZIKSMAINTEXT"/>
-        <w:rPr>
-          <w:sz w:val="15"/>
-          <w:szCs w:val="15"/>
-        </w:rPr>
-      </w:pPr>
-      <w:r>
-        <w:rPr>
-          <w:sz w:val="15"/>
-          <w:szCs w:val="15"/>
-        </w:rPr>
-        <w:t>print(f'dtype: {images_np.dtype}')</w:t>
-      </w:r>
-    </w:p>
-    <w:p>
-      <w:pPr>
-        <w:pStyle w:val="ZIKSMAINTEXT"/>
-        <w:rPr>
-          <w:sz w:val="15"/>
-          <w:szCs w:val="15"/>
-        </w:rPr>
-      </w:pPr>
-      <w:r>
-        <w:rPr>
-          <w:sz w:val="15"/>
-          <w:szCs w:val="15"/>
-        </w:rPr>
-        <w:t>print(f'range: [{images_np.min():.1f}, {images_np.max():.1f}]')</w:t>
-      </w:r>
-    </w:p>
-    <w:p>
-      <w:pPr>
-        <w:pStyle w:val="ZIKSMAINTEXT"/>
-        <w:rPr>
-          <w:sz w:val="15"/>
-          <w:szCs w:val="15"/>
-        </w:rPr>
-      </w:pPr>
-      <w:r>
-        <w:rPr>
-          <w:sz w:val="15"/>
-          <w:szCs w:val="15"/>
-        </w:rPr>
-        <w:t>print(f'first 8 labels: {labels_np[:8].flatten().astype(int)}')</w:t>
-      </w:r>
-    </w:p>
-    <w:p>
-      <w:pPr>
-        <w:pStyle w:val="ZIKSMAINTEXT"/>
-        <w:rPr>
-          <w:sz w:val="15"/>
-          <w:szCs w:val="15"/>
-        </w:rPr>
-      </w:pPr>
-    </w:p>
-    <w:p>
-      <w:pPr>
-        <w:pStyle w:val="ZIKSMAINTEXT"/>
-        <w:rPr>
-          <w:sz w:val="15"/>
-          <w:szCs w:val="15"/>
-        </w:rPr>
-      </w:pPr>
-      <w:r>
-        <w:rPr>
-          <w:sz w:val="15"/>
-          <w:szCs w:val="15"/>
-        </w:rPr>
-        <w:t># Step 8. Normalisation</w:t>
-      </w:r>
-    </w:p>
-    <w:p>
-      <w:pPr>
-        <w:pStyle w:val="ZIKSMAINTEXT"/>
-        <w:rPr>
-          <w:sz w:val="15"/>
-          <w:szCs w:val="15"/>
-        </w:rPr>
-      </w:pPr>
-      <w:r>
-        <w:rPr>
-          <w:sz w:val="15"/>
-          <w:szCs w:val="15"/>
-        </w:rPr>
-        <w:lastRenderedPageBreak/>
-        <w:t>normalization_layer = layers.Rescaling(1.0 / 255)</w:t>
-      </w:r>
-    </w:p>
-    <w:p>
-      <w:pPr>
-        <w:pStyle w:val="ZIKSMAINTEXT"/>
-        <w:rPr>
-          <w:sz w:val="15"/>
-          <w:szCs w:val="15"/>
-        </w:rPr>
-      </w:pPr>
-      <w:r>
-        <w:rPr>
-          <w:sz w:val="15"/>
-          <w:szCs w:val="15"/>
-        </w:rPr>
-        <w:t>normalized_dataset = full_dataset.map(</w:t>
-      </w:r>
-    </w:p>
-    <w:p>
-      <w:pPr>
-        <w:pStyle w:val="ZIKSMAINTEXT"/>
-        <w:rPr>
-          <w:sz w:val="15"/>
-          <w:szCs w:val="15"/>
-        </w:rPr>
-      </w:pPr>
-      <w:r>
-        <w:rPr>
-          <w:sz w:val="15"/>
-          <w:szCs w:val="15"/>
-        </w:rPr>
-        <w:t xml:space="preserve">    lambda x, y: (normalization_layer(x), y)</w:t>
-      </w:r>
-    </w:p>
-    <w:p>
-      <w:pPr>
-        <w:pStyle w:val="ZIKSMAINTEXT"/>
-        <w:rPr>
-          <w:sz w:val="15"/>
-          <w:szCs w:val="15"/>
-        </w:rPr>
-      </w:pPr>
-      <w:r>
-        <w:rPr>
-          <w:sz w:val="15"/>
-          <w:szCs w:val="15"/>
-        </w:rPr>
-        <w:t>)</w:t>
-      </w:r>
-    </w:p>
-    <w:p>
-      <w:pPr>
-        <w:pStyle w:val="ZIKSMAINTEXT"/>
-        <w:rPr>
-          <w:sz w:val="15"/>
-          <w:szCs w:val="15"/>
-        </w:rPr>
-      </w:pPr>
-      <w:r>
-        <w:rPr>
-          <w:sz w:val="15"/>
-          <w:szCs w:val="15"/>
-        </w:rPr>
-        <w:t>augmentation_layer = tf.keras.Sequential([</w:t>
-      </w:r>
-    </w:p>
-    <w:p>
-      <w:pPr>
-        <w:pStyle w:val="ZIKSMAINTEXT"/>
-        <w:rPr>
-          <w:sz w:val="15"/>
-          <w:szCs w:val="15"/>
-        </w:rPr>
-      </w:pPr>
-      <w:r>
-        <w:rPr>
-          <w:sz w:val="15"/>
-          <w:szCs w:val="15"/>
-        </w:rPr>
-        <w:t xml:space="preserve">    layers.RandomFlip('horizontal'),</w:t>
-      </w:r>
-    </w:p>
-    <w:p>
-      <w:pPr>
-        <w:pStyle w:val="ZIKSMAINTEXT"/>
-        <w:rPr>
-          <w:sz w:val="15"/>
-          <w:szCs w:val="15"/>
-        </w:rPr>
-      </w:pPr>
-      <w:r>
-        <w:rPr>
-          <w:sz w:val="15"/>
-          <w:szCs w:val="15"/>
-        </w:rPr>
-        <w:t xml:space="preserve">    layers.RandomRotation(0.1),</w:t>
-      </w:r>
-    </w:p>
-    <w:p>
-      <w:pPr>
-        <w:pStyle w:val="ZIKSMAINTEXT"/>
-        <w:rPr>
-          <w:sz w:val="15"/>
-          <w:szCs w:val="15"/>
-        </w:rPr>
-      </w:pPr>
-      <w:r>
-        <w:rPr>
-          <w:sz w:val="15"/>
-          <w:szCs w:val="15"/>
-        </w:rPr>
-        <w:t xml:space="preserve">    layers.RandomZoom(0.1),</w:t>
-      </w:r>
-    </w:p>
-    <w:p>
-      <w:pPr>
-        <w:pStyle w:val="ZIKSMAINTEXT"/>
-        <w:rPr>
-          <w:sz w:val="15"/>
-          <w:szCs w:val="15"/>
-        </w:rPr>
-      </w:pPr>
-      <w:r>
-        <w:rPr>
-          <w:sz w:val="15"/>
-          <w:szCs w:val="15"/>
-        </w:rPr>
-        <w:t xml:space="preserve">    layers.RandomContrast(0.1),</w:t>
-      </w:r>
-    </w:p>
-    <w:p>
-      <w:pPr>
-        <w:pStyle w:val="ZIKSMAINTEXT"/>
-        <w:rPr>
-          <w:sz w:val="15"/>
-          <w:szCs w:val="15"/>
-        </w:rPr>
-      </w:pPr>
-      <w:r>
-        <w:rPr>
-          <w:sz w:val="15"/>
-          <w:szCs w:val="15"/>
-        </w:rPr>
-        <w:t>], name='augmentation')</w:t>
-      </w:r>
-    </w:p>
-    <w:p>
-      <w:pPr>
-        <w:pStyle w:val="ZIKSMAINTEXT"/>
-        <w:rPr>
-          <w:sz w:val="15"/>
-          <w:szCs w:val="15"/>
-        </w:rPr>
-      </w:pPr>
-    </w:p>
-    <w:p>
-      <w:pPr>
-        <w:pStyle w:val="ZIKSMAINTEXT"/>
-        <w:rPr>
-          <w:sz w:val="15"/>
-          <w:szCs w:val="15"/>
-        </w:rPr>
-      </w:pPr>
-      <w:r>
-        <w:rPr>
-          <w:sz w:val="15"/>
-          <w:szCs w:val="15"/>
-        </w:rPr>
-        <w:t># Step 9. Train / val / test split (70% / 15% / 15%)</w:t>
-      </w:r>
-    </w:p>
-    <w:p>
-      <w:pPr>
-        <w:pStyle w:val="ZIKSMAINTEXT"/>
-        <w:rPr>
-          <w:sz w:val="15"/>
-          <w:szCs w:val="15"/>
-        </w:rPr>
-      </w:pPr>
-      <w:r>
-        <w:rPr>
-          <w:sz w:val="15"/>
-          <w:szCs w:val="15"/>
-        </w:rPr>
-        <w:t>total_batches = len(normalized_dataset)</w:t>
-      </w:r>
-    </w:p>
-    <w:p>
-      <w:pPr>
-        <w:pStyle w:val="ZIKSMAINTEXT"/>
-        <w:rPr>
-          <w:sz w:val="15"/>
-          <w:szCs w:val="15"/>
-        </w:rPr>
-      </w:pPr>
-      <w:r>
-        <w:rPr>
-          <w:sz w:val="15"/>
-          <w:szCs w:val="15"/>
-        </w:rPr>
-        <w:t>train_size = int(total_batches * 0.70)</w:t>
-      </w:r>
-    </w:p>
-    <w:p>
-      <w:pPr>
-        <w:pStyle w:val="ZIKSMAINTEXT"/>
-        <w:rPr>
-          <w:sz w:val="15"/>
-          <w:szCs w:val="15"/>
-        </w:rPr>
-      </w:pPr>
-      <w:r>
-        <w:rPr>
-          <w:sz w:val="15"/>
-          <w:szCs w:val="15"/>
-        </w:rPr>
-        <w:t>val_size   = max(1, int(total_batches * 0.15))</w:t>
-      </w:r>
-    </w:p>
-    <w:p>
-      <w:pPr>
-        <w:pStyle w:val="ZIKSMAINTEXT"/>
-        <w:rPr>
-          <w:sz w:val="15"/>
-          <w:szCs w:val="15"/>
-        </w:rPr>
-      </w:pPr>
-      <w:r>
-        <w:rPr>
-          <w:sz w:val="15"/>
-          <w:szCs w:val="15"/>
-        </w:rPr>
-        <w:t>test_size  = max(1, total_batches - train_size - val_size)</w:t>
-      </w:r>
-    </w:p>
-    <w:p>
-      <w:pPr>
-        <w:pStyle w:val="ZIKSMAINTEXT"/>
-        <w:rPr>
-          <w:sz w:val="15"/>
-          <w:szCs w:val="15"/>
-        </w:rPr>
-      </w:pPr>
-      <w:r>
-        <w:rPr>
-          <w:sz w:val="15"/>
-          <w:szCs w:val="15"/>
-        </w:rPr>
-        <w:t>train_size = total_batches - val_size - test_size</w:t>
-      </w:r>
-    </w:p>
-    <w:p>
-      <w:pPr>
-        <w:pStyle w:val="ZIKSMAINTEXT"/>
-        <w:rPr>
-          <w:sz w:val="15"/>
-          <w:szCs w:val="15"/>
-        </w:rPr>
-      </w:pPr>
-      <w:r>
-        <w:rPr>
-          <w:sz w:val="15"/>
-          <w:szCs w:val="15"/>
-        </w:rPr>
-        <w:t>print(f'total: {total_batches} batches -&gt; train: {train_size}, val: {val_size}, test: {test_size}')</w:t>
-      </w:r>
-    </w:p>
-    <w:p>
-      <w:pPr>
-        <w:pStyle w:val="ZIKSMAINTEXT"/>
-        <w:rPr>
-          <w:sz w:val="15"/>
-          <w:szCs w:val="15"/>
-        </w:rPr>
-      </w:pPr>
-    </w:p>
-    <w:p>
-      <w:pPr>
-        <w:pStyle w:val="ZIKSMAINTEXT"/>
-        <w:rPr>
-          <w:sz w:val="15"/>
-          <w:szCs w:val="15"/>
-        </w:rPr>
-      </w:pPr>
-      <w:r>
-        <w:rPr>
-          <w:sz w:val="15"/>
-          <w:szCs w:val="15"/>
-        </w:rPr>
-        <w:t>AUTOTUNE = tf.data.AUTOTUNE</w:t>
-      </w:r>
-    </w:p>
-    <w:p>
-      <w:pPr>
-        <w:pStyle w:val="ZIKSMAINTEXT"/>
-        <w:rPr>
-          <w:sz w:val="15"/>
-          <w:szCs w:val="15"/>
-        </w:rPr>
-      </w:pPr>
-      <w:r>
-        <w:rPr>
-          <w:sz w:val="15"/>
-          <w:szCs w:val="15"/>
-        </w:rPr>
-        <w:t>normalized_dataset = normalized_dataset.cache().shuffle(</w:t>
-      </w:r>
-    </w:p>
-    <w:p>
-      <w:pPr>
-        <w:pStyle w:val="ZIKSMAINTEXT"/>
-        <w:rPr>
-          <w:sz w:val="15"/>
-          <w:szCs w:val="15"/>
-        </w:rPr>
-      </w:pPr>
-      <w:r>
-        <w:rPr>
-          <w:sz w:val="15"/>
-          <w:szCs w:val="15"/>
-        </w:rPr>
-        <w:t xml:space="preserve">    buffer_size=total_batches, seed=SEED, reshuffle_each_iteration=False</w:t>
-      </w:r>
-    </w:p>
-    <w:p>
-      <w:pPr>
-        <w:pStyle w:val="ZIKSMAINTEXT"/>
-        <w:rPr>
-          <w:sz w:val="15"/>
-          <w:szCs w:val="15"/>
-        </w:rPr>
-      </w:pPr>
-      <w:r>
-        <w:rPr>
-          <w:sz w:val="15"/>
-          <w:szCs w:val="15"/>
-        </w:rPr>
-        <w:t>)</w:t>
-      </w:r>
-    </w:p>
-    <w:p>
-      <w:pPr>
-        <w:pStyle w:val="ZIKSMAINTEXT"/>
-        <w:rPr>
-          <w:sz w:val="15"/>
-          <w:szCs w:val="15"/>
-        </w:rPr>
-      </w:pPr>
-      <w:r>
-        <w:rPr>
-          <w:sz w:val="15"/>
-          <w:szCs w:val="15"/>
-        </w:rPr>
-        <w:t>train_ds = normalized_dataset.take(train_size).shuffle(1000, reshuffle_each_iteration=True).map(</w:t>
-      </w:r>
-    </w:p>
-    <w:p>
-      <w:pPr>
-        <w:pStyle w:val="ZIKSMAINTEXT"/>
-        <w:rPr>
-          <w:sz w:val="15"/>
-          <w:szCs w:val="15"/>
-        </w:rPr>
-      </w:pPr>
-      <w:r>
-        <w:rPr>
-          <w:sz w:val="15"/>
-          <w:szCs w:val="15"/>
-        </w:rPr>
-        <w:t xml:space="preserve">    lambda x, y: (augmentation_layer(x, training=True), y), num_parallel_calls=AUTOTUNE</w:t>
-      </w:r>
-    </w:p>
-    <w:p>
-      <w:pPr>
-        <w:pStyle w:val="ZIKSMAINTEXT"/>
-        <w:rPr>
-          <w:sz w:val="15"/>
-          <w:szCs w:val="15"/>
-        </w:rPr>
-      </w:pPr>
-      <w:r>
-        <w:rPr>
-          <w:sz w:val="15"/>
-          <w:szCs w:val="15"/>
-        </w:rPr>
-        <w:t>).prefetch(AUTOTUNE)</w:t>
-      </w:r>
-    </w:p>
-    <w:p>
-      <w:pPr>
-        <w:pStyle w:val="ZIKSMAINTEXT"/>
-        <w:rPr>
-          <w:sz w:val="15"/>
-          <w:szCs w:val="15"/>
-        </w:rPr>
-      </w:pPr>
-      <w:r>
-        <w:rPr>
-          <w:sz w:val="15"/>
-          <w:szCs w:val="15"/>
-        </w:rPr>
-        <w:t>remaining = normalized_dataset.skip(train_size)</w:t>
-      </w:r>
-    </w:p>
-    <w:p>
-      <w:pPr>
-        <w:pStyle w:val="ZIKSMAINTEXT"/>
-        <w:rPr>
-          <w:sz w:val="15"/>
-          <w:szCs w:val="15"/>
-        </w:rPr>
-      </w:pPr>
-      <w:r>
-        <w:rPr>
-          <w:sz w:val="15"/>
-          <w:szCs w:val="15"/>
-        </w:rPr>
-        <w:t>val_ds    = remaining.take(val_size).prefetch(AUTOTUNE)</w:t>
-      </w:r>
-    </w:p>
-    <w:p>
-      <w:pPr>
-        <w:pStyle w:val="ZIKSMAINTEXT"/>
-        <w:rPr>
-          <w:sz w:val="15"/>
-          <w:szCs w:val="15"/>
-        </w:rPr>
-      </w:pPr>
-      <w:r>
-        <w:rPr>
-          <w:sz w:val="15"/>
-          <w:szCs w:val="15"/>
-        </w:rPr>
-        <w:t>test_ds   = remaining.skip(val_size).prefetch(AUTOTUNE)</w:t>
-      </w:r>
-    </w:p>
-    <w:p>
-      <w:pPr>
-        <w:pStyle w:val="ZIKSMAINTEXT"/>
-        <w:rPr>
-          <w:sz w:val="15"/>
-          <w:szCs w:val="15"/>
-        </w:rPr>
-      </w:pPr>
-    </w:p>
-    <w:p>
-      <w:pPr>
-        <w:pStyle w:val="ZIKSMAINTEXT"/>
-        <w:rPr>
-          <w:sz w:val="15"/>
-          <w:szCs w:val="15"/>
-        </w:rPr>
-      </w:pPr>
-      <w:r>
-        <w:rPr>
-          <w:sz w:val="15"/>
-          <w:szCs w:val="15"/>
-        </w:rPr>
-        <w:t># Step 10. CNN architecture</w:t>
-      </w:r>
-    </w:p>
-    <w:p>
-      <w:pPr>
-        <w:pStyle w:val="ZIKSMAINTEXT"/>
-        <w:rPr>
-          <w:sz w:val="15"/>
-          <w:szCs w:val="15"/>
-        </w:rPr>
-      </w:pPr>
-      <w:r>
-        <w:rPr>
-          <w:sz w:val="15"/>
-          <w:szCs w:val="15"/>
-        </w:rPr>
-        <w:t>model = Sequential([</w:t>
-      </w:r>
-    </w:p>
-    <w:p>
-      <w:pPr>
-        <w:pStyle w:val="ZIKSMAINTEXT"/>
-        <w:rPr>
-          <w:sz w:val="15"/>
-          <w:szCs w:val="15"/>
-        </w:rPr>
-      </w:pPr>
-      <w:r>
-        <w:rPr>
-          <w:sz w:val="15"/>
-          <w:szCs w:val="15"/>
-        </w:rPr>
-        <w:t xml:space="preserve">    layers.Input(shape=(128, 128, 3)),</w:t>
-      </w:r>
-    </w:p>
-    <w:p>
-      <w:pPr>
-        <w:pStyle w:val="ZIKSMAINTEXT"/>
-        <w:rPr>
-          <w:sz w:val="15"/>
-          <w:szCs w:val="15"/>
-        </w:rPr>
-      </w:pPr>
-      <w:r>
-        <w:rPr>
-          <w:sz w:val="15"/>
-          <w:szCs w:val="15"/>
-        </w:rPr>
-        <w:t xml:space="preserve">    layers.Conv2D(32,  (3, 3), padding='same'),</w:t>
-      </w:r>
-    </w:p>
-    <w:p>
-      <w:pPr>
-        <w:pStyle w:val="ZIKSMAINTEXT"/>
-        <w:rPr>
-          <w:sz w:val="15"/>
-          <w:szCs w:val="15"/>
-        </w:rPr>
-      </w:pPr>
-      <w:r>
-        <w:rPr>
-          <w:sz w:val="15"/>
-          <w:szCs w:val="15"/>
-        </w:rPr>
-        <w:t xml:space="preserve">    layers.BatchNormalization(),</w:t>
-      </w:r>
-    </w:p>
-    <w:p>
-      <w:pPr>
-        <w:pStyle w:val="ZIKSMAINTEXT"/>
-        <w:rPr>
-          <w:sz w:val="15"/>
-          <w:szCs w:val="15"/>
-        </w:rPr>
-      </w:pPr>
-      <w:r>
-        <w:rPr>
-          <w:sz w:val="15"/>
-          <w:szCs w:val="15"/>
-        </w:rPr>
-        <w:t xml:space="preserve">    layers.Activation('relu'),</w:t>
-      </w:r>
-    </w:p>
-    <w:p>
-      <w:pPr>
-        <w:pStyle w:val="ZIKSMAINTEXT"/>
-        <w:rPr>
-          <w:sz w:val="15"/>
-          <w:szCs w:val="15"/>
-        </w:rPr>
-      </w:pPr>
-      <w:r>
-        <w:rPr>
-          <w:sz w:val="15"/>
-          <w:szCs w:val="15"/>
-        </w:rPr>
-        <w:t xml:space="preserve">    layers.MaxPooling2D(pool_size=(2, 2)),</w:t>
-      </w:r>
-    </w:p>
-    <w:p>
-      <w:pPr>
-        <w:pStyle w:val="ZIKSMAINTEXT"/>
-        <w:rPr>
-          <w:sz w:val="15"/>
-          <w:szCs w:val="15"/>
-        </w:rPr>
-      </w:pPr>
-      <w:r>
-        <w:rPr>
-          <w:sz w:val="15"/>
-          <w:szCs w:val="15"/>
-        </w:rPr>
-        <w:t xml:space="preserve">    layers.Conv2D(64,  (3, 3), padding='same'),</w:t>
-      </w:r>
-    </w:p>
-    <w:p>
-      <w:pPr>
-        <w:pStyle w:val="ZIKSMAINTEXT"/>
-        <w:rPr>
-          <w:sz w:val="15"/>
-          <w:szCs w:val="15"/>
-        </w:rPr>
-      </w:pPr>
-      <w:r>
-        <w:rPr>
-          <w:sz w:val="15"/>
-          <w:szCs w:val="15"/>
-        </w:rPr>
-        <w:t xml:space="preserve">    layers.BatchNormalization(),</w:t>
-      </w:r>
-    </w:p>
-    <w:p>
-      <w:pPr>
-        <w:pStyle w:val="ZIKSMAINTEXT"/>
-        <w:rPr>
-          <w:sz w:val="15"/>
-          <w:szCs w:val="15"/>
-        </w:rPr>
-      </w:pPr>
-      <w:r>
-        <w:rPr>
-          <w:sz w:val="15"/>
-          <w:szCs w:val="15"/>
-        </w:rPr>
-        <w:t xml:space="preserve">    layers.Activation('relu'),</w:t>
-      </w:r>
-    </w:p>
-    <w:p>
-      <w:pPr>
-        <w:pStyle w:val="ZIKSMAINTEXT"/>
-        <w:rPr>
-          <w:sz w:val="15"/>
-          <w:szCs w:val="15"/>
-        </w:rPr>
-      </w:pPr>
-      <w:r>
-        <w:rPr>
-          <w:sz w:val="15"/>
-          <w:szCs w:val="15"/>
-        </w:rPr>
-        <w:t xml:space="preserve">    layers.MaxPooling2D(pool_size=(2, 2)),</w:t>
-      </w:r>
-    </w:p>
-    <w:p>
-      <w:pPr>
-        <w:pStyle w:val="ZIKSMAINTEXT"/>
-        <w:rPr>
-          <w:sz w:val="15"/>
-          <w:szCs w:val="15"/>
-        </w:rPr>
-      </w:pPr>
-      <w:r>
-        <w:rPr>
-          <w:sz w:val="15"/>
-          <w:szCs w:val="15"/>
-        </w:rPr>
-        <w:t xml:space="preserve">    layers.Conv2D(128, (3, 3), padding='same'),</w:t>
-      </w:r>
-    </w:p>
-    <w:p>
-      <w:pPr>
-        <w:pStyle w:val="ZIKSMAINTEXT"/>
-        <w:rPr>
-          <w:sz w:val="15"/>
-          <w:szCs w:val="15"/>
-        </w:rPr>
-      </w:pPr>
-      <w:r>
-        <w:rPr>
-          <w:sz w:val="15"/>
-          <w:szCs w:val="15"/>
-        </w:rPr>
-        <w:t xml:space="preserve">    layers.BatchNormalization(),</w:t>
-      </w:r>
-    </w:p>
-    <w:p>
-      <w:pPr>
-        <w:pStyle w:val="ZIKSMAINTEXT"/>
-        <w:rPr>
-          <w:sz w:val="15"/>
-          <w:szCs w:val="15"/>
-        </w:rPr>
-      </w:pPr>
-      <w:r>
-        <w:rPr>
-          <w:sz w:val="15"/>
-          <w:szCs w:val="15"/>
-        </w:rPr>
-        <w:t xml:space="preserve">    layers.Activation('relu'),</w:t>
-      </w:r>
-    </w:p>
-    <w:p>
-      <w:pPr>
-        <w:pStyle w:val="ZIKSMAINTEXT"/>
-        <w:rPr>
-          <w:sz w:val="15"/>
-          <w:szCs w:val="15"/>
-        </w:rPr>
-      </w:pPr>
-      <w:r>
-        <w:rPr>
-          <w:sz w:val="15"/>
-          <w:szCs w:val="15"/>
-        </w:rPr>
-        <w:t xml:space="preserve">    layers.MaxPooling2D(pool_size=(2, 2)),</w:t>
-      </w:r>
-    </w:p>
-    <w:p>
-      <w:pPr>
-        <w:pStyle w:val="ZIKSMAINTEXT"/>
-        <w:rPr>
-          <w:sz w:val="15"/>
-          <w:szCs w:val="15"/>
-        </w:rPr>
-      </w:pPr>
-      <w:r>
-        <w:rPr>
-          <w:sz w:val="15"/>
-          <w:szCs w:val="15"/>
-        </w:rPr>
-        <w:t xml:space="preserve">    layers.Conv2D(256, (3, 3), padding='same'),</w:t>
-      </w:r>
-    </w:p>
-    <w:p>
-      <w:pPr>
-        <w:pStyle w:val="ZIKSMAINTEXT"/>
-        <w:rPr>
-          <w:sz w:val="15"/>
-          <w:szCs w:val="15"/>
-        </w:rPr>
-      </w:pPr>
-      <w:r>
-        <w:rPr>
-          <w:sz w:val="15"/>
-          <w:szCs w:val="15"/>
-        </w:rPr>
-        <w:t xml:space="preserve">    layers.BatchNormalization(),</w:t>
-      </w:r>
-    </w:p>
-    <w:p>
-      <w:pPr>
-        <w:pStyle w:val="ZIKSMAINTEXT"/>
-        <w:rPr>
-          <w:sz w:val="15"/>
-          <w:szCs w:val="15"/>
-        </w:rPr>
-      </w:pPr>
-      <w:r>
-        <w:rPr>
-          <w:sz w:val="15"/>
-          <w:szCs w:val="15"/>
-        </w:rPr>
-        <w:t xml:space="preserve">    layers.Activation('relu'),</w:t>
-      </w:r>
-    </w:p>
-    <w:p>
-      <w:pPr>
-        <w:pStyle w:val="ZIKSMAINTEXT"/>
-        <w:rPr>
-          <w:sz w:val="15"/>
-          <w:szCs w:val="15"/>
-        </w:rPr>
-      </w:pPr>
-      <w:r>
-        <w:rPr>
-          <w:sz w:val="15"/>
-          <w:szCs w:val="15"/>
-        </w:rPr>
-        <w:t xml:space="preserve">    layers.MaxPooling2D(pool_size=(2, 2)),</w:t>
-      </w:r>
-    </w:p>
-    <w:p>
-      <w:pPr>
-        <w:pStyle w:val="ZIKSMAINTEXT"/>
-        <w:rPr>
-          <w:sz w:val="15"/>
-          <w:szCs w:val="15"/>
-        </w:rPr>
-      </w:pPr>
-      <w:r>
-        <w:rPr>
-          <w:sz w:val="15"/>
-          <w:szCs w:val="15"/>
-        </w:rPr>
-        <w:t xml:space="preserve">    layers.Flatten(),</w:t>
-      </w:r>
-    </w:p>
-    <w:p>
-      <w:pPr>
-        <w:pStyle w:val="ZIKSMAINTEXT"/>
-        <w:rPr>
-          <w:sz w:val="15"/>
-          <w:szCs w:val="15"/>
-        </w:rPr>
-      </w:pPr>
-      <w:r>
-        <w:rPr>
-          <w:sz w:val="15"/>
-          <w:szCs w:val="15"/>
-        </w:rPr>
-        <w:t xml:space="preserve">    layers.Dense(256),</w:t>
-      </w:r>
-    </w:p>
-    <w:p>
-      <w:pPr>
-        <w:pStyle w:val="ZIKSMAINTEXT"/>
-        <w:rPr>
-          <w:sz w:val="15"/>
-          <w:szCs w:val="15"/>
-        </w:rPr>
-      </w:pPr>
-      <w:r>
-        <w:rPr>
-          <w:sz w:val="15"/>
-          <w:szCs w:val="15"/>
-        </w:rPr>
-        <w:t xml:space="preserve">    layers.BatchNormalization(),</w:t>
-      </w:r>
-    </w:p>
-    <w:p>
-      <w:pPr>
-        <w:pStyle w:val="ZIKSMAINTEXT"/>
-        <w:rPr>
-          <w:sz w:val="15"/>
-          <w:szCs w:val="15"/>
-        </w:rPr>
-      </w:pPr>
-      <w:r>
-        <w:rPr>
-          <w:sz w:val="15"/>
-          <w:szCs w:val="15"/>
-        </w:rPr>
-        <w:t xml:space="preserve">    layers.Activation('relu'),</w:t>
-      </w:r>
-    </w:p>
-    <w:p>
-      <w:pPr>
-        <w:pStyle w:val="ZIKSMAINTEXT"/>
-        <w:rPr>
-          <w:sz w:val="15"/>
-          <w:szCs w:val="15"/>
-        </w:rPr>
-      </w:pPr>
-      <w:r>
-        <w:rPr>
-          <w:sz w:val="15"/>
-          <w:szCs w:val="15"/>
-        </w:rPr>
-        <w:t xml:space="preserve">    layers.Dropout(0.5),</w:t>
-      </w:r>
-    </w:p>
-    <w:p>
-      <w:pPr>
-        <w:pStyle w:val="ZIKSMAINTEXT"/>
-        <w:rPr>
-          <w:sz w:val="15"/>
-          <w:szCs w:val="15"/>
-        </w:rPr>
-      </w:pPr>
-      <w:r>
-        <w:rPr>
-          <w:sz w:val="15"/>
-          <w:szCs w:val="15"/>
-        </w:rPr>
-        <w:t xml:space="preserve">    layers.Dense(64),</w:t>
-      </w:r>
-    </w:p>
-    <w:p>
-      <w:pPr>
-        <w:pStyle w:val="ZIKSMAINTEXT"/>
-        <w:rPr>
-          <w:sz w:val="15"/>
-          <w:szCs w:val="15"/>
-        </w:rPr>
-      </w:pPr>
-      <w:r>
-        <w:rPr>
-          <w:sz w:val="15"/>
-          <w:szCs w:val="15"/>
-        </w:rPr>
-        <w:t xml:space="preserve">    layers.BatchNormalization(),</w:t>
-      </w:r>
-    </w:p>
-    <w:p>
-      <w:pPr>
-        <w:pStyle w:val="ZIKSMAINTEXT"/>
-        <w:rPr>
-          <w:sz w:val="15"/>
-          <w:szCs w:val="15"/>
-        </w:rPr>
-      </w:pPr>
-      <w:r>
-        <w:rPr>
-          <w:sz w:val="15"/>
-          <w:szCs w:val="15"/>
-        </w:rPr>
-        <w:lastRenderedPageBreak/>
-        <w:t xml:space="preserve">    layers.Activation('relu'),</w:t>
-      </w:r>
-    </w:p>
-    <w:p>
-      <w:pPr>
-        <w:pStyle w:val="ZIKSMAINTEXT"/>
-        <w:rPr>
-          <w:sz w:val="15"/>
-          <w:szCs w:val="15"/>
-        </w:rPr>
-      </w:pPr>
-      <w:r>
-        <w:rPr>
-          <w:sz w:val="15"/>
-          <w:szCs w:val="15"/>
-        </w:rPr>
-        <w:t xml:space="preserve">    layers.Dense(1, activation='sigmoid'),</w:t>
-      </w:r>
-    </w:p>
-    <w:p>
-      <w:pPr>
-        <w:pStyle w:val="ZIKSMAINTEXT"/>
-        <w:rPr>
-          <w:sz w:val="15"/>
-          <w:szCs w:val="15"/>
-        </w:rPr>
-      </w:pPr>
-      <w:r>
-        <w:rPr>
-          <w:sz w:val="15"/>
-          <w:szCs w:val="15"/>
-        </w:rPr>
-        <w:t>], name='CNN_Cats_vs_Dogs')</w:t>
-      </w:r>
-    </w:p>
-    <w:p>
-      <w:pPr>
-        <w:pStyle w:val="ZIKSMAINTEXT"/>
-        <w:rPr>
-          <w:sz w:val="15"/>
-          <w:szCs w:val="15"/>
-        </w:rPr>
-      </w:pPr>
-    </w:p>
-    <w:p>
-      <w:pPr>
-        <w:pStyle w:val="ZIKSMAINTEXT"/>
-        <w:rPr>
-          <w:sz w:val="15"/>
-          <w:szCs w:val="15"/>
-        </w:rPr>
-      </w:pPr>
-      <w:r>
-        <w:rPr>
-          <w:sz w:val="15"/>
-          <w:szCs w:val="15"/>
-        </w:rPr>
-        <w:t>model.compile(</w:t>
-      </w:r>
-    </w:p>
-    <w:p>
-      <w:pPr>
-        <w:pStyle w:val="ZIKSMAINTEXT"/>
-        <w:rPr>
-          <w:sz w:val="15"/>
-          <w:szCs w:val="15"/>
-        </w:rPr>
-      </w:pPr>
-      <w:r>
-        <w:rPr>
-          <w:sz w:val="15"/>
-          <w:szCs w:val="15"/>
-        </w:rPr>
-        <w:t xml:space="preserve">    optimizer=keras.optimizers.Adam(learning_rate=1e-4),</w:t>
-      </w:r>
-    </w:p>
-    <w:p>
-      <w:pPr>
-        <w:pStyle w:val="ZIKSMAINTEXT"/>
-        <w:rPr>
-          <w:sz w:val="15"/>
-          <w:szCs w:val="15"/>
-        </w:rPr>
-      </w:pPr>
-      <w:r>
-        <w:rPr>
-          <w:sz w:val="15"/>
-          <w:szCs w:val="15"/>
-        </w:rPr>
-        <w:t xml:space="preserve">    loss='binary_crossentropy',</w:t>
-      </w:r>
-    </w:p>
-    <w:p>
-      <w:pPr>
-        <w:pStyle w:val="ZIKSMAINTEXT"/>
-        <w:rPr>
-          <w:sz w:val="15"/>
-          <w:szCs w:val="15"/>
-        </w:rPr>
-      </w:pPr>
-      <w:r>
-        <w:rPr>
-          <w:sz w:val="15"/>
-          <w:szCs w:val="15"/>
-        </w:rPr>
-        <w:t xml:space="preserve">    metrics=['accuracy']</w:t>
-      </w:r>
-    </w:p>
-    <w:p>
-      <w:pPr>
-        <w:pStyle w:val="ZIKSMAINTEXT"/>
-        <w:rPr>
-          <w:sz w:val="15"/>
-          <w:szCs w:val="15"/>
-        </w:rPr>
-      </w:pPr>
-      <w:r>
-        <w:rPr>
-          <w:sz w:val="15"/>
-          <w:szCs w:val="15"/>
-        </w:rPr>
-        <w:t>)</w:t>
-      </w:r>
-    </w:p>
-    <w:p>
-      <w:pPr>
-        <w:pStyle w:val="ZIKSMAINTEXT"/>
-        <w:rPr>
-          <w:sz w:val="15"/>
-          <w:szCs w:val="15"/>
-        </w:rPr>
-      </w:pPr>
-      <w:r>
-        <w:rPr>
-          <w:sz w:val="15"/>
-          <w:szCs w:val="15"/>
-        </w:rPr>
-        <w:t>model.summary()</w:t>
-      </w:r>
-    </w:p>
-    <w:p>
-      <w:pPr>
-        <w:pStyle w:val="ZIKSMAINTEXT"/>
-        <w:rPr>
-          <w:sz w:val="15"/>
-          <w:szCs w:val="15"/>
-        </w:rPr>
-      </w:pPr>
-    </w:p>
-    <w:p>
-      <w:pPr>
-        <w:pStyle w:val="ZIKSMAINTEXT"/>
-        <w:rPr>
-          <w:sz w:val="15"/>
-          <w:szCs w:val="15"/>
-        </w:rPr>
-      </w:pPr>
-      <w:r>
-        <w:rPr>
-          <w:sz w:val="15"/>
-          <w:szCs w:val="15"/>
-        </w:rPr>
-        <w:t># Step 11. Training</w:t>
-      </w:r>
-    </w:p>
-    <w:p>
-      <w:pPr>
-        <w:pStyle w:val="ZIKSMAINTEXT"/>
-        <w:rPr>
-          <w:sz w:val="15"/>
-          <w:szCs w:val="15"/>
-        </w:rPr>
-      </w:pPr>
-      <w:r>
-        <w:rPr>
-          <w:sz w:val="15"/>
-          <w:szCs w:val="15"/>
-        </w:rPr>
-        <w:t>EPOCHS = 15</w:t>
-      </w:r>
-    </w:p>
-    <w:p>
-      <w:pPr>
-        <w:pStyle w:val="ZIKSMAINTEXT"/>
-        <w:rPr>
-          <w:sz w:val="15"/>
-          <w:szCs w:val="15"/>
-        </w:rPr>
-      </w:pPr>
-      <w:r>
-        <w:rPr>
-          <w:sz w:val="15"/>
-          <w:szCs w:val="15"/>
-        </w:rPr>
-        <w:t>callbacks = [</w:t>
-      </w:r>
-    </w:p>
-    <w:p>
-      <w:pPr>
-        <w:pStyle w:val="ZIKSMAINTEXT"/>
-        <w:rPr>
-          <w:sz w:val="15"/>
-          <w:szCs w:val="15"/>
-        </w:rPr>
-      </w:pPr>
-      <w:r>
-        <w:rPr>
-          <w:sz w:val="15"/>
-          <w:szCs w:val="15"/>
-        </w:rPr>
-        <w:t xml:space="preserve">    keras.callbacks.ModelCheckpoint(</w:t>
-      </w:r>
-    </w:p>
-    <w:p>
-      <w:pPr>
-        <w:pStyle w:val="ZIKSMAINTEXT"/>
-        <w:rPr>
-          <w:sz w:val="15"/>
-          <w:szCs w:val="15"/>
-        </w:rPr>
-      </w:pPr>
-      <w:r>
-        <w:rPr>
-          <w:sz w:val="15"/>
-          <w:szCs w:val="15"/>
-        </w:rPr>
-        <w:t xml:space="preserve">        'best_model.keras',</w:t>
-      </w:r>
-    </w:p>
-    <w:p>
-      <w:pPr>
-        <w:pStyle w:val="ZIKSMAINTEXT"/>
-        <w:rPr>
-          <w:sz w:val="15"/>
-          <w:szCs w:val="15"/>
-        </w:rPr>
-      </w:pPr>
-      <w:r>
-        <w:rPr>
-          <w:sz w:val="15"/>
-          <w:szCs w:val="15"/>
-        </w:rPr>
-        <w:t xml:space="preserve">        monitor='val_accuracy',</w:t>
-      </w:r>
-    </w:p>
-    <w:p>
-      <w:pPr>
-        <w:pStyle w:val="ZIKSMAINTEXT"/>
-        <w:rPr>
-          <w:sz w:val="15"/>
-          <w:szCs w:val="15"/>
-        </w:rPr>
-      </w:pPr>
-      <w:r>
-        <w:rPr>
-          <w:sz w:val="15"/>
-          <w:szCs w:val="15"/>
-        </w:rPr>
-        <w:t xml:space="preserve">        save_best_only=True,</w:t>
-      </w:r>
-    </w:p>
-    <w:p>
-      <w:pPr>
-        <w:pStyle w:val="ZIKSMAINTEXT"/>
-        <w:rPr>
-          <w:sz w:val="15"/>
-          <w:szCs w:val="15"/>
-        </w:rPr>
-      </w:pPr>
-      <w:r>
-        <w:rPr>
-          <w:sz w:val="15"/>
-          <w:szCs w:val="15"/>
-        </w:rPr>
-        <w:t xml:space="preserve">        verbose=1</w:t>
-      </w:r>
-    </w:p>
-    <w:p>
-      <w:pPr>
-        <w:pStyle w:val="ZIKSMAINTEXT"/>
-        <w:rPr>
-          <w:sz w:val="15"/>
-          <w:szCs w:val="15"/>
-        </w:rPr>
-      </w:pPr>
-      <w:r>
-        <w:rPr>
-          <w:sz w:val="15"/>
-          <w:szCs w:val="15"/>
-        </w:rPr>
-        <w:t xml:space="preserve">    ),</w:t>
-      </w:r>
-    </w:p>
-    <w:p>
-      <w:pPr>
-        <w:pStyle w:val="ZIKSMAINTEXT"/>
-        <w:rPr>
-          <w:sz w:val="15"/>
-          <w:szCs w:val="15"/>
-        </w:rPr>
-      </w:pPr>
-      <w:r>
-        <w:rPr>
-          <w:sz w:val="15"/>
-          <w:szCs w:val="15"/>
-        </w:rPr>
-        <w:t xml:space="preserve">    keras.callbacks.EarlyStopping(</w:t>
-      </w:r>
-    </w:p>
-    <w:p>
-      <w:pPr>
-        <w:pStyle w:val="ZIKSMAINTEXT"/>
-        <w:rPr>
-          <w:sz w:val="15"/>
-          <w:szCs w:val="15"/>
-        </w:rPr>
-      </w:pPr>
-      <w:r>
-        <w:rPr>
-          <w:sz w:val="15"/>
-          <w:szCs w:val="15"/>
-        </w:rPr>
-        <w:t xml:space="preserve">        monitor='val_loss',</w:t>
-      </w:r>
-    </w:p>
-    <w:p>
-      <w:pPr>
-        <w:pStyle w:val="ZIKSMAINTEXT"/>
-        <w:rPr>
-          <w:sz w:val="15"/>
-          <w:szCs w:val="15"/>
-        </w:rPr>
-      </w:pPr>
-      <w:r>
-        <w:rPr>
-          <w:sz w:val="15"/>
-          <w:szCs w:val="15"/>
-        </w:rPr>
-        <w:t xml:space="preserve">        patience=4,</w:t>
-      </w:r>
-    </w:p>
-    <w:p>
-      <w:pPr>
-        <w:pStyle w:val="ZIKSMAINTEXT"/>
-        <w:rPr>
-          <w:sz w:val="15"/>
-          <w:szCs w:val="15"/>
-        </w:rPr>
-      </w:pPr>
-      <w:r>
-        <w:rPr>
-          <w:sz w:val="15"/>
-          <w:szCs w:val="15"/>
-        </w:rPr>
-        <w:t xml:space="preserve">        restore_best_weights=True,</w:t>
-      </w:r>
-    </w:p>
-    <w:p>
-      <w:pPr>
-        <w:pStyle w:val="ZIKSMAINTEXT"/>
-        <w:rPr>
-          <w:sz w:val="15"/>
-          <w:szCs w:val="15"/>
-        </w:rPr>
-      </w:pPr>
-      <w:r>
-        <w:rPr>
-          <w:sz w:val="15"/>
-          <w:szCs w:val="15"/>
-        </w:rPr>
-        <w:t xml:space="preserve">        verbose=1</w:t>
-      </w:r>
-    </w:p>
-    <w:p>
-      <w:pPr>
-        <w:pStyle w:val="ZIKSMAINTEXT"/>
-        <w:rPr>
-          <w:sz w:val="15"/>
-          <w:szCs w:val="15"/>
-        </w:rPr>
-      </w:pPr>
-      <w:r>
-        <w:rPr>
-          <w:sz w:val="15"/>
-          <w:szCs w:val="15"/>
-        </w:rPr>
-        <w:t xml:space="preserve">    ),</w:t>
-      </w:r>
-    </w:p>
-    <w:p>
-      <w:pPr>
-        <w:pStyle w:val="ZIKSMAINTEXT"/>
-        <w:rPr>
-          <w:sz w:val="15"/>
-          <w:szCs w:val="15"/>
-        </w:rPr>
-      </w:pPr>
-      <w:r>
-        <w:rPr>
-          <w:sz w:val="15"/>
-          <w:szCs w:val="15"/>
-        </w:rPr>
-        <w:t xml:space="preserve">    keras.callbacks.ReduceLROnPlateau(</w:t>
-      </w:r>
-    </w:p>
-    <w:p>
-      <w:pPr>
-        <w:pStyle w:val="ZIKSMAINTEXT"/>
-        <w:rPr>
-          <w:sz w:val="15"/>
-          <w:szCs w:val="15"/>
-        </w:rPr>
-      </w:pPr>
-      <w:r>
-        <w:rPr>
-          <w:sz w:val="15"/>
-          <w:szCs w:val="15"/>
-        </w:rPr>
-        <w:t xml:space="preserve">        monitor='val_loss',</w:t>
-      </w:r>
-    </w:p>
-    <w:p>
-      <w:pPr>
-        <w:pStyle w:val="ZIKSMAINTEXT"/>
-        <w:rPr>
-          <w:sz w:val="15"/>
-          <w:szCs w:val="15"/>
-        </w:rPr>
-      </w:pPr>
-      <w:r>
-        <w:rPr>
-          <w:sz w:val="15"/>
-          <w:szCs w:val="15"/>
-        </w:rPr>
-        <w:t xml:space="preserve">        factor=0.5,</w:t>
-      </w:r>
-    </w:p>
-    <w:p>
-      <w:pPr>
-        <w:pStyle w:val="ZIKSMAINTEXT"/>
-        <w:rPr>
-          <w:sz w:val="15"/>
-          <w:szCs w:val="15"/>
-        </w:rPr>
-      </w:pPr>
-      <w:r>
-        <w:rPr>
-          <w:sz w:val="15"/>
-          <w:szCs w:val="15"/>
-        </w:rPr>
-        <w:t xml:space="preserve">        patience=2,</w:t>
-      </w:r>
-    </w:p>
-    <w:p>
-      <w:pPr>
-        <w:pStyle w:val="ZIKSMAINTEXT"/>
-        <w:rPr>
-          <w:sz w:val="15"/>
-          <w:szCs w:val="15"/>
-        </w:rPr>
-      </w:pPr>
-      <w:r>
-        <w:rPr>
-          <w:sz w:val="15"/>
-          <w:szCs w:val="15"/>
-        </w:rPr>
-        <w:t xml:space="preserve">        verbose=1</w:t>
-      </w:r>
-    </w:p>
-    <w:p>
-      <w:pPr>
-        <w:pStyle w:val="ZIKSMAINTEXT"/>
-        <w:rPr>
-          <w:sz w:val="15"/>
-          <w:szCs w:val="15"/>
-        </w:rPr>
-      </w:pPr>
-      <w:r>
-        <w:rPr>
-          <w:sz w:val="15"/>
-          <w:szCs w:val="15"/>
-        </w:rPr>
-        <w:t xml:space="preserve">    ),</w:t>
-      </w:r>
-    </w:p>
-    <w:p>
-      <w:pPr>
-        <w:pStyle w:val="ZIKSMAINTEXT"/>
-        <w:rPr>
-          <w:sz w:val="15"/>
-          <w:szCs w:val="15"/>
-        </w:rPr>
-      </w:pPr>
-      <w:r>
-        <w:rPr>
-          <w:sz w:val="15"/>
-          <w:szCs w:val="15"/>
-        </w:rPr>
-        <w:t>]</w:t>
-      </w:r>
-    </w:p>
-    <w:p>
-      <w:pPr>
-        <w:pStyle w:val="ZIKSMAINTEXT"/>
-        <w:rPr>
-          <w:sz w:val="15"/>
-          <w:szCs w:val="15"/>
-        </w:rPr>
-      </w:pPr>
-      <w:r>
-        <w:rPr>
-          <w:sz w:val="15"/>
-          <w:szCs w:val="15"/>
-        </w:rPr>
-        <w:t>history = model.fit(</w:t>
-      </w:r>
-    </w:p>
-    <w:p>
-      <w:pPr>
-        <w:pStyle w:val="ZIKSMAINTEXT"/>
-        <w:rPr>
-          <w:sz w:val="15"/>
-          <w:szCs w:val="15"/>
-        </w:rPr>
-      </w:pPr>
-      <w:r>
-        <w:rPr>
-          <w:sz w:val="15"/>
-          <w:szCs w:val="15"/>
-        </w:rPr>
-        <w:t xml:space="preserve">    train_ds,</w:t>
-      </w:r>
-    </w:p>
-    <w:p>
-      <w:pPr>
-        <w:pStyle w:val="ZIKSMAINTEXT"/>
-        <w:rPr>
-          <w:sz w:val="15"/>
-          <w:szCs w:val="15"/>
-        </w:rPr>
-      </w:pPr>
-      <w:r>
-        <w:rPr>
-          <w:sz w:val="15"/>
-          <w:szCs w:val="15"/>
-        </w:rPr>
-        <w:t xml:space="preserve">    validation_data=val_ds,</w:t>
-      </w:r>
-    </w:p>
-    <w:p>
-      <w:pPr>
-        <w:pStyle w:val="ZIKSMAINTEXT"/>
-        <w:rPr>
-          <w:sz w:val="15"/>
-          <w:szCs w:val="15"/>
-        </w:rPr>
-      </w:pPr>
-      <w:r>
-        <w:rPr>
-          <w:sz w:val="15"/>
-          <w:szCs w:val="15"/>
-        </w:rPr>
-        <w:t xml:space="preserve">    epochs=EPOCHS,</w:t>
-      </w:r>
-    </w:p>
-    <w:p>
-      <w:pPr>
-        <w:pStyle w:val="ZIKSMAINTEXT"/>
-        <w:rPr>
-          <w:sz w:val="15"/>
-          <w:szCs w:val="15"/>
-        </w:rPr>
-      </w:pPr>
-      <w:r>
-        <w:rPr>
-          <w:sz w:val="15"/>
-          <w:szCs w:val="15"/>
-        </w:rPr>
-        <w:t xml:space="preserve">    callbacks=callbacks,</w:t>
-      </w:r>
-    </w:p>
-    <w:p>
-      <w:pPr>
-        <w:pStyle w:val="ZIKSMAINTEXT"/>
-        <w:rPr>
-          <w:sz w:val="15"/>
-          <w:szCs w:val="15"/>
-        </w:rPr>
-      </w:pPr>
-      <w:r>
-        <w:rPr>
-          <w:sz w:val="15"/>
-          <w:szCs w:val="15"/>
-        </w:rPr>
-        <w:t xml:space="preserve">    verbose=1</w:t>
-      </w:r>
-    </w:p>
-    <w:p>
-      <w:pPr>
-        <w:pStyle w:val="ZIKSMAINTEXT"/>
-        <w:rPr>
-          <w:sz w:val="15"/>
-          <w:szCs w:val="15"/>
-        </w:rPr>
-      </w:pPr>
-      <w:r>
-        <w:rPr>
-          <w:sz w:val="15"/>
-          <w:szCs w:val="15"/>
-        </w:rPr>
-        <w:t>)</w:t>
-      </w:r>
-    </w:p>
-    <w:p>
-      <w:pPr>
-        <w:pStyle w:val="ZIKSMAINTEXT"/>
-        <w:rPr>
-          <w:sz w:val="15"/>
-          <w:szCs w:val="15"/>
-        </w:rPr>
-      </w:pPr>
-    </w:p>
-    <w:p>
-      <w:pPr>
-        <w:pStyle w:val="ZIKSMAINTEXT"/>
-        <w:rPr>
-          <w:sz w:val="15"/>
-          <w:szCs w:val="15"/>
-        </w:rPr>
-      </w:pPr>
-      <w:r>
-        <w:rPr>
-          <w:sz w:val="15"/>
-          <w:szCs w:val="15"/>
-        </w:rPr>
-        <w:t># Evaluation</w:t>
-      </w:r>
-    </w:p>
-    <w:p>
-      <w:pPr>
-        <w:pStyle w:val="ZIKSMAINTEXT"/>
-        <w:rPr>
-          <w:sz w:val="15"/>
-          <w:szCs w:val="15"/>
-        </w:rPr>
-      </w:pPr>
-      <w:r>
-        <w:rPr>
-          <w:sz w:val="15"/>
-          <w:szCs w:val="15"/>
-        </w:rPr>
-        <w:t>test_loss, test_accuracy = model.evaluate(test_ds, verbose=1)</w:t>
-      </w:r>
-    </w:p>
-    <w:p>
-      <w:pPr>
-        <w:pStyle w:val="ZIKSMAINTEXT"/>
-        <w:rPr>
-          <w:sz w:val="15"/>
-          <w:szCs w:val="15"/>
-        </w:rPr>
-      </w:pPr>
-      <w:r>
-        <w:rPr>
-          <w:sz w:val="15"/>
-          <w:szCs w:val="15"/>
-        </w:rPr>
-        <w:t>print(f'test accuracy: {test_accuracy * 100:.2f}%  loss: {test_loss:.4f}')</w:t>
-      </w:r>
-    </w:p>
-    <w:p>
-      <w:pPr>
-        <w:pStyle w:val="ZIKSMAINTEXT"/>
-        <w:rPr>
-          <w:sz w:val="15"/>
-          <w:szCs w:val="15"/>
-        </w:rPr>
-      </w:pPr>
-    </w:p>
-    <w:p>
-      <w:pPr>
-        <w:pStyle w:val="ZIKSMAINTEXT"/>
-        <w:rPr>
-          <w:sz w:val="15"/>
-          <w:szCs w:val="15"/>
-        </w:rPr>
-      </w:pPr>
-      <w:r>
-        <w:rPr>
-          <w:sz w:val="15"/>
-          <w:szCs w:val="15"/>
-        </w:rPr>
-        <w:t># Classification report + confusion matrix</w:t>
-      </w:r>
-    </w:p>
-    <w:p>
-      <w:pPr>
-        <w:pStyle w:val="ZIKSMAINTEXT"/>
-        <w:rPr>
-          <w:sz w:val="15"/>
-          <w:szCs w:val="15"/>
-        </w:rPr>
-      </w:pPr>
-      <w:r>
-        <w:rPr>
-          <w:sz w:val="15"/>
-          <w:szCs w:val="15"/>
-        </w:rPr>
-        <w:t>from sklearn.metrics import classification_report, confusion_matrix</w:t>
-      </w:r>
-    </w:p>
-    <w:p>
-      <w:pPr>
-        <w:pStyle w:val="ZIKSMAINTEXT"/>
-        <w:rPr>
-          <w:sz w:val="15"/>
-          <w:szCs w:val="15"/>
-        </w:rPr>
-      </w:pPr>
-      <w:r>
-        <w:rPr>
-          <w:sz w:val="15"/>
-          <w:szCs w:val="15"/>
-        </w:rPr>
-        <w:t>import seaborn as sns</w:t>
-      </w:r>
-    </w:p>
-    <w:p>
-      <w:pPr>
-        <w:pStyle w:val="ZIKSMAINTEXT"/>
-        <w:rPr>
-          <w:sz w:val="15"/>
-          <w:szCs w:val="15"/>
-        </w:rPr>
-      </w:pPr>
-    </w:p>
-    <w:p>
-      <w:pPr>
-        <w:pStyle w:val="ZIKSMAINTEXT"/>
-        <w:rPr>
-          <w:sz w:val="15"/>
-          <w:szCs w:val="15"/>
-        </w:rPr>
-      </w:pPr>
-      <w:r>
-        <w:rPr>
-          <w:sz w:val="15"/>
-          <w:szCs w:val="15"/>
-        </w:rPr>
-        <w:t>y_true_list = []</w:t>
-      </w:r>
-    </w:p>
-    <w:p>
-      <w:pPr>
-        <w:pStyle w:val="ZIKSMAINTEXT"/>
-        <w:rPr>
-          <w:sz w:val="15"/>
-          <w:szCs w:val="15"/>
-        </w:rPr>
-      </w:pPr>
-      <w:r>
-        <w:rPr>
-          <w:sz w:val="15"/>
-          <w:szCs w:val="15"/>
-        </w:rPr>
-        <w:t>y_pred_list = []</w:t>
-      </w:r>
-    </w:p>
-    <w:p>
-      <w:pPr>
-        <w:pStyle w:val="ZIKSMAINTEXT"/>
-        <w:rPr>
-          <w:sz w:val="15"/>
-          <w:szCs w:val="15"/>
-        </w:rPr>
-      </w:pPr>
-      <w:r>
-        <w:rPr>
-          <w:sz w:val="15"/>
-          <w:szCs w:val="15"/>
-        </w:rPr>
-        <w:t>for images_batch, labels_batch in test_ds:</w:t>
-      </w:r>
-    </w:p>
-    <w:p>
-      <w:pPr>
-        <w:pStyle w:val="ZIKSMAINTEXT"/>
-        <w:rPr>
-          <w:sz w:val="15"/>
-          <w:szCs w:val="15"/>
-        </w:rPr>
-      </w:pPr>
-      <w:r>
-        <w:rPr>
-          <w:sz w:val="15"/>
-          <w:szCs w:val="15"/>
-        </w:rPr>
-        <w:t xml:space="preserve">    preds = model.predict(images_batch, verbose=0)</w:t>
-      </w:r>
-    </w:p>
-    <w:p>
-      <w:pPr>
-        <w:pStyle w:val="ZIKSMAINTEXT"/>
-        <w:rPr>
-          <w:sz w:val="15"/>
-          <w:szCs w:val="15"/>
-        </w:rPr>
-      </w:pPr>
-      <w:r>
-        <w:rPr>
-          <w:sz w:val="15"/>
-          <w:szCs w:val="15"/>
-        </w:rPr>
-        <w:t xml:space="preserve">    y_pred_list.extend((preds &gt; 0.5).astype(int).flatten())</w:t>
-      </w:r>
-    </w:p>
-    <w:p>
-      <w:pPr>
-        <w:pStyle w:val="ZIKSMAINTEXT"/>
-        <w:rPr>
-          <w:sz w:val="15"/>
-          <w:szCs w:val="15"/>
-        </w:rPr>
-      </w:pPr>
-      <w:r>
-        <w:rPr>
-          <w:sz w:val="15"/>
-          <w:szCs w:val="15"/>
-        </w:rPr>
-        <w:t xml:space="preserve">    y_true_list.extend(labels_batch.numpy().astype(int).flatten())</w:t>
-      </w:r>
-    </w:p>
-    <w:p>
-      <w:pPr>
-        <w:pStyle w:val="ZIKSMAINTEXT"/>
-        <w:rPr>
-          <w:sz w:val="15"/>
-          <w:szCs w:val="15"/>
-        </w:rPr>
-      </w:pPr>
-    </w:p>
-    <w:p>
-      <w:pPr>
-        <w:pStyle w:val="ZIKSMAINTEXT"/>
-        <w:rPr>
-          <w:sz w:val="15"/>
-          <w:szCs w:val="15"/>
-        </w:rPr>
-      </w:pPr>
-      <w:r>
-        <w:rPr>
-          <w:sz w:val="15"/>
-          <w:szCs w:val="15"/>
-        </w:rPr>
-        <w:lastRenderedPageBreak/>
-        <w:t>y_true = np.array(y_true_list)</w:t>
-      </w:r>
-    </w:p>
-    <w:p>
-      <w:pPr>
-        <w:pStyle w:val="ZIKSMAINTEXT"/>
-        <w:rPr>
-          <w:sz w:val="15"/>
-          <w:szCs w:val="15"/>
-        </w:rPr>
-      </w:pPr>
-      <w:r>
-        <w:rPr>
-          <w:sz w:val="15"/>
-          <w:szCs w:val="15"/>
-        </w:rPr>
-        <w:t>y_pred = np.array(y_pred_list)</w:t>
-      </w:r>
-    </w:p>
-    <w:p>
-      <w:pPr>
-        <w:pStyle w:val="ZIKSMAINTEXT"/>
-        <w:rPr>
-          <w:sz w:val="15"/>
-          <w:szCs w:val="15"/>
-        </w:rPr>
-      </w:pPr>
-      <w:r>
-        <w:rPr>
-          <w:sz w:val="15"/>
-          <w:szCs w:val="15"/>
-        </w:rPr>
-        <w:t>print(classification_report(y_true, y_pred, target_names=class_names))</w:t>
-      </w:r>
-    </w:p>
-    <w:p>
-      <w:pPr>
-        <w:pStyle w:val="ZIKSMAINTEXT"/>
-        <w:rPr>
-          <w:sz w:val="15"/>
-          <w:szCs w:val="15"/>
-        </w:rPr>
-      </w:pPr>
-    </w:p>
-    <w:p>
-      <w:pPr>
-        <w:pStyle w:val="ZIKSMAINTEXT"/>
-        <w:rPr>
-          <w:sz w:val="15"/>
-          <w:szCs w:val="15"/>
-        </w:rPr>
-      </w:pPr>
-      <w:r>
-        <w:rPr>
-          <w:sz w:val="15"/>
-          <w:szCs w:val="15"/>
-        </w:rPr>
-        <w:t>cm = confusion_matrix(y_true, y_pred)</w:t>
-      </w:r>
-    </w:p>
-    <w:p>
-      <w:pPr>
-        <w:pStyle w:val="ZIKSMAINTEXT"/>
-        <w:rPr>
-          <w:sz w:val="15"/>
-          <w:szCs w:val="15"/>
-        </w:rPr>
-      </w:pPr>
-      <w:r>
-        <w:rPr>
-          <w:sz w:val="15"/>
-          <w:szCs w:val="15"/>
-        </w:rPr>
-        <w:t>sns.heatmap(cm, annot=True, fmt='d', cmap='Blues',</w:t>
-      </w:r>
-    </w:p>
-    <w:p>
-      <w:pPr>
-        <w:pStyle w:val="ZIKSMAINTEXT"/>
-        <w:rPr>
-          <w:sz w:val="15"/>
-          <w:szCs w:val="15"/>
-        </w:rPr>
-      </w:pPr>
-      <w:r>
-        <w:rPr>
-          <w:sz w:val="15"/>
-          <w:szCs w:val="15"/>
-        </w:rPr>
-        <w:t xml:space="preserve">            xticklabels=class_names, yticklabels=class_names)</w:t>
-      </w:r>
-    </w:p>
-    <w:p>
-      <w:pPr>
-        <w:pStyle w:val="ZIKSMAINTEXT"/>
-        <w:rPr>
-          <w:sz w:val="15"/>
-          <w:szCs w:val="15"/>
-        </w:rPr>
-      </w:pPr>
-      <w:r>
-        <w:rPr>
-          <w:sz w:val="15"/>
-          <w:szCs w:val="15"/>
-        </w:rPr>
-        <w:t>plt.title('Confusion Matrix')</w:t>
-      </w:r>
-    </w:p>
-    <w:p>
-      <w:pPr>
-        <w:pStyle w:val="ZIKSMAINTEXT"/>
-        <w:rPr>
-          <w:sz w:val="15"/>
-          <w:szCs w:val="15"/>
-        </w:rPr>
-      </w:pPr>
-      <w:r>
-        <w:rPr>
-          <w:sz w:val="15"/>
-          <w:szCs w:val="15"/>
-        </w:rPr>
-        <w:t>plt.tight_layout()</w:t>
-      </w:r>
-    </w:p>
-    <w:p>
-      <w:pPr>
-        <w:pStyle w:val="ZIKSMAINTEXT"/>
-        <w:rPr>
-          <w:sz w:val="15"/>
-          <w:szCs w:val="15"/>
-        </w:rPr>
-      </w:pPr>
-      <w:r>
-        <w:rPr>
-          <w:sz w:val="15"/>
-          <w:szCs w:val="15"/>
-        </w:rPr>
-        <w:t>plt.show()</w:t>
-      </w:r>
-    </w:p>
-    <w:p>
-      <w:pPr>
-        <w:pStyle w:val="ZIKSMAINTEXT"/>
-        <w:rPr>
-          <w:sz w:val="15"/>
-          <w:szCs w:val="15"/>
-        </w:rPr>
-      </w:pPr>
-    </w:p>
-    <w:p>
-      <w:pPr>
-        <w:pStyle w:val="ZIKSMAINTEXT"/>
-        <w:rPr>
-          <w:sz w:val="15"/>
-          <w:szCs w:val="15"/>
-        </w:rPr>
-      </w:pPr>
-      <w:r>
-        <w:rPr>
-          <w:sz w:val="15"/>
-          <w:szCs w:val="15"/>
-        </w:rPr>
-        <w:t>model.save('cats_dogs_cnn_model.keras')</w:t>
-      </w:r>
-    </w:p>
-    <w:p>
-      <w:pPr>
-        <w:pStyle w:val="ZIKSMAINTEXT"/>
-        <w:ind w:firstLine="0"/>
-        <w:rPr>
-          <w:b/>
-          <w:bCs/>
-          <w:lang w:val="en-GB"/>
-        </w:rPr>
-      </w:pPr>
-      <w:r>
-        <w:rPr>
-          <w:b/>
-          <w:bCs/>
-        </w:rPr>
-        <w:t>Результат виконання:</w:t>
-      </w:r>
-    </w:p>
-    <w:p>
-      <w:pPr>
-        <w:pStyle w:val="ZIKSMAINTEXT"/>
-        <w:ind w:firstLine="0"/>
-        <w:jc w:val="center"/>
-        <w:rPr>
-          <w:b/>
-          <w:bCs/>
-          <w:lang w:val="en-GB"/>
-        </w:rPr>
-      </w:pPr>
-      <w:r>
-        <w:rPr>
-          <w:b/>
-          <w:bCs/>
+          <w:noProof/>
           <w:lang w:val="en-GB"/>
         </w:rPr>
         <w:drawing>
@@ -3949,7 +3972,7 @@
         <w:rPr>
           <w:sz w:val="24"/>
           <w:szCs w:val="24"/>
-          <w:lang w:val="en-GB"/>
+          <w:lang w:val="ru-RU"/>
         </w:rPr>
       </w:pPr>
       <w:r>
@@ -3973,6 +3996,7 @@
       </w:pPr>
       <w:r>
         <w:rPr>
+          <w:noProof/>
           <w:sz w:val="24"/>
           <w:szCs w:val="24"/>
           <w:lang w:val="en-GB"/>
@@ -4022,7 +4046,7 @@
         <w:rPr>
           <w:sz w:val="24"/>
           <w:szCs w:val="24"/>
-          <w:lang w:val="en-GB"/>
+          <w:lang w:val="ru-RU"/>
         </w:rPr>
       </w:pPr>
       <w:r>
@@ -4046,6 +4070,7 @@
       </w:pPr>
       <w:r>
         <w:rPr>
+          <w:noProof/>
           <w:sz w:val="24"/>
           <w:szCs w:val="24"/>
           <w:lang w:val="en-GB"/>
@@ -4096,7 +4121,7 @@
         <w:rPr>
           <w:sz w:val="24"/>
           <w:szCs w:val="24"/>
-          <w:lang w:val="en-GB"/>
+          <w:lang w:val="ru-RU"/>
         </w:rPr>
       </w:pPr>
       <w:r>
@@ -4120,6 +4145,7 @@
       </w:pPr>
       <w:r>
         <w:rPr>
+          <w:noProof/>
           <w:sz w:val="24"/>
           <w:szCs w:val="24"/>
           <w:lang w:val="en-GB"/>
@@ -4193,6 +4219,7 @@
       </w:pPr>
       <w:r>
         <w:rPr>
+          <w:noProof/>
           <w:sz w:val="24"/>
           <w:szCs w:val="24"/>
           <w:lang w:val="en-GB"/>
@@ -5229,7 +5256,7 @@
           <w:i/>
           <w:sz w:val="15"/>
           <w:szCs w:val="15"/>
-          <w:lang w:val="en-GB"/>
+          <w:lang w:val="ru-RU"/>
         </w:rPr>
       </w:pPr>
       <w:r>
@@ -5249,7 +5276,7 @@
           <w:i/>
           <w:sz w:val="15"/>
           <w:szCs w:val="15"/>
-          <w:lang w:val="en-GB"/>
+          <w:lang w:val="ru-RU"/>
         </w:rPr>
       </w:pPr>
     </w:p>
@@ -5259,7 +5286,7 @@
         <w:ind w:firstLine="0"/>
         <w:jc w:val="left"/>
         <w:rPr>
-          <w:lang w:val="en-US"/>
+          <w:lang w:val="ru-RU"/>
         </w:rPr>
       </w:pPr>
       <w:r>
@@ -5331,251 +5358,261 @@
         </w:rPr>
         <w:t xml:space="preserve">: </w:t>
       </w:r>
-      <w:hyperlink r:id="rId14" w:history="1">
-        <w:r>
-          <w:rPr>
-            <w:rStyle w:val="Hyperlink"/>
-            <w:lang w:val="en-GB"/>
-          </w:rPr>
-          <w:t>https</w:t>
-        </w:r>
-        <w:r>
-          <w:rPr>
-            <w:rStyle w:val="Hyperlink"/>
-            <w:lang w:val="ru-RU"/>
-          </w:rPr>
-          <w:t>://</w:t>
-        </w:r>
-        <w:r>
-          <w:rPr>
-            <w:rStyle w:val="Hyperlink"/>
-            <w:lang w:val="en-GB"/>
-          </w:rPr>
-          <w:t>drive</w:t>
-        </w:r>
-        <w:r>
-          <w:rPr>
-            <w:rStyle w:val="Hyperlink"/>
-            <w:lang w:val="ru-RU"/>
-          </w:rPr>
-          <w:t>.</w:t>
-        </w:r>
-        <w:r>
-          <w:rPr>
-            <w:rStyle w:val="Hyperlink"/>
-            <w:lang w:val="en-GB"/>
-          </w:rPr>
-          <w:t>google</w:t>
-        </w:r>
-        <w:r>
-          <w:rPr>
-            <w:rStyle w:val="Hyperlink"/>
-            <w:lang w:val="ru-RU"/>
-          </w:rPr>
-          <w:t>.</w:t>
-        </w:r>
-        <w:r>
-          <w:rPr>
-            <w:rStyle w:val="Hyperlink"/>
-            <w:lang w:val="en-GB"/>
-          </w:rPr>
-          <w:t>com</w:t>
-        </w:r>
-        <w:r>
-          <w:rPr>
-            <w:rStyle w:val="Hyperlink"/>
-            <w:lang w:val="ru-RU"/>
-          </w:rPr>
-          <w:t>/</w:t>
-        </w:r>
-        <w:r>
-          <w:rPr>
-            <w:rStyle w:val="Hyperlink"/>
-            <w:lang w:val="en-GB"/>
-          </w:rPr>
-          <w:t>file</w:t>
-        </w:r>
-        <w:r>
-          <w:rPr>
-            <w:rStyle w:val="Hyperlink"/>
-            <w:lang w:val="ru-RU"/>
-          </w:rPr>
-          <w:t>/</w:t>
-        </w:r>
-        <w:r>
-          <w:rPr>
-            <w:rStyle w:val="Hyperlink"/>
-            <w:lang w:val="en-GB"/>
-          </w:rPr>
-          <w:t>d</w:t>
-        </w:r>
-        <w:r>
-          <w:rPr>
-            <w:rStyle w:val="Hyperlink"/>
-            <w:lang w:val="ru-RU"/>
-          </w:rPr>
-          <w:t>/1</w:t>
-        </w:r>
-        <w:proofErr w:type="spellStart"/>
-        <w:r>
-          <w:rPr>
-            <w:rStyle w:val="Hyperlink"/>
-            <w:lang w:val="en-GB"/>
-          </w:rPr>
-          <w:t>hvcU</w:t>
-        </w:r>
-        <w:proofErr w:type="spellEnd"/>
-        <w:r>
-          <w:rPr>
-            <w:rStyle w:val="Hyperlink"/>
-            <w:lang w:val="ru-RU"/>
-          </w:rPr>
-          <w:t>88</w:t>
-        </w:r>
-        <w:proofErr w:type="spellStart"/>
-        <w:r>
-          <w:rPr>
-            <w:rStyle w:val="Hyperlink"/>
-            <w:lang w:val="en-GB"/>
-          </w:rPr>
-          <w:t>JyLGeU</w:t>
-        </w:r>
-        <w:proofErr w:type="spellEnd"/>
-        <w:r>
-          <w:rPr>
-            <w:rStyle w:val="Hyperlink"/>
-            <w:lang w:val="ru-RU"/>
-          </w:rPr>
-          <w:t>65</w:t>
-        </w:r>
-        <w:r>
-          <w:rPr>
-            <w:rStyle w:val="Hyperlink"/>
-            <w:lang w:val="en-GB"/>
-          </w:rPr>
-          <w:t>K</w:t>
-        </w:r>
-        <w:r>
-          <w:rPr>
-            <w:rStyle w:val="Hyperlink"/>
-            <w:lang w:val="ru-RU"/>
-          </w:rPr>
-          <w:t>9</w:t>
-        </w:r>
-        <w:r>
-          <w:rPr>
-            <w:rStyle w:val="Hyperlink"/>
-            <w:lang w:val="en-GB"/>
-          </w:rPr>
-          <w:t>t</w:t>
-        </w:r>
-        <w:r>
-          <w:rPr>
-            <w:rStyle w:val="Hyperlink"/>
-            <w:lang w:val="ru-RU"/>
-          </w:rPr>
-          <w:t>6</w:t>
-        </w:r>
-        <w:r>
-          <w:rPr>
-            <w:rStyle w:val="Hyperlink"/>
-            <w:lang w:val="en-GB"/>
-          </w:rPr>
-          <w:t>Lo</w:t>
-        </w:r>
-        <w:r>
-          <w:rPr>
-            <w:rStyle w:val="Hyperlink"/>
-            <w:lang w:val="ru-RU"/>
-          </w:rPr>
-          <w:t>-</w:t>
-        </w:r>
-        <w:proofErr w:type="spellStart"/>
-        <w:r>
-          <w:rPr>
-            <w:rStyle w:val="Hyperlink"/>
-            <w:lang w:val="en-GB"/>
-          </w:rPr>
-          <w:t>czU</w:t>
-        </w:r>
-        <w:proofErr w:type="spellEnd"/>
-        <w:r>
-          <w:rPr>
-            <w:rStyle w:val="Hyperlink"/>
-            <w:lang w:val="ru-RU"/>
-          </w:rPr>
-          <w:t>3</w:t>
-        </w:r>
-        <w:proofErr w:type="spellStart"/>
-        <w:r>
-          <w:rPr>
-            <w:rStyle w:val="Hyperlink"/>
-            <w:lang w:val="en-GB"/>
-          </w:rPr>
-          <w:t>rQ</w:t>
-        </w:r>
-        <w:proofErr w:type="spellEnd"/>
-        <w:r>
-          <w:rPr>
-            <w:rStyle w:val="Hyperlink"/>
-            <w:lang w:val="ru-RU"/>
-          </w:rPr>
-          <w:t>3</w:t>
-        </w:r>
-        <w:proofErr w:type="spellStart"/>
-        <w:r>
-          <w:rPr>
-            <w:rStyle w:val="Hyperlink"/>
-            <w:lang w:val="en-GB"/>
-          </w:rPr>
-          <w:t>Bggb</w:t>
-        </w:r>
-        <w:proofErr w:type="spellEnd"/>
-        <w:r>
-          <w:rPr>
-            <w:rStyle w:val="Hyperlink"/>
-            <w:lang w:val="ru-RU"/>
-          </w:rPr>
-          <w:t>/</w:t>
-        </w:r>
-        <w:r>
-          <w:rPr>
-            <w:rStyle w:val="Hyperlink"/>
-            <w:lang w:val="en-GB"/>
-          </w:rPr>
-          <w:t>view</w:t>
-        </w:r>
-        <w:r>
-          <w:rPr>
-            <w:rStyle w:val="Hyperlink"/>
-            <w:lang w:val="ru-RU"/>
-          </w:rPr>
-          <w:t>?</w:t>
-        </w:r>
-        <w:proofErr w:type="spellStart"/>
-        <w:r>
-          <w:rPr>
-            <w:rStyle w:val="Hyperlink"/>
-            <w:lang w:val="en-GB"/>
-          </w:rPr>
-          <w:t>usp</w:t>
-        </w:r>
-        <w:proofErr w:type="spellEnd"/>
-        <w:r>
-          <w:rPr>
-            <w:rStyle w:val="Hyperlink"/>
-            <w:lang w:val="ru-RU"/>
-          </w:rPr>
-          <w:t>=</w:t>
-        </w:r>
-        <w:r>
-          <w:rPr>
-            <w:rStyle w:val="Hyperlink"/>
-            <w:lang w:val="en-GB"/>
-          </w:rPr>
-          <w:t>sharing</w:t>
-        </w:r>
-      </w:hyperlink>
+      <w:r>
+        <w:fldChar w:fldCharType="begin"/>
+      </w:r>
+      <w:r>
+        <w:instrText>HYPERLINK "https://drive.google.com/file/d/1hvcU88JyLGeU65K9t6Lo-czU3rQ3Bggb/view?usp=sharing"</w:instrText>
+      </w:r>
+      <w:r>
+        <w:fldChar w:fldCharType="separate"/>
+      </w:r>
+      <w:r>
+        <w:rPr>
+          <w:rStyle w:val="Hyperlink"/>
+          <w:lang w:val="en-GB"/>
+        </w:rPr>
+        <w:t>https</w:t>
+      </w:r>
+      <w:r>
+        <w:rPr>
+          <w:rStyle w:val="Hyperlink"/>
+          <w:lang w:val="ru-RU"/>
+        </w:rPr>
+        <w:t>://</w:t>
+      </w:r>
+      <w:r>
+        <w:rPr>
+          <w:rStyle w:val="Hyperlink"/>
+          <w:lang w:val="en-GB"/>
+        </w:rPr>
+        <w:t>drive</w:t>
+      </w:r>
+      <w:r>
+        <w:rPr>
+          <w:rStyle w:val="Hyperlink"/>
+          <w:lang w:val="ru-RU"/>
+        </w:rPr>
+        <w:t>.</w:t>
+      </w:r>
+      <w:r>
+        <w:rPr>
+          <w:rStyle w:val="Hyperlink"/>
+          <w:lang w:val="en-GB"/>
+        </w:rPr>
+        <w:t>google</w:t>
+      </w:r>
+      <w:r>
+        <w:rPr>
+          <w:rStyle w:val="Hyperlink"/>
+          <w:lang w:val="ru-RU"/>
+        </w:rPr>
+        <w:t>.</w:t>
+      </w:r>
+      <w:r>
+        <w:rPr>
+          <w:rStyle w:val="Hyperlink"/>
+          <w:lang w:val="en-GB"/>
+        </w:rPr>
+        <w:t>com</w:t>
+      </w:r>
+      <w:r>
+        <w:rPr>
+          <w:rStyle w:val="Hyperlink"/>
+          <w:lang w:val="ru-RU"/>
+        </w:rPr>
+        <w:t>/</w:t>
+      </w:r>
+      <w:r>
+        <w:rPr>
+          <w:rStyle w:val="Hyperlink"/>
+          <w:lang w:val="en-GB"/>
+        </w:rPr>
+        <w:t>file</w:t>
+      </w:r>
+      <w:r>
+        <w:rPr>
+          <w:rStyle w:val="Hyperlink"/>
+          <w:lang w:val="ru-RU"/>
+        </w:rPr>
+        <w:t>/</w:t>
+      </w:r>
+      <w:r>
+        <w:rPr>
+          <w:rStyle w:val="Hyperlink"/>
+          <w:lang w:val="en-GB"/>
+        </w:rPr>
+        <w:t>d</w:t>
+      </w:r>
+      <w:r>
+        <w:rPr>
+          <w:rStyle w:val="Hyperlink"/>
+          <w:lang w:val="ru-RU"/>
+        </w:rPr>
+        <w:t>/1</w:t>
+      </w:r>
+      <w:proofErr w:type="spellStart"/>
+      <w:r>
+        <w:rPr>
+          <w:rStyle w:val="Hyperlink"/>
+          <w:lang w:val="en-GB"/>
+        </w:rPr>
+        <w:t>hvcU</w:t>
+      </w:r>
+      <w:proofErr w:type="spellEnd"/>
+      <w:r>
+        <w:rPr>
+          <w:rStyle w:val="Hyperlink"/>
+          <w:lang w:val="ru-RU"/>
+        </w:rPr>
+        <w:t>88</w:t>
+      </w:r>
+      <w:proofErr w:type="spellStart"/>
+      <w:r>
+        <w:rPr>
+          <w:rStyle w:val="Hyperlink"/>
+          <w:lang w:val="en-GB"/>
+        </w:rPr>
+        <w:t>JyLGeU</w:t>
+      </w:r>
+      <w:proofErr w:type="spellEnd"/>
+      <w:r>
+        <w:rPr>
+          <w:rStyle w:val="Hyperlink"/>
+          <w:lang w:val="ru-RU"/>
+        </w:rPr>
+        <w:t>65</w:t>
+      </w:r>
+      <w:r>
+        <w:rPr>
+          <w:rStyle w:val="Hyperlink"/>
+          <w:lang w:val="en-GB"/>
+        </w:rPr>
+        <w:t>K</w:t>
+      </w:r>
+      <w:r>
+        <w:rPr>
+          <w:rStyle w:val="Hyperlink"/>
+          <w:lang w:val="ru-RU"/>
+        </w:rPr>
+        <w:t>9</w:t>
+      </w:r>
+      <w:r>
+        <w:rPr>
+          <w:rStyle w:val="Hyperlink"/>
+          <w:lang w:val="en-GB"/>
+        </w:rPr>
+        <w:t>t</w:t>
+      </w:r>
+      <w:r>
+        <w:rPr>
+          <w:rStyle w:val="Hyperlink"/>
+          <w:lang w:val="ru-RU"/>
+        </w:rPr>
+        <w:t>6</w:t>
+      </w:r>
+      <w:r>
+        <w:rPr>
+          <w:rStyle w:val="Hyperlink"/>
+          <w:lang w:val="en-GB"/>
+        </w:rPr>
+        <w:t>Lo</w:t>
+      </w:r>
+      <w:r>
+        <w:rPr>
+          <w:rStyle w:val="Hyperlink"/>
+          <w:lang w:val="ru-RU"/>
+        </w:rPr>
+        <w:t>-</w:t>
+      </w:r>
+      <w:proofErr w:type="spellStart"/>
+      <w:r>
+        <w:rPr>
+          <w:rStyle w:val="Hyperlink"/>
+          <w:lang w:val="en-GB"/>
+        </w:rPr>
+        <w:t>czU</w:t>
+      </w:r>
+      <w:proofErr w:type="spellEnd"/>
+      <w:r>
+        <w:rPr>
+          <w:rStyle w:val="Hyperlink"/>
+          <w:lang w:val="ru-RU"/>
+        </w:rPr>
+        <w:t>3</w:t>
+      </w:r>
+      <w:proofErr w:type="spellStart"/>
+      <w:r>
+        <w:rPr>
+          <w:rStyle w:val="Hyperlink"/>
+          <w:lang w:val="en-GB"/>
+        </w:rPr>
+        <w:t>rQ</w:t>
+      </w:r>
+      <w:proofErr w:type="spellEnd"/>
+      <w:r>
+        <w:rPr>
+          <w:rStyle w:val="Hyperlink"/>
+          <w:lang w:val="ru-RU"/>
+        </w:rPr>
+        <w:t>3</w:t>
+      </w:r>
+      <w:proofErr w:type="spellStart"/>
+      <w:r>
+        <w:rPr>
+          <w:rStyle w:val="Hyperlink"/>
+          <w:lang w:val="en-GB"/>
+        </w:rPr>
+        <w:t>Bggb</w:t>
+      </w:r>
+      <w:proofErr w:type="spellEnd"/>
+      <w:r>
+        <w:rPr>
+          <w:rStyle w:val="Hyperlink"/>
+          <w:lang w:val="ru-RU"/>
+        </w:rPr>
+        <w:t>/</w:t>
+      </w:r>
+      <w:r>
+        <w:rPr>
+          <w:rStyle w:val="Hyperlink"/>
+          <w:lang w:val="en-GB"/>
+        </w:rPr>
+        <w:t>view</w:t>
+      </w:r>
+      <w:r>
+        <w:rPr>
+          <w:rStyle w:val="Hyperlink"/>
+          <w:lang w:val="ru-RU"/>
+        </w:rPr>
+        <w:t>?</w:t>
+      </w:r>
+      <w:proofErr w:type="spellStart"/>
+      <w:r>
+        <w:rPr>
+          <w:rStyle w:val="Hyperlink"/>
+          <w:lang w:val="en-GB"/>
+        </w:rPr>
+        <w:t>usp</w:t>
+      </w:r>
+      <w:proofErr w:type="spellEnd"/>
+      <w:r>
+        <w:rPr>
+          <w:rStyle w:val="Hyperlink"/>
+          <w:lang w:val="ru-RU"/>
+        </w:rPr>
+        <w:t>=</w:t>
+      </w:r>
+      <w:r>
+        <w:rPr>
+          <w:rStyle w:val="Hyperlink"/>
+          <w:lang w:val="en-GB"/>
+        </w:rPr>
+        <w:t>sharing</w:t>
+      </w:r>
+      <w:r>
+        <w:fldChar w:fldCharType="end"/>
+      </w:r>
     </w:p>
     <w:p>
       <w:pPr>
@@ -5590,7 +5627,25 @@
         <w:t xml:space="preserve">Висновок: </w:t>
       </w:r>
       <w:r>
-        <w:t>У ході лабораторної роботи було реалізовано класифікацію зображень двох класів (коти та собаки) за допомогою згорткової нейронної мережі (CNN). Датасет складався з 519 зображень котів та 530 зображень собак. Дані були завантажені з Google Drive, зчитані та відображені, перевірені на допустимі розширення (залишено лише jpeg). Датасет нормалізовано до діапазону [0.0, 1.0] та розподілено: 70% — тренувальні, 15% — валідаційні, 15% — тестові. CNN-мережа містить чотири блоки Conv2D + BatchNormalization + MaxPooling2D, а також Dense-шари з Dropout для регуляризації. Навчання проводилось протягом 15 епох з використанням EarlyStopping та ReduceLROnPlateau. Результати тестування: точність 100%, loss 0.0256, що свідчить про ефективну роботу CNN для бінарної класифікації зображень.</w:t>
+        <w:t xml:space="preserve">У ході лабораторної роботи було реалізовано класифікацію зображень двох класів (коти та собаки) за допомогою згорткової нейронної мережі (CNN). Датасет складався з 519 зображень котів та 530 зображень собак. Дані були завантажені з Google Drive, зчитані та відображені, перевірені на допустимі розширення (залишено лише jpeg). Датасет нормалізовано до діапазону [0.0, 1.0] та розподілено: 70% </w:t>
+      </w:r>
+      <w:r>
+        <w:t>-</w:t>
+      </w:r>
+      <w:r>
+        <w:t xml:space="preserve"> тренувальні, 15% </w:t>
+      </w:r>
+      <w:r>
+        <w:t>-</w:t>
+      </w:r>
+      <w:r>
+        <w:t xml:space="preserve"> валідаційні, 15% </w:t>
+      </w:r>
+      <w:r>
+        <w:t>-</w:t>
+      </w:r>
+      <w:r>
+        <w:t xml:space="preserve"> тестові. CNN-мережа містить чотири блоки Conv2D + BatchNormalization + MaxPooling2D, а також Dense-шари з Dropout для регуляризації. Навчання проводилось протягом 15 епох з використанням EarlyStopping та ReduceLROnPlateau. Результати тестування: точність 100%, loss 0.0256, що свідчить про ефективну роботу CNN для бінарної класифікації зображень.</w:t>
       </w:r>
     </w:p>
     <w:p>
@@ -5600,8 +5655,8 @@
       </w:pPr>
     </w:p>
     <w:sectPr>
-      <w:headerReference w:type="default" r:id="rId15"/>
-      <w:headerReference w:type="first" r:id="rId16"/>
+      <w:headerReference w:type="default" r:id="rId14"/>
+      <w:headerReference w:type="first" r:id="rId15"/>
       <w:type w:val="continuous"/>
       <w:pgSz w:w="11906" w:h="16838"/>
       <w:pgMar w:top="567" w:right="567" w:bottom="1418" w:left="1418" w:header="709" w:footer="709" w:gutter="0"/>
@@ -6707,16 +6762,7 @@
                                     <w:sz w:val="22"/>
                                     <w:szCs w:val="22"/>
                                   </w:rPr>
-                                  <w:t xml:space="preserve">ДУ </w:t>
-                                </w:r>
-                                <w:r>
-                                  <w:rPr>
-                                    <w:rFonts w:ascii="ISOCPEUR" w:hAnsi="ISOCPEUR"/>
-                                    <w:i/>
-                                    <w:sz w:val="22"/>
-                                    <w:szCs w:val="22"/>
-                                  </w:rPr>
-                                  <w:t>«Житомирська політехніка».</w:t>
+                                  <w:t>ДУ «Житомирська політехніка».</w:t>
                                 </w:r>
                                 <w:r>
                                   <w:rPr>
@@ -7202,16 +7248,7 @@
                               <w:sz w:val="22"/>
                               <w:szCs w:val="22"/>
                             </w:rPr>
-                            <w:t xml:space="preserve">ДУ </w:t>
-                          </w:r>
-                          <w:r>
-                            <w:rPr>
-                              <w:rFonts w:ascii="ISOCPEUR" w:hAnsi="ISOCPEUR"/>
-                              <w:i/>
-                              <w:sz w:val="22"/>
-                              <w:szCs w:val="22"/>
-                            </w:rPr>
-                            <w:t>«Житомирська політехніка».</w:t>
+                            <w:t>ДУ «Житомирська політехніка».</w:t>
                           </w:r>
                           <w:r>
                             <w:rPr>
@@ -8233,16 +8270,7 @@
                                 <w:sz w:val="25"/>
                                 <w:szCs w:val="25"/>
                               </w:rPr>
-                              <w:t xml:space="preserve"> </w:t>
-                            </w:r>
-                            <w:r>
-                              <w:rPr>
-                                <w:rFonts w:ascii="ISOCPEUR" w:hAnsi="ISOCPEUR"/>
-                                <w:i/>
-                                <w:sz w:val="25"/>
-                                <w:szCs w:val="25"/>
-                              </w:rPr>
-                              <w:t>«Житомирська політехніка»</w:t>
+                              <w:t xml:space="preserve"> «Житомирська політехніка»</w:t>
                             </w:r>
                             <w:r>
                               <w:rPr>
@@ -9977,16 +10005,7 @@
                           <w:sz w:val="25"/>
                           <w:szCs w:val="25"/>
                         </w:rPr>
-                        <w:t xml:space="preserve"> </w:t>
-                      </w:r>
-                      <w:r>
-                        <w:rPr>
-                          <w:rFonts w:ascii="ISOCPEUR" w:hAnsi="ISOCPEUR"/>
-                          <w:i/>
-                          <w:sz w:val="25"/>
-                          <w:szCs w:val="25"/>
-                        </w:rPr>
-                        <w:t>«Житомирська політехніка»</w:t>
+                        <w:t xml:space="preserve"> «Житомирська політехніка»</w:t>
                       </w:r>
                       <w:r>
                         <w:rPr>
@@ -12832,6 +12851,7 @@
   <w:style w:type="character" w:default="1" w:styleId="DefaultParagraphFont">
     <w:name w:val="Default Paragraph Font"/>
     <w:uiPriority w:val="1"/>
+    <w:semiHidden/>
     <w:unhideWhenUsed/>
   </w:style>
   <w:style w:type="table" w:default="1" w:styleId="TableNormal">

--- a/Lab03/Lab03_Neural-Networks.docx
+++ b/Lab03/Lab03_Neural-Networks.docx
@@ -28,7 +28,7 @@
           <w:szCs w:val="28"/>
           <w:lang w:val="ru-RU"/>
         </w:rPr>
-        <w:t>2</w:t>
+        <w:t>3</w:t>
       </w:r>
     </w:p>
     <w:p>
@@ -5358,261 +5358,251 @@
         </w:rPr>
         <w:t xml:space="preserve">: </w:t>
       </w:r>
-      <w:r>
-        <w:fldChar w:fldCharType="begin"/>
-      </w:r>
-      <w:r>
-        <w:instrText>HYPERLINK "https://drive.google.com/file/d/1hvcU88JyLGeU65K9t6Lo-czU3rQ3Bggb/view?usp=sharing"</w:instrText>
-      </w:r>
-      <w:r>
-        <w:fldChar w:fldCharType="separate"/>
-      </w:r>
-      <w:r>
-        <w:rPr>
-          <w:rStyle w:val="Hyperlink"/>
-          <w:lang w:val="en-GB"/>
-        </w:rPr>
-        <w:t>https</w:t>
-      </w:r>
-      <w:r>
-        <w:rPr>
-          <w:rStyle w:val="Hyperlink"/>
-          <w:lang w:val="ru-RU"/>
-        </w:rPr>
-        <w:t>://</w:t>
-      </w:r>
-      <w:r>
-        <w:rPr>
-          <w:rStyle w:val="Hyperlink"/>
-          <w:lang w:val="en-GB"/>
-        </w:rPr>
-        <w:t>drive</w:t>
-      </w:r>
-      <w:r>
-        <w:rPr>
-          <w:rStyle w:val="Hyperlink"/>
-          <w:lang w:val="ru-RU"/>
-        </w:rPr>
-        <w:t>.</w:t>
-      </w:r>
-      <w:r>
-        <w:rPr>
-          <w:rStyle w:val="Hyperlink"/>
-          <w:lang w:val="en-GB"/>
-        </w:rPr>
-        <w:t>google</w:t>
-      </w:r>
-      <w:r>
-        <w:rPr>
-          <w:rStyle w:val="Hyperlink"/>
-          <w:lang w:val="ru-RU"/>
-        </w:rPr>
-        <w:t>.</w:t>
-      </w:r>
-      <w:r>
-        <w:rPr>
-          <w:rStyle w:val="Hyperlink"/>
-          <w:lang w:val="en-GB"/>
-        </w:rPr>
-        <w:t>com</w:t>
-      </w:r>
-      <w:r>
-        <w:rPr>
-          <w:rStyle w:val="Hyperlink"/>
-          <w:lang w:val="ru-RU"/>
-        </w:rPr>
-        <w:t>/</w:t>
-      </w:r>
-      <w:r>
-        <w:rPr>
-          <w:rStyle w:val="Hyperlink"/>
-          <w:lang w:val="en-GB"/>
-        </w:rPr>
-        <w:t>file</w:t>
-      </w:r>
-      <w:r>
-        <w:rPr>
-          <w:rStyle w:val="Hyperlink"/>
-          <w:lang w:val="ru-RU"/>
-        </w:rPr>
-        <w:t>/</w:t>
-      </w:r>
-      <w:r>
-        <w:rPr>
-          <w:rStyle w:val="Hyperlink"/>
-          <w:lang w:val="en-GB"/>
-        </w:rPr>
-        <w:t>d</w:t>
-      </w:r>
-      <w:r>
-        <w:rPr>
-          <w:rStyle w:val="Hyperlink"/>
-          <w:lang w:val="ru-RU"/>
-        </w:rPr>
-        <w:t>/1</w:t>
-      </w:r>
-      <w:proofErr w:type="spellStart"/>
-      <w:r>
-        <w:rPr>
-          <w:rStyle w:val="Hyperlink"/>
-          <w:lang w:val="en-GB"/>
-        </w:rPr>
-        <w:t>hvcU</w:t>
-      </w:r>
-      <w:proofErr w:type="spellEnd"/>
-      <w:r>
-        <w:rPr>
-          <w:rStyle w:val="Hyperlink"/>
-          <w:lang w:val="ru-RU"/>
-        </w:rPr>
-        <w:t>88</w:t>
-      </w:r>
-      <w:proofErr w:type="spellStart"/>
-      <w:r>
-        <w:rPr>
-          <w:rStyle w:val="Hyperlink"/>
-          <w:lang w:val="en-GB"/>
-        </w:rPr>
-        <w:t>JyLGeU</w:t>
-      </w:r>
-      <w:proofErr w:type="spellEnd"/>
-      <w:r>
-        <w:rPr>
-          <w:rStyle w:val="Hyperlink"/>
-          <w:lang w:val="ru-RU"/>
-        </w:rPr>
-        <w:t>65</w:t>
-      </w:r>
-      <w:r>
-        <w:rPr>
-          <w:rStyle w:val="Hyperlink"/>
-          <w:lang w:val="en-GB"/>
-        </w:rPr>
-        <w:t>K</w:t>
-      </w:r>
-      <w:r>
-        <w:rPr>
-          <w:rStyle w:val="Hyperlink"/>
-          <w:lang w:val="ru-RU"/>
-        </w:rPr>
-        <w:t>9</w:t>
-      </w:r>
-      <w:r>
-        <w:rPr>
-          <w:rStyle w:val="Hyperlink"/>
-          <w:lang w:val="en-GB"/>
-        </w:rPr>
-        <w:t>t</w:t>
-      </w:r>
-      <w:r>
-        <w:rPr>
-          <w:rStyle w:val="Hyperlink"/>
-          <w:lang w:val="ru-RU"/>
-        </w:rPr>
-        <w:t>6</w:t>
-      </w:r>
-      <w:r>
-        <w:rPr>
-          <w:rStyle w:val="Hyperlink"/>
-          <w:lang w:val="en-GB"/>
-        </w:rPr>
-        <w:t>Lo</w:t>
-      </w:r>
-      <w:r>
-        <w:rPr>
-          <w:rStyle w:val="Hyperlink"/>
-          <w:lang w:val="ru-RU"/>
-        </w:rPr>
-        <w:t>-</w:t>
-      </w:r>
-      <w:proofErr w:type="spellStart"/>
-      <w:r>
-        <w:rPr>
-          <w:rStyle w:val="Hyperlink"/>
-          <w:lang w:val="en-GB"/>
-        </w:rPr>
-        <w:t>czU</w:t>
-      </w:r>
-      <w:proofErr w:type="spellEnd"/>
-      <w:r>
-        <w:rPr>
-          <w:rStyle w:val="Hyperlink"/>
-          <w:lang w:val="ru-RU"/>
-        </w:rPr>
-        <w:t>3</w:t>
-      </w:r>
-      <w:proofErr w:type="spellStart"/>
-      <w:r>
-        <w:rPr>
-          <w:rStyle w:val="Hyperlink"/>
-          <w:lang w:val="en-GB"/>
-        </w:rPr>
-        <w:t>rQ</w:t>
-      </w:r>
-      <w:proofErr w:type="spellEnd"/>
-      <w:r>
-        <w:rPr>
-          <w:rStyle w:val="Hyperlink"/>
-          <w:lang w:val="ru-RU"/>
-        </w:rPr>
-        <w:t>3</w:t>
-      </w:r>
-      <w:proofErr w:type="spellStart"/>
-      <w:r>
-        <w:rPr>
-          <w:rStyle w:val="Hyperlink"/>
-          <w:lang w:val="en-GB"/>
-        </w:rPr>
-        <w:t>Bggb</w:t>
-      </w:r>
-      <w:proofErr w:type="spellEnd"/>
-      <w:r>
-        <w:rPr>
-          <w:rStyle w:val="Hyperlink"/>
-          <w:lang w:val="ru-RU"/>
-        </w:rPr>
-        <w:t>/</w:t>
-      </w:r>
-      <w:r>
-        <w:rPr>
-          <w:rStyle w:val="Hyperlink"/>
-          <w:lang w:val="en-GB"/>
-        </w:rPr>
-        <w:t>view</w:t>
-      </w:r>
-      <w:r>
-        <w:rPr>
-          <w:rStyle w:val="Hyperlink"/>
-          <w:lang w:val="ru-RU"/>
-        </w:rPr>
-        <w:t>?</w:t>
-      </w:r>
-      <w:proofErr w:type="spellStart"/>
-      <w:r>
-        <w:rPr>
-          <w:rStyle w:val="Hyperlink"/>
-          <w:lang w:val="en-GB"/>
-        </w:rPr>
-        <w:t>usp</w:t>
-      </w:r>
-      <w:proofErr w:type="spellEnd"/>
-      <w:r>
-        <w:rPr>
-          <w:rStyle w:val="Hyperlink"/>
-          <w:lang w:val="ru-RU"/>
-        </w:rPr>
-        <w:t>=</w:t>
-      </w:r>
-      <w:r>
-        <w:rPr>
-          <w:rStyle w:val="Hyperlink"/>
-          <w:lang w:val="en-GB"/>
-        </w:rPr>
-        <w:t>sharing</w:t>
-      </w:r>
-      <w:r>
-        <w:fldChar w:fldCharType="end"/>
-      </w:r>
+      <w:hyperlink r:id="rId14" w:history="1">
+        <w:r>
+          <w:rPr>
+            <w:rStyle w:val="Hyperlink"/>
+            <w:lang w:val="en-GB"/>
+          </w:rPr>
+          <w:t>https</w:t>
+        </w:r>
+        <w:r>
+          <w:rPr>
+            <w:rStyle w:val="Hyperlink"/>
+            <w:lang w:val="ru-RU"/>
+          </w:rPr>
+          <w:t>://</w:t>
+        </w:r>
+        <w:r>
+          <w:rPr>
+            <w:rStyle w:val="Hyperlink"/>
+            <w:lang w:val="en-GB"/>
+          </w:rPr>
+          <w:t>drive</w:t>
+        </w:r>
+        <w:r>
+          <w:rPr>
+            <w:rStyle w:val="Hyperlink"/>
+            <w:lang w:val="ru-RU"/>
+          </w:rPr>
+          <w:t>.</w:t>
+        </w:r>
+        <w:r>
+          <w:rPr>
+            <w:rStyle w:val="Hyperlink"/>
+            <w:lang w:val="en-GB"/>
+          </w:rPr>
+          <w:t>google</w:t>
+        </w:r>
+        <w:r>
+          <w:rPr>
+            <w:rStyle w:val="Hyperlink"/>
+            <w:lang w:val="ru-RU"/>
+          </w:rPr>
+          <w:t>.</w:t>
+        </w:r>
+        <w:r>
+          <w:rPr>
+            <w:rStyle w:val="Hyperlink"/>
+            <w:lang w:val="en-GB"/>
+          </w:rPr>
+          <w:t>com</w:t>
+        </w:r>
+        <w:r>
+          <w:rPr>
+            <w:rStyle w:val="Hyperlink"/>
+            <w:lang w:val="ru-RU"/>
+          </w:rPr>
+          <w:t>/</w:t>
+        </w:r>
+        <w:r>
+          <w:rPr>
+            <w:rStyle w:val="Hyperlink"/>
+            <w:lang w:val="en-GB"/>
+          </w:rPr>
+          <w:t>file</w:t>
+        </w:r>
+        <w:r>
+          <w:rPr>
+            <w:rStyle w:val="Hyperlink"/>
+            <w:lang w:val="ru-RU"/>
+          </w:rPr>
+          <w:t>/</w:t>
+        </w:r>
+        <w:r>
+          <w:rPr>
+            <w:rStyle w:val="Hyperlink"/>
+            <w:lang w:val="en-GB"/>
+          </w:rPr>
+          <w:t>d</w:t>
+        </w:r>
+        <w:r>
+          <w:rPr>
+            <w:rStyle w:val="Hyperlink"/>
+            <w:lang w:val="ru-RU"/>
+          </w:rPr>
+          <w:t>/1</w:t>
+        </w:r>
+        <w:proofErr w:type="spellStart"/>
+        <w:r>
+          <w:rPr>
+            <w:rStyle w:val="Hyperlink"/>
+            <w:lang w:val="en-GB"/>
+          </w:rPr>
+          <w:t>hvcU</w:t>
+        </w:r>
+        <w:proofErr w:type="spellEnd"/>
+        <w:r>
+          <w:rPr>
+            <w:rStyle w:val="Hyperlink"/>
+            <w:lang w:val="ru-RU"/>
+          </w:rPr>
+          <w:t>88</w:t>
+        </w:r>
+        <w:proofErr w:type="spellStart"/>
+        <w:r>
+          <w:rPr>
+            <w:rStyle w:val="Hyperlink"/>
+            <w:lang w:val="en-GB"/>
+          </w:rPr>
+          <w:t>JyLGeU</w:t>
+        </w:r>
+        <w:proofErr w:type="spellEnd"/>
+        <w:r>
+          <w:rPr>
+            <w:rStyle w:val="Hyperlink"/>
+            <w:lang w:val="ru-RU"/>
+          </w:rPr>
+          <w:t>65</w:t>
+        </w:r>
+        <w:r>
+          <w:rPr>
+            <w:rStyle w:val="Hyperlink"/>
+            <w:lang w:val="en-GB"/>
+          </w:rPr>
+          <w:t>K</w:t>
+        </w:r>
+        <w:r>
+          <w:rPr>
+            <w:rStyle w:val="Hyperlink"/>
+            <w:lang w:val="ru-RU"/>
+          </w:rPr>
+          <w:t>9</w:t>
+        </w:r>
+        <w:r>
+          <w:rPr>
+            <w:rStyle w:val="Hyperlink"/>
+            <w:lang w:val="en-GB"/>
+          </w:rPr>
+          <w:t>t</w:t>
+        </w:r>
+        <w:r>
+          <w:rPr>
+            <w:rStyle w:val="Hyperlink"/>
+            <w:lang w:val="ru-RU"/>
+          </w:rPr>
+          <w:t>6</w:t>
+        </w:r>
+        <w:r>
+          <w:rPr>
+            <w:rStyle w:val="Hyperlink"/>
+            <w:lang w:val="en-GB"/>
+          </w:rPr>
+          <w:t>Lo</w:t>
+        </w:r>
+        <w:r>
+          <w:rPr>
+            <w:rStyle w:val="Hyperlink"/>
+            <w:lang w:val="ru-RU"/>
+          </w:rPr>
+          <w:t>-</w:t>
+        </w:r>
+        <w:proofErr w:type="spellStart"/>
+        <w:r>
+          <w:rPr>
+            <w:rStyle w:val="Hyperlink"/>
+            <w:lang w:val="en-GB"/>
+          </w:rPr>
+          <w:t>czU</w:t>
+        </w:r>
+        <w:proofErr w:type="spellEnd"/>
+        <w:r>
+          <w:rPr>
+            <w:rStyle w:val="Hyperlink"/>
+            <w:lang w:val="ru-RU"/>
+          </w:rPr>
+          <w:t>3</w:t>
+        </w:r>
+        <w:proofErr w:type="spellStart"/>
+        <w:r>
+          <w:rPr>
+            <w:rStyle w:val="Hyperlink"/>
+            <w:lang w:val="en-GB"/>
+          </w:rPr>
+          <w:t>rQ</w:t>
+        </w:r>
+        <w:proofErr w:type="spellEnd"/>
+        <w:r>
+          <w:rPr>
+            <w:rStyle w:val="Hyperlink"/>
+            <w:lang w:val="ru-RU"/>
+          </w:rPr>
+          <w:t>3</w:t>
+        </w:r>
+        <w:proofErr w:type="spellStart"/>
+        <w:r>
+          <w:rPr>
+            <w:rStyle w:val="Hyperlink"/>
+            <w:lang w:val="en-GB"/>
+          </w:rPr>
+          <w:t>Bggb</w:t>
+        </w:r>
+        <w:proofErr w:type="spellEnd"/>
+        <w:r>
+          <w:rPr>
+            <w:rStyle w:val="Hyperlink"/>
+            <w:lang w:val="ru-RU"/>
+          </w:rPr>
+          <w:t>/</w:t>
+        </w:r>
+        <w:r>
+          <w:rPr>
+            <w:rStyle w:val="Hyperlink"/>
+            <w:lang w:val="en-GB"/>
+          </w:rPr>
+          <w:t>view</w:t>
+        </w:r>
+        <w:r>
+          <w:rPr>
+            <w:rStyle w:val="Hyperlink"/>
+            <w:lang w:val="ru-RU"/>
+          </w:rPr>
+          <w:t>?</w:t>
+        </w:r>
+        <w:proofErr w:type="spellStart"/>
+        <w:r>
+          <w:rPr>
+            <w:rStyle w:val="Hyperlink"/>
+            <w:lang w:val="en-GB"/>
+          </w:rPr>
+          <w:t>usp</w:t>
+        </w:r>
+        <w:proofErr w:type="spellEnd"/>
+        <w:r>
+          <w:rPr>
+            <w:rStyle w:val="Hyperlink"/>
+            <w:lang w:val="ru-RU"/>
+          </w:rPr>
+          <w:t>=</w:t>
+        </w:r>
+        <w:r>
+          <w:rPr>
+            <w:rStyle w:val="Hyperlink"/>
+            <w:lang w:val="en-GB"/>
+          </w:rPr>
+          <w:t>sharing</w:t>
+        </w:r>
+      </w:hyperlink>
     </w:p>
     <w:p>
       <w:pPr>
@@ -5655,8 +5645,8 @@
       </w:pPr>
     </w:p>
     <w:sectPr>
-      <w:headerReference w:type="default" r:id="rId14"/>
-      <w:headerReference w:type="first" r:id="rId15"/>
+      <w:headerReference w:type="default" r:id="rId15"/>
+      <w:headerReference w:type="first" r:id="rId16"/>
       <w:type w:val="continuous"/>
       <w:pgSz w:w="11906" w:h="16838"/>
       <w:pgMar w:top="567" w:right="567" w:bottom="1418" w:left="1418" w:header="709" w:footer="709" w:gutter="0"/>
